--- a/Tech_Document_06May.docx
+++ b/Tech_Document_06May.docx
@@ -118,7 +118,6 @@
         </w:rPr>
         <w:t>PostgreSQL (</w:t>
       </w:r>
-      <w:proofErr w:type="spellStart"/>
       <w:r>
         <w:rPr>
           <w:rFonts w:ascii="Courier New" w:hAnsi="Courier New" w:cs="Courier New"/>
@@ -128,7 +127,6 @@
         </w:rPr>
         <w:t>odts</w:t>
       </w:r>
-      <w:proofErr w:type="spellEnd"/>
       <w:r>
         <w:rPr>
           <w:rFonts w:ascii="Segoe UI" w:hAnsi="Segoe UI" w:cs="Segoe UI"/>
@@ -284,19 +282,8 @@
           <w:sz w:val="20"/>
           <w:szCs w:val="20"/>
         </w:rPr>
-        <w:t xml:space="preserve"> through </w:t>
-      </w:r>
-      <w:proofErr w:type="spellStart"/>
-      <w:r>
-        <w:rPr>
-          <w:rFonts w:ascii="Segoe UI" w:hAnsi="Segoe UI" w:cs="Segoe UI"/>
-          <w:color w:val="CCCCCC"/>
-          <w:sz w:val="20"/>
-          <w:szCs w:val="20"/>
-        </w:rPr>
-        <w:t>godaddy</w:t>
-      </w:r>
-      <w:proofErr w:type="spellEnd"/>
+        <w:t xml:space="preserve"> through godaddy</w:t>
+      </w:r>
     </w:p>
     <w:p>
       <w:pPr>
@@ -336,7 +323,6 @@
           <w:lang w:val="en-US"/>
         </w:rPr>
       </w:pPr>
-      <w:proofErr w:type="spellStart"/>
       <w:r>
         <w:rPr>
           <w:rFonts w:ascii="Calibri" w:hAnsi="Calibri" w:cs="Calibri"/>
@@ -349,7 +335,6 @@
         </w:rPr>
         <w:t>Github</w:t>
       </w:r>
-      <w:proofErr w:type="spellEnd"/>
     </w:p>
     <w:p>
       <w:pPr>
@@ -422,33 +407,7 @@
           <w:highlight w:val="yellow"/>
           <w:lang w:val="en-US"/>
         </w:rPr>
-        <w:t xml:space="preserve">GMAIL </w:t>
-      </w:r>
-      <w:proofErr w:type="gramStart"/>
-      <w:r>
-        <w:rPr>
-          <w:rFonts w:ascii="Calibri" w:hAnsi="Calibri" w:cs="Calibri"/>
-          <w:b/>
-          <w:bCs/>
-          <w:sz w:val="22"/>
-          <w:szCs w:val="22"/>
-          <w:highlight w:val="yellow"/>
-          <w:lang w:val="en-US"/>
-        </w:rPr>
-        <w:t>Email :</w:t>
-      </w:r>
-      <w:proofErr w:type="gramEnd"/>
-      <w:r>
-        <w:rPr>
-          <w:rFonts w:ascii="Calibri" w:hAnsi="Calibri" w:cs="Calibri"/>
-          <w:b/>
-          <w:bCs/>
-          <w:sz w:val="22"/>
-          <w:szCs w:val="22"/>
-          <w:highlight w:val="yellow"/>
-          <w:lang w:val="en-US"/>
-        </w:rPr>
-        <w:t xml:space="preserve"> </w:t>
+        <w:t xml:space="preserve">GMAIL Email : </w:t>
       </w:r>
       <w:hyperlink r:id="rId8" w:history="1">
         <w:r>
@@ -476,7 +435,6 @@
         </w:rPr>
         <w:t xml:space="preserve">, </w:t>
       </w:r>
-      <w:proofErr w:type="spellStart"/>
       <w:r>
         <w:rPr>
           <w:rFonts w:ascii="Calibri" w:hAnsi="Calibri" w:cs="Calibri"/>
@@ -485,18 +443,7 @@
           <w:szCs w:val="22"/>
           <w:highlight w:val="yellow"/>
         </w:rPr>
-        <w:t>Pwd</w:t>
-      </w:r>
-      <w:proofErr w:type="spellEnd"/>
-      <w:r>
-        <w:rPr>
-          <w:rFonts w:ascii="Calibri" w:hAnsi="Calibri" w:cs="Calibri"/>
-          <w:color w:val="111111"/>
-          <w:sz w:val="22"/>
-          <w:szCs w:val="22"/>
-          <w:highlight w:val="yellow"/>
-        </w:rPr>
-        <w:t xml:space="preserve">: same S@xxxx26 </w:t>
+        <w:t xml:space="preserve">Pwd: same S@xxxx26 </w:t>
       </w:r>
     </w:p>
     <w:p>
@@ -540,31 +487,7 @@
           <w:szCs w:val="22"/>
           <w:lang w:val="en-US"/>
         </w:rPr>
-        <w:t xml:space="preserve">Linked with </w:t>
-      </w:r>
-      <w:proofErr w:type="gramStart"/>
-      <w:r>
-        <w:rPr>
-          <w:rFonts w:ascii="Calibri" w:hAnsi="Calibri" w:cs="Calibri"/>
-          <w:b/>
-          <w:bCs/>
-          <w:sz w:val="22"/>
-          <w:szCs w:val="22"/>
-          <w:lang w:val="en-US"/>
-        </w:rPr>
-        <w:t>email :</w:t>
-      </w:r>
-      <w:proofErr w:type="gramEnd"/>
-      <w:r>
-        <w:rPr>
-          <w:rFonts w:ascii="Calibri" w:hAnsi="Calibri" w:cs="Calibri"/>
-          <w:b/>
-          <w:bCs/>
-          <w:sz w:val="22"/>
-          <w:szCs w:val="22"/>
-          <w:lang w:val="en-US"/>
-        </w:rPr>
-        <w:t xml:space="preserve"> amritajhs25@gmail.com</w:t>
+        <w:t>Linked with email : amritajhs25@gmail.com</w:t>
       </w:r>
     </w:p>
     <w:p>
@@ -710,27 +633,7 @@
           <w:szCs w:val="22"/>
           <w:lang w:val="en-US"/>
         </w:rPr>
-        <w:t xml:space="preserve">,  </w:t>
-      </w:r>
-      <w:proofErr w:type="spellStart"/>
-      <w:r>
-        <w:rPr>
-          <w:rFonts w:ascii="Calibri" w:hAnsi="Calibri" w:cs="Calibri"/>
-          <w:sz w:val="22"/>
-          <w:szCs w:val="22"/>
-          <w:lang w:val="en-US"/>
-        </w:rPr>
-        <w:t>pwd</w:t>
-      </w:r>
-      <w:proofErr w:type="spellEnd"/>
-      <w:r>
-        <w:rPr>
-          <w:rFonts w:ascii="Calibri" w:hAnsi="Calibri" w:cs="Calibri"/>
-          <w:sz w:val="22"/>
-          <w:szCs w:val="22"/>
-          <w:lang w:val="en-US"/>
-        </w:rPr>
-        <w:t xml:space="preserve">: </w:t>
+        <w:t xml:space="preserve">,  pwd: </w:t>
       </w:r>
       <w:r>
         <w:rPr>
@@ -919,27 +822,7 @@
           <w:szCs w:val="22"/>
           <w:lang w:val="en-US"/>
         </w:rPr>
-        <w:t xml:space="preserve">Model is linked to </w:t>
-      </w:r>
-      <w:proofErr w:type="gramStart"/>
-      <w:r>
-        <w:rPr>
-          <w:rFonts w:ascii="Calibri" w:hAnsi="Calibri" w:cs="Calibri"/>
-          <w:sz w:val="22"/>
-          <w:szCs w:val="22"/>
-          <w:lang w:val="en-US"/>
-        </w:rPr>
-        <w:t>Email :</w:t>
-      </w:r>
-      <w:proofErr w:type="gramEnd"/>
-      <w:r>
-        <w:rPr>
-          <w:rFonts w:ascii="Calibri" w:hAnsi="Calibri" w:cs="Calibri"/>
-          <w:sz w:val="22"/>
-          <w:szCs w:val="22"/>
-          <w:lang w:val="en-US"/>
-        </w:rPr>
-        <w:t xml:space="preserve"> </w:t>
+        <w:t xml:space="preserve">Model is linked to Email : </w:t>
       </w:r>
       <w:hyperlink r:id="rId12" w:history="1">
         <w:r>
@@ -1033,27 +916,7 @@
           <w:szCs w:val="22"/>
           <w:lang w:val="en-US"/>
         </w:rPr>
-        <w:t xml:space="preserve">I am </w:t>
-      </w:r>
-      <w:proofErr w:type="spellStart"/>
-      <w:r>
-        <w:rPr>
-          <w:rFonts w:ascii="Calibri" w:hAnsi="Calibri" w:cs="Calibri"/>
-          <w:sz w:val="22"/>
-          <w:szCs w:val="22"/>
-          <w:lang w:val="en-US"/>
-        </w:rPr>
-        <w:t>mochan</w:t>
-      </w:r>
-      <w:proofErr w:type="spellEnd"/>
-      <w:r>
-        <w:rPr>
-          <w:rFonts w:ascii="Calibri" w:hAnsi="Calibri" w:cs="Calibri"/>
-          <w:sz w:val="22"/>
-          <w:szCs w:val="22"/>
-          <w:lang w:val="en-US"/>
-        </w:rPr>
-        <w:t xml:space="preserve"> labs company which is used to service clients by build</w:t>
+        <w:t>I am mochan labs company which is used to service clients by build</w:t>
       </w:r>
       <w:r>
         <w:rPr>
@@ -1071,67 +934,7 @@
           <w:szCs w:val="22"/>
           <w:lang w:val="en-US"/>
         </w:rPr>
-        <w:t xml:space="preserve">ng websites, webapps, digital marketing, python scripts for automation and much more work. recently build web app in folder </w:t>
-      </w:r>
-      <w:proofErr w:type="spellStart"/>
-      <w:r>
-        <w:rPr>
-          <w:rFonts w:ascii="Calibri" w:hAnsi="Calibri" w:cs="Calibri"/>
-          <w:sz w:val="22"/>
-          <w:szCs w:val="22"/>
-          <w:lang w:val="en-US"/>
-        </w:rPr>
-        <w:t>order_tracking_system</w:t>
-      </w:r>
-      <w:proofErr w:type="spellEnd"/>
-      <w:r>
-        <w:rPr>
-          <w:rFonts w:ascii="Calibri" w:hAnsi="Calibri" w:cs="Calibri"/>
-          <w:sz w:val="22"/>
-          <w:szCs w:val="22"/>
-          <w:lang w:val="en-US"/>
-        </w:rPr>
-        <w:t xml:space="preserve"> and its up and running as well. </w:t>
-      </w:r>
-      <w:proofErr w:type="gramStart"/>
-      <w:r>
-        <w:rPr>
-          <w:rFonts w:ascii="Calibri" w:hAnsi="Calibri" w:cs="Calibri"/>
-          <w:sz w:val="22"/>
-          <w:szCs w:val="22"/>
-          <w:lang w:val="en-US"/>
-        </w:rPr>
-        <w:t>however</w:t>
-      </w:r>
-      <w:proofErr w:type="gramEnd"/>
-      <w:r>
-        <w:rPr>
-          <w:rFonts w:ascii="Calibri" w:hAnsi="Calibri" w:cs="Calibri"/>
-          <w:sz w:val="22"/>
-          <w:szCs w:val="22"/>
-          <w:lang w:val="en-US"/>
-        </w:rPr>
-        <w:t xml:space="preserve"> this app requires to enhance for much more work. read all the files to understand the technical flow and you can read readme.md file and if requires create your own .md file for keeping the context in future. next chat </w:t>
-      </w:r>
-      <w:proofErr w:type="spellStart"/>
-      <w:r>
-        <w:rPr>
-          <w:rFonts w:ascii="Calibri" w:hAnsi="Calibri" w:cs="Calibri"/>
-          <w:sz w:val="22"/>
-          <w:szCs w:val="22"/>
-          <w:lang w:val="en-US"/>
-        </w:rPr>
-        <w:t>i</w:t>
-      </w:r>
-      <w:proofErr w:type="spellEnd"/>
-      <w:r>
-        <w:rPr>
-          <w:rFonts w:ascii="Calibri" w:hAnsi="Calibri" w:cs="Calibri"/>
-          <w:sz w:val="22"/>
-          <w:szCs w:val="22"/>
-          <w:lang w:val="en-US"/>
-        </w:rPr>
-        <w:t xml:space="preserve"> will give you the functional context</w:t>
+        <w:t>ng websites, webapps, digital marketing, python scripts for automation and much more work. recently build web app in folder order_tracking_system and its up and running as well. however this app requires to enhance for much more work. read all the files to understand the technical flow and you can read readme.md file and if requires create your own .md file for keeping the context in future. next chat i will give you the functional context</w:t>
       </w:r>
       <w:r>
         <w:rPr>
@@ -1369,25 +1172,14 @@
         </w:rPr>
         <w:t xml:space="preserve">create a user with </w:t>
       </w:r>
-      <w:proofErr w:type="spellStart"/>
-      <w:r>
-        <w:rPr>
-          <w:rFonts w:ascii="Calibri" w:hAnsi="Calibri" w:cs="Calibri"/>
-          <w:sz w:val="22"/>
-          <w:szCs w:val="22"/>
-          <w:lang w:val="en-US"/>
-        </w:rPr>
-        <w:t>AdministratorAccess</w:t>
-      </w:r>
-      <w:proofErr w:type="spellEnd"/>
-      <w:r>
-        <w:rPr>
-          <w:rFonts w:ascii="Calibri" w:hAnsi="Calibri" w:cs="Calibri"/>
-          <w:sz w:val="22"/>
-          <w:szCs w:val="22"/>
-          <w:lang w:val="en-US"/>
-        </w:rPr>
-        <w:t xml:space="preserve">, access </w:t>
+      <w:r>
+        <w:rPr>
+          <w:rFonts w:ascii="Calibri" w:hAnsi="Calibri" w:cs="Calibri"/>
+          <w:sz w:val="22"/>
+          <w:szCs w:val="22"/>
+          <w:lang w:val="en-US"/>
+        </w:rPr>
+        <w:t xml:space="preserve">AdministratorAccess, access </w:t>
       </w:r>
       <w:r>
         <w:rPr>
@@ -1429,15 +1221,6 @@
           <w:lang w:val="en-US"/>
         </w:rPr>
         <w:tab/>
-      </w:r>
-      <w:proofErr w:type="spellStart"/>
-      <w:r>
-        <w:rPr>
-          <w:rFonts w:ascii="Calibri" w:hAnsi="Calibri" w:cs="Calibri"/>
-          <w:sz w:val="22"/>
-          <w:szCs w:val="22"/>
-          <w:lang w:val="en-US"/>
-        </w:rPr>
         <w:t>a</w:t>
       </w:r>
       <w:r>
@@ -1447,17 +1230,7 @@
           <w:szCs w:val="22"/>
           <w:lang w:val="en-US"/>
         </w:rPr>
-        <w:t>ws</w:t>
-      </w:r>
-      <w:proofErr w:type="spellEnd"/>
-      <w:r>
-        <w:rPr>
-          <w:rFonts w:ascii="Calibri" w:hAnsi="Calibri" w:cs="Calibri"/>
-          <w:sz w:val="22"/>
-          <w:szCs w:val="22"/>
-          <w:lang w:val="en-US"/>
-        </w:rPr>
-        <w:t xml:space="preserve"> configure</w:t>
+        <w:t>ws configure</w:t>
       </w:r>
     </w:p>
     <w:p>
@@ -1519,37 +1292,15 @@
         </w:rPr>
         <w:tab/>
       </w:r>
-      <w:proofErr w:type="spellStart"/>
-      <w:r>
-        <w:rPr>
-          <w:rFonts w:ascii="Calibri" w:hAnsi="Calibri" w:cs="Calibri"/>
-          <w:sz w:val="22"/>
-          <w:szCs w:val="22"/>
-          <w:lang w:val="en-US"/>
-        </w:rPr>
-        <w:t>eb</w:t>
-      </w:r>
-      <w:proofErr w:type="spellEnd"/>
-      <w:r>
-        <w:rPr>
-          <w:rFonts w:ascii="Calibri" w:hAnsi="Calibri" w:cs="Calibri"/>
-          <w:sz w:val="22"/>
-          <w:szCs w:val="22"/>
-          <w:lang w:val="en-US"/>
-        </w:rPr>
-        <w:t xml:space="preserve"> </w:t>
-      </w:r>
-      <w:proofErr w:type="spellStart"/>
-      <w:r>
-        <w:rPr>
-          <w:rFonts w:ascii="Calibri" w:hAnsi="Calibri" w:cs="Calibri"/>
-          <w:sz w:val="22"/>
-          <w:szCs w:val="22"/>
-          <w:lang w:val="en-US"/>
-        </w:rPr>
-        <w:t>init</w:t>
-      </w:r>
-      <w:proofErr w:type="spellEnd"/>
+      <w:r>
+        <w:rPr>
+          <w:rFonts w:ascii="Calibri" w:hAnsi="Calibri" w:cs="Calibri"/>
+          <w:sz w:val="22"/>
+          <w:szCs w:val="22"/>
+          <w:lang w:val="en-US"/>
+        </w:rPr>
+        <w:t>eb init</w:t>
+      </w:r>
     </w:p>
     <w:p>
       <w:pPr>
@@ -1573,73 +1324,51 @@
         </w:rPr>
         <w:tab/>
       </w:r>
-      <w:proofErr w:type="spellStart"/>
-      <w:r>
-        <w:rPr>
-          <w:rFonts w:ascii="Calibri" w:hAnsi="Calibri" w:cs="Calibri"/>
-          <w:sz w:val="22"/>
-          <w:szCs w:val="22"/>
-          <w:lang w:val="en-US"/>
-        </w:rPr>
-        <w:t>eb</w:t>
-      </w:r>
-      <w:proofErr w:type="spellEnd"/>
-      <w:r>
-        <w:rPr>
-          <w:rFonts w:ascii="Calibri" w:hAnsi="Calibri" w:cs="Calibri"/>
-          <w:sz w:val="22"/>
-          <w:szCs w:val="22"/>
-          <w:lang w:val="en-US"/>
-        </w:rPr>
-        <w:t xml:space="preserve"> ssh</w:t>
-      </w:r>
-    </w:p>
-    <w:p>
-      <w:pPr>
-        <w:tabs>
-          <w:tab w:val="left" w:pos="1611"/>
-        </w:tabs>
-        <w:ind w:left="720"/>
-        <w:rPr>
-          <w:rFonts w:ascii="Calibri" w:hAnsi="Calibri" w:cs="Calibri"/>
-          <w:sz w:val="22"/>
-          <w:szCs w:val="22"/>
-          <w:lang w:val="en-US"/>
-        </w:rPr>
-      </w:pPr>
-    </w:p>
-    <w:p>
-      <w:pPr>
-        <w:tabs>
-          <w:tab w:val="left" w:pos="1611"/>
-        </w:tabs>
-        <w:ind w:left="720"/>
-        <w:rPr>
-          <w:rFonts w:ascii="Calibri" w:hAnsi="Calibri" w:cs="Calibri"/>
-          <w:sz w:val="22"/>
-          <w:szCs w:val="22"/>
-          <w:lang w:val="en-US"/>
-        </w:rPr>
-      </w:pPr>
-      <w:proofErr w:type="spellStart"/>
-      <w:r>
-        <w:rPr>
-          <w:rFonts w:ascii="Calibri" w:hAnsi="Calibri" w:cs="Calibri"/>
-          <w:sz w:val="22"/>
-          <w:szCs w:val="22"/>
-          <w:lang w:val="en-US"/>
-        </w:rPr>
-        <w:t>eb</w:t>
-      </w:r>
-      <w:proofErr w:type="spellEnd"/>
-      <w:r>
-        <w:rPr>
-          <w:rFonts w:ascii="Calibri" w:hAnsi="Calibri" w:cs="Calibri"/>
-          <w:sz w:val="22"/>
-          <w:szCs w:val="22"/>
-          <w:lang w:val="en-US"/>
-        </w:rPr>
-        <w:t xml:space="preserve"> ssh allows you to ssh into ec2 machine</w:t>
+      <w:r>
+        <w:rPr>
+          <w:rFonts w:ascii="Calibri" w:hAnsi="Calibri" w:cs="Calibri"/>
+          <w:sz w:val="22"/>
+          <w:szCs w:val="22"/>
+          <w:lang w:val="en-US"/>
+        </w:rPr>
+        <w:t>eb ssh</w:t>
+      </w:r>
+    </w:p>
+    <w:p>
+      <w:pPr>
+        <w:tabs>
+          <w:tab w:val="left" w:pos="1611"/>
+        </w:tabs>
+        <w:ind w:left="720"/>
+        <w:rPr>
+          <w:rFonts w:ascii="Calibri" w:hAnsi="Calibri" w:cs="Calibri"/>
+          <w:sz w:val="22"/>
+          <w:szCs w:val="22"/>
+          <w:lang w:val="en-US"/>
+        </w:rPr>
+      </w:pPr>
+    </w:p>
+    <w:p>
+      <w:pPr>
+        <w:tabs>
+          <w:tab w:val="left" w:pos="1611"/>
+        </w:tabs>
+        <w:ind w:left="720"/>
+        <w:rPr>
+          <w:rFonts w:ascii="Calibri" w:hAnsi="Calibri" w:cs="Calibri"/>
+          <w:sz w:val="22"/>
+          <w:szCs w:val="22"/>
+          <w:lang w:val="en-US"/>
+        </w:rPr>
+      </w:pPr>
+      <w:r>
+        <w:rPr>
+          <w:rFonts w:ascii="Calibri" w:hAnsi="Calibri" w:cs="Calibri"/>
+          <w:sz w:val="22"/>
+          <w:szCs w:val="22"/>
+          <w:lang w:val="en-US"/>
+        </w:rPr>
+        <w:t>eb ssh allows you to ssh into ec2 machine</w:t>
       </w:r>
     </w:p>
     <w:p>
@@ -1710,7 +1439,6 @@
           <w:shd w:val="clear" w:color="auto" w:fill="F8F8F8"/>
         </w:rPr>
       </w:pPr>
-      <w:proofErr w:type="spellStart"/>
       <w:r>
         <w:rPr>
           <w:rFonts w:ascii="Monaco" w:hAnsi="Monaco"/>
@@ -1719,106 +1447,7 @@
           <w:szCs w:val="20"/>
           <w:shd w:val="clear" w:color="auto" w:fill="F8F8F8"/>
         </w:rPr>
-        <w:t>psql</w:t>
-      </w:r>
-      <w:proofErr w:type="spellEnd"/>
-      <w:r>
-        <w:rPr>
-          <w:rFonts w:ascii="Monaco" w:hAnsi="Monaco"/>
-          <w:color w:val="0F141A"/>
-          <w:sz w:val="20"/>
-          <w:szCs w:val="20"/>
-          <w:shd w:val="clear" w:color="auto" w:fill="F8F8F8"/>
-        </w:rPr>
-        <w:t xml:space="preserve"> "host=$RDSHOST port=5432 </w:t>
-      </w:r>
-      <w:proofErr w:type="spellStart"/>
-      <w:r>
-        <w:rPr>
-          <w:rFonts w:ascii="Monaco" w:hAnsi="Monaco"/>
-          <w:color w:val="0F141A"/>
-          <w:sz w:val="20"/>
-          <w:szCs w:val="20"/>
-          <w:shd w:val="clear" w:color="auto" w:fill="F8F8F8"/>
-        </w:rPr>
-        <w:t>dbname</w:t>
-      </w:r>
-      <w:proofErr w:type="spellEnd"/>
-      <w:r>
-        <w:rPr>
-          <w:rFonts w:ascii="Monaco" w:hAnsi="Monaco"/>
-          <w:color w:val="0F141A"/>
-          <w:sz w:val="20"/>
-          <w:szCs w:val="20"/>
-          <w:shd w:val="clear" w:color="auto" w:fill="F8F8F8"/>
-        </w:rPr>
-        <w:t>=</w:t>
-      </w:r>
-      <w:proofErr w:type="spellStart"/>
-      <w:r>
-        <w:rPr>
-          <w:rFonts w:ascii="Monaco" w:hAnsi="Monaco"/>
-          <w:color w:val="0F141A"/>
-          <w:sz w:val="20"/>
-          <w:szCs w:val="20"/>
-          <w:shd w:val="clear" w:color="auto" w:fill="F8F8F8"/>
-        </w:rPr>
-        <w:t>ebdb</w:t>
-      </w:r>
-      <w:proofErr w:type="spellEnd"/>
-      <w:r>
-        <w:rPr>
-          <w:rFonts w:ascii="Monaco" w:hAnsi="Monaco"/>
-          <w:color w:val="0F141A"/>
-          <w:sz w:val="20"/>
-          <w:szCs w:val="20"/>
-          <w:shd w:val="clear" w:color="auto" w:fill="F8F8F8"/>
-        </w:rPr>
-        <w:t xml:space="preserve"> user=</w:t>
-      </w:r>
-      <w:proofErr w:type="spellStart"/>
-      <w:r>
-        <w:rPr>
-          <w:rFonts w:ascii="Monaco" w:hAnsi="Monaco"/>
-          <w:color w:val="0F141A"/>
-          <w:sz w:val="20"/>
-          <w:szCs w:val="20"/>
-          <w:shd w:val="clear" w:color="auto" w:fill="F8F8F8"/>
-        </w:rPr>
-        <w:t>odtsadmin</w:t>
-      </w:r>
-      <w:proofErr w:type="spellEnd"/>
-      <w:r>
-        <w:rPr>
-          <w:rFonts w:ascii="Monaco" w:hAnsi="Monaco"/>
-          <w:color w:val="0F141A"/>
-          <w:sz w:val="20"/>
-          <w:szCs w:val="20"/>
-          <w:shd w:val="clear" w:color="auto" w:fill="F8F8F8"/>
-        </w:rPr>
-        <w:t xml:space="preserve"> </w:t>
-      </w:r>
-      <w:proofErr w:type="spellStart"/>
-      <w:r>
-        <w:rPr>
-          <w:rFonts w:ascii="Monaco" w:hAnsi="Monaco"/>
-          <w:color w:val="0F141A"/>
-          <w:sz w:val="20"/>
-          <w:szCs w:val="20"/>
-          <w:shd w:val="clear" w:color="auto" w:fill="F8F8F8"/>
-        </w:rPr>
-        <w:t>sslmode</w:t>
-      </w:r>
-      <w:proofErr w:type="spellEnd"/>
-      <w:r>
-        <w:rPr>
-          <w:rFonts w:ascii="Monaco" w:hAnsi="Monaco"/>
-          <w:color w:val="0F141A"/>
-          <w:sz w:val="20"/>
-          <w:szCs w:val="20"/>
-          <w:shd w:val="clear" w:color="auto" w:fill="F8F8F8"/>
-        </w:rPr>
-        <w:t>= require"</w:t>
+        <w:t>psql "host=$RDSHOST port=5432 dbname=ebdb user=odtsadmin sslmode= require"</w:t>
       </w:r>
     </w:p>
     <w:p>
@@ -1894,33 +1523,7 @@
           <w:u w:val="single"/>
           <w:shd w:val="clear" w:color="auto" w:fill="F8F8F8"/>
         </w:rPr>
-        <w:t xml:space="preserve">RDS </w:t>
-      </w:r>
-      <w:proofErr w:type="spellStart"/>
-      <w:r>
-        <w:rPr>
-          <w:rFonts w:ascii="Monaco" w:hAnsi="Monaco"/>
-          <w:color w:val="0F141A"/>
-          <w:sz w:val="20"/>
-          <w:szCs w:val="20"/>
-          <w:highlight w:val="yellow"/>
-          <w:u w:val="single"/>
-          <w:shd w:val="clear" w:color="auto" w:fill="F8F8F8"/>
-        </w:rPr>
-        <w:t>db</w:t>
-      </w:r>
-      <w:proofErr w:type="spellEnd"/>
-      <w:r>
-        <w:rPr>
-          <w:rFonts w:ascii="Monaco" w:hAnsi="Monaco"/>
-          <w:color w:val="0F141A"/>
-          <w:sz w:val="20"/>
-          <w:szCs w:val="20"/>
-          <w:highlight w:val="yellow"/>
-          <w:u w:val="single"/>
-          <w:shd w:val="clear" w:color="auto" w:fill="F8F8F8"/>
-        </w:rPr>
-        <w:t xml:space="preserve"> object creation:</w:t>
+        <w:t>RDS db object creation:</w:t>
       </w:r>
     </w:p>
     <w:p>
@@ -1945,18 +1548,8 @@
           <w:bCs/>
           <w:color w:val="000000"/>
         </w:rPr>
-        <w:t xml:space="preserve">Create a dump file from </w:t>
-      </w:r>
-      <w:proofErr w:type="spellStart"/>
-      <w:r>
-        <w:rPr>
-          <w:b/>
-          <w:bCs/>
-          <w:color w:val="000000"/>
-        </w:rPr>
-        <w:t>postgres</w:t>
-      </w:r>
-      <w:proofErr w:type="spellEnd"/>
+        <w:t>Create a dump file from postgres</w:t>
+      </w:r>
     </w:p>
     <w:p>
       <w:pPr>
@@ -1977,7 +1570,6 @@
         </w:rPr>
         <w:t> </w:t>
       </w:r>
-      <w:proofErr w:type="spellStart"/>
       <w:r>
         <w:rPr>
           <w:rStyle w:val="whitespace-normal"/>
@@ -1986,7 +1578,6 @@
         </w:rPr>
         <w:t>pgAdmin</w:t>
       </w:r>
-      <w:proofErr w:type="spellEnd"/>
     </w:p>
     <w:p>
       <w:pPr>
@@ -2083,14 +1674,12 @@
           <w:color w:val="000000"/>
         </w:rPr>
       </w:pPr>
-      <w:proofErr w:type="spellStart"/>
       <w:r>
         <w:rPr>
           <w:color w:val="000000"/>
         </w:rPr>
         <w:t>pg_dump</w:t>
       </w:r>
-      <w:proofErr w:type="spellEnd"/>
       <w:r>
         <w:rPr>
           <w:rStyle w:val="apple-converted-space"/>
@@ -2139,14 +1728,12 @@
         </w:rPr>
         <w:t> </w:t>
       </w:r>
-      <w:proofErr w:type="spellStart"/>
       <w:r>
         <w:rPr>
           <w:color w:val="000000"/>
         </w:rPr>
         <w:t>dbname</w:t>
       </w:r>
-      <w:proofErr w:type="spellEnd"/>
       <w:r>
         <w:rPr>
           <w:rStyle w:val="apple-converted-space"/>
@@ -2168,14 +1755,12 @@
         </w:rPr>
         <w:t> </w:t>
       </w:r>
-      <w:proofErr w:type="spellStart"/>
       <w:r>
         <w:rPr>
           <w:color w:val="000000"/>
         </w:rPr>
         <w:t>dump.sql</w:t>
       </w:r>
-      <w:proofErr w:type="spellEnd"/>
     </w:p>
     <w:p>
       <w:pPr>
@@ -2218,14 +1803,12 @@
           <w:color w:val="000000"/>
         </w:rPr>
       </w:pPr>
-      <w:proofErr w:type="spellStart"/>
       <w:r>
         <w:rPr>
           <w:color w:val="000000"/>
         </w:rPr>
         <w:t>scp</w:t>
       </w:r>
-      <w:proofErr w:type="spellEnd"/>
       <w:r>
         <w:rPr>
           <w:rStyle w:val="apple-converted-space"/>
@@ -2238,17 +1821,8 @@
           <w:rStyle w:val="f"/>
           <w:color w:val="000000"/>
         </w:rPr>
-        <w:t>-</w:t>
-      </w:r>
-      <w:proofErr w:type="spellStart"/>
-      <w:r>
-        <w:rPr>
-          <w:rStyle w:val="f"/>
-          <w:color w:val="000000"/>
-        </w:rPr>
-        <w:t>i</w:t>
-      </w:r>
-      <w:proofErr w:type="spellEnd"/>
+        <w:t>-i</w:t>
+      </w:r>
       <w:r>
         <w:rPr>
           <w:rStyle w:val="apple-converted-space"/>
@@ -2260,35 +1834,7 @@
         <w:rPr>
           <w:color w:val="000000"/>
         </w:rPr>
-        <w:t>~/.ssh/</w:t>
-      </w:r>
-      <w:proofErr w:type="spellStart"/>
-      <w:r>
-        <w:rPr>
-          <w:color w:val="000000"/>
-        </w:rPr>
-        <w:t>aws-eb</w:t>
-      </w:r>
-      <w:proofErr w:type="spellEnd"/>
-      <w:r>
-        <w:rPr>
-          <w:color w:val="000000"/>
-        </w:rPr>
-        <w:t xml:space="preserve"> </w:t>
-      </w:r>
-      <w:proofErr w:type="spellStart"/>
-      <w:r>
-        <w:rPr>
-          <w:color w:val="000000"/>
-        </w:rPr>
-        <w:t>dump.sql</w:t>
-      </w:r>
-      <w:proofErr w:type="spellEnd"/>
-      <w:r>
-        <w:rPr>
-          <w:color w:val="000000"/>
-        </w:rPr>
-        <w:t xml:space="preserve"> </w:t>
+        <w:t xml:space="preserve">~/.ssh/aws-eb dump.sql </w:t>
       </w:r>
       <w:hyperlink r:id="rId13" w:history="1">
         <w:r>
@@ -2334,48 +1880,8 @@
           <w:szCs w:val="20"/>
           <w:shd w:val="clear" w:color="auto" w:fill="F8F8F8"/>
         </w:rPr>
-        <w:t xml:space="preserve">run dump into </w:t>
-      </w:r>
-      <w:proofErr w:type="spellStart"/>
-      <w:r>
-        <w:rPr>
-          <w:rFonts w:ascii="Monaco" w:hAnsi="Monaco"/>
-          <w:b/>
-          <w:bCs/>
-          <w:color w:val="0F141A"/>
-          <w:sz w:val="20"/>
-          <w:szCs w:val="20"/>
-          <w:shd w:val="clear" w:color="auto" w:fill="F8F8F8"/>
-        </w:rPr>
-        <w:t>postgres</w:t>
-      </w:r>
-      <w:proofErr w:type="spellEnd"/>
-      <w:r>
-        <w:rPr>
-          <w:rFonts w:ascii="Monaco" w:hAnsi="Monaco"/>
-          <w:b/>
-          <w:bCs/>
-          <w:color w:val="0F141A"/>
-          <w:sz w:val="20"/>
-          <w:szCs w:val="20"/>
-          <w:shd w:val="clear" w:color="auto" w:fill="F8F8F8"/>
-        </w:rPr>
-        <w:t xml:space="preserve"> </w:t>
-      </w:r>
-      <w:proofErr w:type="spellStart"/>
-      <w:r>
-        <w:rPr>
-          <w:rFonts w:ascii="Monaco" w:hAnsi="Monaco"/>
-          <w:b/>
-          <w:bCs/>
-          <w:color w:val="0F141A"/>
-          <w:sz w:val="20"/>
-          <w:szCs w:val="20"/>
-          <w:shd w:val="clear" w:color="auto" w:fill="F8F8F8"/>
-        </w:rPr>
-        <w:t>db</w:t>
-      </w:r>
-      <w:proofErr w:type="spellEnd"/>
+        <w:t>run dump into postgres db</w:t>
+      </w:r>
     </w:p>
     <w:p>
       <w:pPr>
@@ -2396,10 +1902,12 @@
           <w:szCs w:val="20"/>
           <w:shd w:val="clear" w:color="auto" w:fill="F8F8F8"/>
         </w:rPr>
-        <w:t xml:space="preserve">[ec2-user@ip-10-0-156-100 ~]$ </w:t>
-      </w:r>
-      <w:proofErr w:type="spellStart"/>
-      <w:r>
+        <w:t>[ec2-user@ip-10-0-156-100 ~]$ psql "host=$RDSHOST port=5432 dbname=postgres user=odts_admin sslmode=require" -f dump.sql</w:t>
+      </w:r>
+    </w:p>
+    <w:p>
+      <w:pPr>
+        <w:ind w:left="1440"/>
         <w:rPr>
           <w:rFonts w:ascii="Monaco" w:hAnsi="Monaco"/>
           <w:color w:val="0F141A"/>
@@ -2407,9 +1915,7 @@
           <w:szCs w:val="20"/>
           <w:shd w:val="clear" w:color="auto" w:fill="F8F8F8"/>
         </w:rPr>
-        <w:t>psql</w:t>
-      </w:r>
-      <w:proofErr w:type="spellEnd"/>
+      </w:pPr>
       <w:r>
         <w:rPr>
           <w:rFonts w:ascii="Monaco" w:hAnsi="Monaco"/>
@@ -2418,151 +1924,7 @@
           <w:szCs w:val="20"/>
           <w:shd w:val="clear" w:color="auto" w:fill="F8F8F8"/>
         </w:rPr>
-        <w:t xml:space="preserve"> "host=$RDSHOST port=5432 </w:t>
-      </w:r>
-      <w:proofErr w:type="spellStart"/>
-      <w:r>
-        <w:rPr>
-          <w:rFonts w:ascii="Monaco" w:hAnsi="Monaco"/>
-          <w:color w:val="0F141A"/>
-          <w:sz w:val="20"/>
-          <w:szCs w:val="20"/>
-          <w:shd w:val="clear" w:color="auto" w:fill="F8F8F8"/>
-        </w:rPr>
-        <w:t>dbname</w:t>
-      </w:r>
-      <w:proofErr w:type="spellEnd"/>
-      <w:r>
-        <w:rPr>
-          <w:rFonts w:ascii="Monaco" w:hAnsi="Monaco"/>
-          <w:color w:val="0F141A"/>
-          <w:sz w:val="20"/>
-          <w:szCs w:val="20"/>
-          <w:shd w:val="clear" w:color="auto" w:fill="F8F8F8"/>
-        </w:rPr>
-        <w:t>=</w:t>
-      </w:r>
-      <w:proofErr w:type="spellStart"/>
-      <w:r>
-        <w:rPr>
-          <w:rFonts w:ascii="Monaco" w:hAnsi="Monaco"/>
-          <w:color w:val="0F141A"/>
-          <w:sz w:val="20"/>
-          <w:szCs w:val="20"/>
-          <w:shd w:val="clear" w:color="auto" w:fill="F8F8F8"/>
-        </w:rPr>
-        <w:t>postgres</w:t>
-      </w:r>
-      <w:proofErr w:type="spellEnd"/>
-      <w:r>
-        <w:rPr>
-          <w:rFonts w:ascii="Monaco" w:hAnsi="Monaco"/>
-          <w:color w:val="0F141A"/>
-          <w:sz w:val="20"/>
-          <w:szCs w:val="20"/>
-          <w:shd w:val="clear" w:color="auto" w:fill="F8F8F8"/>
-        </w:rPr>
-        <w:t xml:space="preserve"> user=</w:t>
-      </w:r>
-      <w:proofErr w:type="spellStart"/>
-      <w:r>
-        <w:rPr>
-          <w:rFonts w:ascii="Monaco" w:hAnsi="Monaco"/>
-          <w:color w:val="0F141A"/>
-          <w:sz w:val="20"/>
-          <w:szCs w:val="20"/>
-          <w:shd w:val="clear" w:color="auto" w:fill="F8F8F8"/>
-        </w:rPr>
-        <w:t>odts_admin</w:t>
-      </w:r>
-      <w:proofErr w:type="spellEnd"/>
-      <w:r>
-        <w:rPr>
-          <w:rFonts w:ascii="Monaco" w:hAnsi="Monaco"/>
-          <w:color w:val="0F141A"/>
-          <w:sz w:val="20"/>
-          <w:szCs w:val="20"/>
-          <w:shd w:val="clear" w:color="auto" w:fill="F8F8F8"/>
-        </w:rPr>
-        <w:t xml:space="preserve"> </w:t>
-      </w:r>
-      <w:proofErr w:type="spellStart"/>
-      <w:r>
-        <w:rPr>
-          <w:rFonts w:ascii="Monaco" w:hAnsi="Monaco"/>
-          <w:color w:val="0F141A"/>
-          <w:sz w:val="20"/>
-          <w:szCs w:val="20"/>
-          <w:shd w:val="clear" w:color="auto" w:fill="F8F8F8"/>
-        </w:rPr>
-        <w:t>sslmode</w:t>
-      </w:r>
-      <w:proofErr w:type="spellEnd"/>
-      <w:r>
-        <w:rPr>
-          <w:rFonts w:ascii="Monaco" w:hAnsi="Monaco"/>
-          <w:color w:val="0F141A"/>
-          <w:sz w:val="20"/>
-          <w:szCs w:val="20"/>
-          <w:shd w:val="clear" w:color="auto" w:fill="F8F8F8"/>
-        </w:rPr>
-        <w:t xml:space="preserve">=require" -f </w:t>
-      </w:r>
-      <w:proofErr w:type="spellStart"/>
-      <w:r>
-        <w:rPr>
-          <w:rFonts w:ascii="Monaco" w:hAnsi="Monaco"/>
-          <w:color w:val="0F141A"/>
-          <w:sz w:val="20"/>
-          <w:szCs w:val="20"/>
-          <w:shd w:val="clear" w:color="auto" w:fill="F8F8F8"/>
-        </w:rPr>
-        <w:t>dump.sql</w:t>
-      </w:r>
-      <w:proofErr w:type="spellEnd"/>
-    </w:p>
-    <w:p>
-      <w:pPr>
-        <w:ind w:left="1440"/>
-        <w:rPr>
-          <w:rFonts w:ascii="Monaco" w:hAnsi="Monaco"/>
-          <w:color w:val="0F141A"/>
-          <w:sz w:val="20"/>
-          <w:szCs w:val="20"/>
-          <w:shd w:val="clear" w:color="auto" w:fill="F8F8F8"/>
-        </w:rPr>
-      </w:pPr>
-      <w:r>
-        <w:rPr>
-          <w:rFonts w:ascii="Monaco" w:hAnsi="Monaco"/>
-          <w:color w:val="0F141A"/>
-          <w:sz w:val="20"/>
-          <w:szCs w:val="20"/>
-          <w:shd w:val="clear" w:color="auto" w:fill="F8F8F8"/>
-        </w:rPr>
-        <w:t xml:space="preserve">Password for user </w:t>
-      </w:r>
-      <w:proofErr w:type="spellStart"/>
-      <w:r>
-        <w:rPr>
-          <w:rFonts w:ascii="Monaco" w:hAnsi="Monaco"/>
-          <w:color w:val="0F141A"/>
-          <w:sz w:val="20"/>
-          <w:szCs w:val="20"/>
-          <w:shd w:val="clear" w:color="auto" w:fill="F8F8F8"/>
-        </w:rPr>
-        <w:t>odts_admin</w:t>
-      </w:r>
-      <w:proofErr w:type="spellEnd"/>
-      <w:r>
-        <w:rPr>
-          <w:rFonts w:ascii="Monaco" w:hAnsi="Monaco"/>
-          <w:color w:val="0F141A"/>
-          <w:sz w:val="20"/>
-          <w:szCs w:val="20"/>
-          <w:shd w:val="clear" w:color="auto" w:fill="F8F8F8"/>
-        </w:rPr>
-        <w:t>:</w:t>
+        <w:t>Password for user odts_admin:</w:t>
       </w:r>
     </w:p>
     <w:p>
@@ -2605,47 +1967,7 @@
           <w:szCs w:val="22"/>
           <w:lang w:val="en-US"/>
         </w:rPr>
-        <w:t xml:space="preserve">Even you can login into RDS </w:t>
-      </w:r>
-      <w:proofErr w:type="spellStart"/>
-      <w:r>
-        <w:rPr>
-          <w:rFonts w:ascii="Calibri" w:hAnsi="Calibri" w:cs="Calibri"/>
-          <w:sz w:val="22"/>
-          <w:szCs w:val="22"/>
-          <w:lang w:val="en-US"/>
-        </w:rPr>
-        <w:t>fom</w:t>
-      </w:r>
-      <w:proofErr w:type="spellEnd"/>
-      <w:r>
-        <w:rPr>
-          <w:rFonts w:ascii="Calibri" w:hAnsi="Calibri" w:cs="Calibri"/>
-          <w:sz w:val="22"/>
-          <w:szCs w:val="22"/>
-          <w:lang w:val="en-US"/>
-        </w:rPr>
-        <w:t xml:space="preserve"> </w:t>
-      </w:r>
-      <w:proofErr w:type="spellStart"/>
-      <w:r>
-        <w:rPr>
-          <w:rFonts w:ascii="Calibri" w:hAnsi="Calibri" w:cs="Calibri"/>
-          <w:sz w:val="22"/>
-          <w:szCs w:val="22"/>
-          <w:lang w:val="en-US"/>
-        </w:rPr>
-        <w:t>pgadmin</w:t>
-      </w:r>
-      <w:proofErr w:type="spellEnd"/>
-      <w:r>
-        <w:rPr>
-          <w:rFonts w:ascii="Calibri" w:hAnsi="Calibri" w:cs="Calibri"/>
-          <w:sz w:val="22"/>
-          <w:szCs w:val="22"/>
-          <w:lang w:val="en-US"/>
-        </w:rPr>
-        <w:t xml:space="preserve"> or ec2</w:t>
+        <w:t>Even you can login into RDS fom pgadmin or ec2</w:t>
       </w:r>
     </w:p>
     <w:p>
@@ -2763,15 +2085,7 @@
         <w:ind w:left="720"/>
       </w:pPr>
       <w:r>
-        <w:t xml:space="preserve">And in </w:t>
-      </w:r>
-      <w:proofErr w:type="spellStart"/>
-      <w:r>
-        <w:t>pgadmin</w:t>
-      </w:r>
-      <w:proofErr w:type="spellEnd"/>
-      <w:r>
-        <w:t xml:space="preserve"> hostname to be RDS hostname, endpoint</w:t>
+        <w:t>And in pgadmin hostname to be RDS hostname, endpoint</w:t>
       </w:r>
     </w:p>
     <w:p>
@@ -2839,19 +2153,8 @@
           <w:szCs w:val="22"/>
           <w:lang w:val="en-US"/>
         </w:rPr>
-        <w:t>\</w:t>
-      </w:r>
-      <w:proofErr w:type="gramStart"/>
-      <w:r>
-        <w:rPr>
-          <w:rFonts w:ascii="Calibri" w:hAnsi="Calibri" w:cs="Calibri"/>
-          <w:sz w:val="22"/>
-          <w:szCs w:val="22"/>
-          <w:lang w:val="en-US"/>
-        </w:rPr>
-        <w:t>dt</w:t>
-      </w:r>
-      <w:proofErr w:type="gramEnd"/>
+        <w:t>\dt</w:t>
+      </w:r>
     </w:p>
     <w:p>
       <w:pPr>
@@ -3067,56 +2370,34 @@
           <w:lang w:val="en-US"/>
         </w:rPr>
       </w:pPr>
-      <w:proofErr w:type="spellStart"/>
-      <w:r>
-        <w:rPr>
-          <w:rFonts w:ascii="Calibri" w:hAnsi="Calibri" w:cs="Calibri"/>
-          <w:sz w:val="22"/>
-          <w:szCs w:val="22"/>
-          <w:lang w:val="en-US"/>
-        </w:rPr>
-        <w:t>Npm</w:t>
-      </w:r>
-      <w:proofErr w:type="spellEnd"/>
-      <w:r>
-        <w:rPr>
-          <w:rFonts w:ascii="Calibri" w:hAnsi="Calibri" w:cs="Calibri"/>
-          <w:sz w:val="22"/>
-          <w:szCs w:val="22"/>
-          <w:lang w:val="en-US"/>
-        </w:rPr>
-        <w:t xml:space="preserve"> start</w:t>
-      </w:r>
-    </w:p>
-    <w:p>
-      <w:pPr>
-        <w:ind w:left="720"/>
-        <w:rPr>
-          <w:rFonts w:ascii="Calibri" w:hAnsi="Calibri" w:cs="Calibri"/>
-          <w:sz w:val="22"/>
-          <w:szCs w:val="22"/>
-          <w:lang w:val="en-US"/>
-        </w:rPr>
-      </w:pPr>
-      <w:proofErr w:type="spellStart"/>
-      <w:r>
-        <w:rPr>
-          <w:rFonts w:ascii="Calibri" w:hAnsi="Calibri" w:cs="Calibri"/>
-          <w:sz w:val="22"/>
-          <w:szCs w:val="22"/>
-          <w:lang w:val="en-US"/>
-        </w:rPr>
-        <w:t>Npm</w:t>
-      </w:r>
-      <w:proofErr w:type="spellEnd"/>
-      <w:r>
-        <w:rPr>
-          <w:rFonts w:ascii="Calibri" w:hAnsi="Calibri" w:cs="Calibri"/>
-          <w:sz w:val="22"/>
-          <w:szCs w:val="22"/>
-          <w:lang w:val="en-US"/>
-        </w:rPr>
-        <w:t xml:space="preserve"> stop</w:t>
+      <w:r>
+        <w:rPr>
+          <w:rFonts w:ascii="Calibri" w:hAnsi="Calibri" w:cs="Calibri"/>
+          <w:sz w:val="22"/>
+          <w:szCs w:val="22"/>
+          <w:lang w:val="en-US"/>
+        </w:rPr>
+        <w:t>Npm start</w:t>
+      </w:r>
+    </w:p>
+    <w:p>
+      <w:pPr>
+        <w:ind w:left="720"/>
+        <w:rPr>
+          <w:rFonts w:ascii="Calibri" w:hAnsi="Calibri" w:cs="Calibri"/>
+          <w:sz w:val="22"/>
+          <w:szCs w:val="22"/>
+          <w:lang w:val="en-US"/>
+        </w:rPr>
+      </w:pPr>
+      <w:r>
+        <w:rPr>
+          <w:rFonts w:ascii="Calibri" w:hAnsi="Calibri" w:cs="Calibri"/>
+          <w:sz w:val="22"/>
+          <w:szCs w:val="22"/>
+          <w:lang w:val="en-US"/>
+        </w:rPr>
+        <w:t>Npm stop</w:t>
       </w:r>
     </w:p>
     <w:p>
@@ -3712,9 +2993,8 @@
           <w:highlight w:val="yellow"/>
           <w:lang w:val="en-US"/>
         </w:rPr>
-        <w:t xml:space="preserve">AWS – </w:t>
-      </w:r>
-      <w:proofErr w:type="gramStart"/>
+        <w:t>AWS – SERVICE :</w:t>
+      </w:r>
       <w:r>
         <w:rPr>
           <w:rFonts w:ascii="Calibri" w:hAnsi="Calibri" w:cs="Calibri"/>
@@ -3725,19 +3005,6 @@
           <w:highlight w:val="yellow"/>
           <w:lang w:val="en-US"/>
         </w:rPr>
-        <w:t>SERVICE :</w:t>
-      </w:r>
-      <w:proofErr w:type="gramEnd"/>
-      <w:r>
-        <w:rPr>
-          <w:rFonts w:ascii="Calibri" w:hAnsi="Calibri" w:cs="Calibri"/>
-          <w:b/>
-          <w:bCs/>
-          <w:sz w:val="22"/>
-          <w:szCs w:val="22"/>
-          <w:highlight w:val="yellow"/>
-          <w:lang w:val="en-US"/>
-        </w:rPr>
         <w:t xml:space="preserve"> Elastic Beanstalk</w:t>
       </w:r>
     </w:p>
@@ -3761,19 +3028,8 @@
           <w:szCs w:val="22"/>
           <w:lang w:val="en-US"/>
         </w:rPr>
-        <w:t xml:space="preserve">Create a single application – </w:t>
-      </w:r>
-      <w:proofErr w:type="spellStart"/>
-      <w:r>
-        <w:rPr>
-          <w:rFonts w:ascii="Calibri" w:hAnsi="Calibri" w:cs="Calibri"/>
-          <w:sz w:val="22"/>
-          <w:szCs w:val="22"/>
-          <w:lang w:val="en-US"/>
-        </w:rPr>
-        <w:t>OrderTracking</w:t>
-      </w:r>
-      <w:proofErr w:type="spellEnd"/>
+        <w:t>Create a single application – OrderTracking</w:t>
+      </w:r>
     </w:p>
     <w:p>
       <w:pPr>
@@ -3816,45 +3072,14 @@
           <w:lang w:val="en-US"/>
         </w:rPr>
       </w:pPr>
-      <w:proofErr w:type="gramStart"/>
-      <w:r>
-        <w:rPr>
-          <w:rFonts w:ascii="Calibri" w:hAnsi="Calibri" w:cs="Calibri"/>
-          <w:sz w:val="22"/>
-          <w:szCs w:val="22"/>
-          <w:lang w:val="en-US"/>
-        </w:rPr>
-        <w:t>Dev :</w:t>
-      </w:r>
-      <w:proofErr w:type="gramEnd"/>
-      <w:r>
-        <w:rPr>
-          <w:rFonts w:ascii="Calibri" w:hAnsi="Calibri" w:cs="Calibri"/>
-          <w:sz w:val="22"/>
-          <w:szCs w:val="22"/>
-          <w:lang w:val="en-US"/>
-        </w:rPr>
-        <w:t xml:space="preserve"> </w:t>
-      </w:r>
-      <w:proofErr w:type="spellStart"/>
-      <w:r>
-        <w:rPr>
-          <w:rFonts w:ascii="Calibri" w:hAnsi="Calibri" w:cs="Calibri"/>
-          <w:sz w:val="22"/>
-          <w:szCs w:val="22"/>
-          <w:lang w:val="en-US"/>
-        </w:rPr>
-        <w:t>OrderTracking</w:t>
-      </w:r>
-      <w:proofErr w:type="spellEnd"/>
-      <w:r>
-        <w:rPr>
-          <w:rFonts w:ascii="Calibri" w:hAnsi="Calibri" w:cs="Calibri"/>
-          <w:sz w:val="22"/>
-          <w:szCs w:val="22"/>
-          <w:lang w:val="en-US"/>
-        </w:rPr>
-        <w:t>-dev</w:t>
+      <w:r>
+        <w:rPr>
+          <w:rFonts w:ascii="Calibri" w:hAnsi="Calibri" w:cs="Calibri"/>
+          <w:sz w:val="22"/>
+          <w:szCs w:val="22"/>
+          <w:lang w:val="en-US"/>
+        </w:rPr>
+        <w:t>Dev : OrderTracking-dev</w:t>
       </w:r>
     </w:p>
     <w:p>
@@ -3875,45 +3100,14 @@
           <w:lang w:val="en-US"/>
         </w:rPr>
       </w:pPr>
-      <w:proofErr w:type="gramStart"/>
-      <w:r>
-        <w:rPr>
-          <w:rFonts w:ascii="Calibri" w:hAnsi="Calibri" w:cs="Calibri"/>
-          <w:sz w:val="22"/>
-          <w:szCs w:val="22"/>
-          <w:lang w:val="en-US"/>
-        </w:rPr>
-        <w:t>Prod :</w:t>
-      </w:r>
-      <w:proofErr w:type="gramEnd"/>
-      <w:r>
-        <w:rPr>
-          <w:rFonts w:ascii="Calibri" w:hAnsi="Calibri" w:cs="Calibri"/>
-          <w:sz w:val="22"/>
-          <w:szCs w:val="22"/>
-          <w:lang w:val="en-US"/>
-        </w:rPr>
-        <w:t xml:space="preserve"> </w:t>
-      </w:r>
-      <w:proofErr w:type="spellStart"/>
-      <w:r>
-        <w:rPr>
-          <w:rFonts w:ascii="Calibri" w:hAnsi="Calibri" w:cs="Calibri"/>
-          <w:sz w:val="22"/>
-          <w:szCs w:val="22"/>
-          <w:lang w:val="en-US"/>
-        </w:rPr>
-        <w:t>OrderTracking</w:t>
-      </w:r>
-      <w:proofErr w:type="spellEnd"/>
-      <w:r>
-        <w:rPr>
-          <w:rFonts w:ascii="Calibri" w:hAnsi="Calibri" w:cs="Calibri"/>
-          <w:sz w:val="22"/>
-          <w:szCs w:val="22"/>
-          <w:lang w:val="en-US"/>
-        </w:rPr>
-        <w:t>-prod</w:t>
+      <w:r>
+        <w:rPr>
+          <w:rFonts w:ascii="Calibri" w:hAnsi="Calibri" w:cs="Calibri"/>
+          <w:sz w:val="22"/>
+          <w:szCs w:val="22"/>
+          <w:lang w:val="en-US"/>
+        </w:rPr>
+        <w:t>Prod : OrderTracking-prod</w:t>
       </w:r>
     </w:p>
     <w:p>
@@ -4453,19 +3647,8 @@
           <w:sz w:val="22"/>
           <w:szCs w:val="22"/>
         </w:rPr>
-        <w:t>DB_NAME=</w:t>
-      </w:r>
-      <w:proofErr w:type="spellStart"/>
-      <w:r>
-        <w:rPr>
-          <w:rFonts w:ascii="Calibri" w:hAnsi="Calibri" w:cs="Calibri"/>
-          <w:color w:val="D4D4D4"/>
-          <w:sz w:val="22"/>
-          <w:szCs w:val="22"/>
-        </w:rPr>
-        <w:t>ebdb</w:t>
-      </w:r>
-      <w:proofErr w:type="spellEnd"/>
+        <w:t>DB_NAME=ebdb</w:t>
+      </w:r>
     </w:p>
     <w:p>
       <w:pPr>
@@ -4486,19 +3669,8 @@
           <w:sz w:val="22"/>
           <w:szCs w:val="22"/>
         </w:rPr>
-        <w:t>DB_USER=</w:t>
-      </w:r>
-      <w:proofErr w:type="spellStart"/>
-      <w:r>
-        <w:rPr>
-          <w:rFonts w:ascii="Calibri" w:hAnsi="Calibri" w:cs="Calibri"/>
-          <w:color w:val="D4D4D4"/>
-          <w:sz w:val="22"/>
-          <w:szCs w:val="22"/>
-        </w:rPr>
-        <w:t>odtsadmin</w:t>
-      </w:r>
-      <w:proofErr w:type="spellEnd"/>
+        <w:t>DB_USER=odtsadmin</w:t>
+      </w:r>
     </w:p>
     <w:p>
       <w:pPr>
@@ -4756,25 +3928,14 @@
           <w:lang w:val="en-US"/>
         </w:rPr>
       </w:pPr>
-      <w:proofErr w:type="gramStart"/>
-      <w:r>
-        <w:rPr>
-          <w:rFonts w:ascii="Calibri" w:hAnsi="Calibri" w:cs="Calibri"/>
-          <w:sz w:val="22"/>
-          <w:szCs w:val="22"/>
-          <w:lang w:val="en-US"/>
-        </w:rPr>
-        <w:t>compressed :</w:t>
-      </w:r>
-      <w:proofErr w:type="gramEnd"/>
-      <w:r>
-        <w:rPr>
-          <w:rFonts w:ascii="Calibri" w:hAnsi="Calibri" w:cs="Calibri"/>
-          <w:sz w:val="22"/>
-          <w:szCs w:val="22"/>
-          <w:lang w:val="en-US"/>
-        </w:rPr>
-        <w:t xml:space="preserve"> app.zip, </w:t>
+      <w:r>
+        <w:rPr>
+          <w:rFonts w:ascii="Calibri" w:hAnsi="Calibri" w:cs="Calibri"/>
+          <w:sz w:val="22"/>
+          <w:szCs w:val="22"/>
+          <w:lang w:val="en-US"/>
+        </w:rPr>
+        <w:t xml:space="preserve">compressed : app.zip, </w:t>
       </w:r>
     </w:p>
     <w:p>
@@ -4801,21 +3962,8 @@
           <w:lang w:val="en-GB" w:eastAsia="en-US"/>
           <w14:ligatures w14:val="standardContextual"/>
         </w:rPr>
-        <w:t xml:space="preserve">zip -r </w:t>
-      </w:r>
-      <w:proofErr w:type="gramStart"/>
-      <w:r>
-        <w:rPr>
-          <w:rFonts w:ascii="Calibri" w:eastAsiaTheme="minorHAnsi" w:hAnsi="Calibri" w:cs="Calibri"/>
-          <w:color w:val="000000"/>
-          <w:sz w:val="22"/>
-          <w:szCs w:val="22"/>
-          <w:lang w:val="en-GB" w:eastAsia="en-US"/>
-          <w14:ligatures w14:val="standardContextual"/>
-        </w:rPr>
-        <w:t>app.zip .</w:t>
-      </w:r>
-      <w:proofErr w:type="gramEnd"/>
+        <w:t>zip -r app.zip .</w:t>
+      </w:r>
     </w:p>
     <w:p>
       <w:pPr>
@@ -4837,29 +3985,7 @@
           <w:szCs w:val="22"/>
           <w:lang w:val="en-US"/>
         </w:rPr>
-        <w:t xml:space="preserve">server.js and </w:t>
-      </w:r>
-      <w:proofErr w:type="spellStart"/>
-      <w:proofErr w:type="gramStart"/>
-      <w:r>
-        <w:rPr>
-          <w:rFonts w:ascii="Calibri" w:hAnsi="Calibri" w:cs="Calibri"/>
-          <w:sz w:val="22"/>
-          <w:szCs w:val="22"/>
-          <w:lang w:val="en-US"/>
-        </w:rPr>
-        <w:t>package.json</w:t>
-      </w:r>
-      <w:proofErr w:type="spellEnd"/>
-      <w:proofErr w:type="gramEnd"/>
-      <w:r>
-        <w:rPr>
-          <w:rFonts w:ascii="Calibri" w:hAnsi="Calibri" w:cs="Calibri"/>
-          <w:sz w:val="22"/>
-          <w:szCs w:val="22"/>
-          <w:lang w:val="en-US"/>
-        </w:rPr>
-        <w:t xml:space="preserve"> on root</w:t>
+        <w:t>server.js and package.json on root</w:t>
       </w:r>
       <w:r>
         <w:rPr>
@@ -4886,27 +4012,7 @@
           <w:szCs w:val="22"/>
           <w:lang w:val="en-US"/>
         </w:rPr>
-        <w:t xml:space="preserve">remove </w:t>
-      </w:r>
-      <w:proofErr w:type="spellStart"/>
-      <w:r>
-        <w:rPr>
-          <w:rFonts w:ascii="Calibri" w:hAnsi="Calibri" w:cs="Calibri"/>
-          <w:sz w:val="22"/>
-          <w:szCs w:val="22"/>
-          <w:lang w:val="en-US"/>
-        </w:rPr>
-        <w:t>node_modules</w:t>
-      </w:r>
-      <w:proofErr w:type="spellEnd"/>
-      <w:r>
-        <w:rPr>
-          <w:rFonts w:ascii="Calibri" w:hAnsi="Calibri" w:cs="Calibri"/>
-          <w:sz w:val="22"/>
-          <w:szCs w:val="22"/>
-          <w:lang w:val="en-US"/>
-        </w:rPr>
-        <w:t xml:space="preserve"> folder</w:t>
+        <w:t>remove node_modules folder</w:t>
       </w:r>
     </w:p>
     <w:p>
@@ -4958,7 +4064,6 @@
           <w:szCs w:val="22"/>
         </w:rPr>
       </w:pPr>
-      <w:proofErr w:type="spellStart"/>
       <w:r>
         <w:rPr>
           <w:rFonts w:ascii="Calibri" w:hAnsi="Calibri" w:cs="Calibri"/>
@@ -4966,17 +4071,7 @@
           <w:sz w:val="22"/>
           <w:szCs w:val="22"/>
         </w:rPr>
-        <w:t>app.listen</w:t>
-      </w:r>
-      <w:proofErr w:type="spellEnd"/>
-      <w:r>
-        <w:rPr>
-          <w:rFonts w:ascii="Calibri" w:hAnsi="Calibri" w:cs="Calibri"/>
-          <w:color w:val="D4D4D4"/>
-          <w:sz w:val="22"/>
-          <w:szCs w:val="22"/>
-        </w:rPr>
-        <w:t xml:space="preserve">(PORT, </w:t>
+        <w:t xml:space="preserve">app.listen(PORT, </w:t>
       </w:r>
       <w:r>
         <w:rPr>
@@ -5138,7 +4233,6 @@
           <w:szCs w:val="22"/>
         </w:rPr>
       </w:pPr>
-      <w:proofErr w:type="spellStart"/>
       <w:r>
         <w:rPr>
           <w:rFonts w:ascii="Calibri" w:hAnsi="Calibri" w:cs="Calibri"/>
@@ -5146,9 +4240,17 @@
           <w:sz w:val="22"/>
           <w:szCs w:val="22"/>
         </w:rPr>
-        <w:t>app.get</w:t>
-      </w:r>
-      <w:proofErr w:type="spellEnd"/>
+        <w:t>app.get(</w:t>
+      </w:r>
+      <w:r>
+        <w:rPr>
+          <w:rFonts w:ascii="Calibri" w:hAnsi="Calibri" w:cs="Calibri"/>
+          <w:color w:val="CE9178"/>
+          <w:sz w:val="22"/>
+          <w:szCs w:val="22"/>
+        </w:rPr>
+        <w:t>'/health'</w:t>
+      </w:r>
       <w:r>
         <w:rPr>
           <w:rFonts w:ascii="Calibri" w:hAnsi="Calibri" w:cs="Calibri"/>
@@ -5156,45 +4258,7 @@
           <w:sz w:val="22"/>
           <w:szCs w:val="22"/>
         </w:rPr>
-        <w:t>(</w:t>
-      </w:r>
-      <w:r>
-        <w:rPr>
-          <w:rFonts w:ascii="Calibri" w:hAnsi="Calibri" w:cs="Calibri"/>
-          <w:color w:val="CE9178"/>
-          <w:sz w:val="22"/>
-          <w:szCs w:val="22"/>
-        </w:rPr>
-        <w:t>'/health'</w:t>
-      </w:r>
-      <w:r>
-        <w:rPr>
-          <w:rFonts w:ascii="Calibri" w:hAnsi="Calibri" w:cs="Calibri"/>
-          <w:color w:val="D4D4D4"/>
-          <w:sz w:val="22"/>
-          <w:szCs w:val="22"/>
-        </w:rPr>
-        <w:t>, (</w:t>
-      </w:r>
-      <w:proofErr w:type="spellStart"/>
-      <w:r>
-        <w:rPr>
-          <w:rFonts w:ascii="Calibri" w:hAnsi="Calibri" w:cs="Calibri"/>
-          <w:color w:val="D4D4D4"/>
-          <w:sz w:val="22"/>
-          <w:szCs w:val="22"/>
-        </w:rPr>
-        <w:t>req</w:t>
-      </w:r>
-      <w:proofErr w:type="spellEnd"/>
-      <w:r>
-        <w:rPr>
-          <w:rFonts w:ascii="Calibri" w:hAnsi="Calibri" w:cs="Calibri"/>
-          <w:color w:val="D4D4D4"/>
-          <w:sz w:val="22"/>
-          <w:szCs w:val="22"/>
-        </w:rPr>
-        <w:t xml:space="preserve">, res) </w:t>
+        <w:t xml:space="preserve">, (req, res) </w:t>
       </w:r>
       <w:r>
         <w:rPr>
@@ -5234,27 +4298,7 @@
           <w:sz w:val="22"/>
           <w:szCs w:val="22"/>
         </w:rPr>
-        <w:t xml:space="preserve">  </w:t>
-      </w:r>
-      <w:proofErr w:type="spellStart"/>
-      <w:r>
-        <w:rPr>
-          <w:rFonts w:ascii="Calibri" w:hAnsi="Calibri" w:cs="Calibri"/>
-          <w:color w:val="D4D4D4"/>
-          <w:sz w:val="22"/>
-          <w:szCs w:val="22"/>
-        </w:rPr>
-        <w:t>res.status</w:t>
-      </w:r>
-      <w:proofErr w:type="spellEnd"/>
-      <w:r>
-        <w:rPr>
-          <w:rFonts w:ascii="Calibri" w:hAnsi="Calibri" w:cs="Calibri"/>
-          <w:color w:val="D4D4D4"/>
-          <w:sz w:val="22"/>
-          <w:szCs w:val="22"/>
-        </w:rPr>
-        <w:t>(</w:t>
+        <w:t xml:space="preserve">  res.status(</w:t>
       </w:r>
       <w:r>
         <w:rPr>
@@ -5356,7 +4400,6 @@
           <w:lang w:val="en-US"/>
         </w:rPr>
       </w:pPr>
-      <w:proofErr w:type="spellStart"/>
       <w:r>
         <w:rPr>
           <w:rFonts w:ascii="Calibri" w:hAnsi="Calibri" w:cs="Calibri"/>
@@ -5366,7 +4409,6 @@
         </w:rPr>
         <w:t>Package.json</w:t>
       </w:r>
-      <w:proofErr w:type="spellEnd"/>
     </w:p>
     <w:p>
       <w:pPr>
@@ -5726,27 +4768,7 @@
           <w:sz w:val="22"/>
           <w:szCs w:val="22"/>
         </w:rPr>
-        <w:t>"</w:t>
-      </w:r>
-      <w:proofErr w:type="spellStart"/>
-      <w:r>
-        <w:rPr>
-          <w:rFonts w:ascii="Calibri" w:hAnsi="Calibri" w:cs="Calibri"/>
-          <w:color w:val="CE9178"/>
-          <w:sz w:val="22"/>
-          <w:szCs w:val="22"/>
-        </w:rPr>
-        <w:t>commonjs</w:t>
-      </w:r>
-      <w:proofErr w:type="spellEnd"/>
-      <w:r>
-        <w:rPr>
-          <w:rFonts w:ascii="Calibri" w:hAnsi="Calibri" w:cs="Calibri"/>
-          <w:color w:val="CE9178"/>
-          <w:sz w:val="22"/>
-          <w:szCs w:val="22"/>
-        </w:rPr>
-        <w:t>"</w:t>
+        <w:t>"commonjs"</w:t>
       </w:r>
       <w:r>
         <w:rPr>
@@ -5960,27 +4982,7 @@
           <w:sz w:val="22"/>
           <w:szCs w:val="22"/>
         </w:rPr>
-        <w:t>"</w:t>
-      </w:r>
-      <w:proofErr w:type="spellStart"/>
-      <w:r>
-        <w:rPr>
-          <w:rFonts w:ascii="Calibri" w:hAnsi="Calibri" w:cs="Calibri"/>
-          <w:color w:val="CE9178"/>
-          <w:sz w:val="22"/>
-          <w:szCs w:val="22"/>
-        </w:rPr>
-        <w:t>nodemon</w:t>
-      </w:r>
-      <w:proofErr w:type="spellEnd"/>
-      <w:r>
-        <w:rPr>
-          <w:rFonts w:ascii="Calibri" w:hAnsi="Calibri" w:cs="Calibri"/>
-          <w:color w:val="CE9178"/>
-          <w:sz w:val="22"/>
-          <w:szCs w:val="22"/>
-        </w:rPr>
-        <w:t xml:space="preserve"> server.js"</w:t>
+        <w:t>"nodemon server.js"</w:t>
       </w:r>
     </w:p>
     <w:p>
@@ -6073,27 +5075,7 @@
           <w:sz w:val="22"/>
           <w:szCs w:val="22"/>
         </w:rPr>
-        <w:t>"</w:t>
-      </w:r>
-      <w:proofErr w:type="spellStart"/>
-      <w:r>
-        <w:rPr>
-          <w:rFonts w:ascii="Calibri" w:hAnsi="Calibri" w:cs="Calibri"/>
-          <w:color w:val="9CDCFE"/>
-          <w:sz w:val="22"/>
-          <w:szCs w:val="22"/>
-        </w:rPr>
-        <w:t>bcrypt</w:t>
-      </w:r>
-      <w:proofErr w:type="spellEnd"/>
-      <w:r>
-        <w:rPr>
-          <w:rFonts w:ascii="Calibri" w:hAnsi="Calibri" w:cs="Calibri"/>
-          <w:color w:val="9CDCFE"/>
-          <w:sz w:val="22"/>
-          <w:szCs w:val="22"/>
-        </w:rPr>
-        <w:t>"</w:t>
+        <w:t>"bcrypt"</w:t>
       </w:r>
       <w:r>
         <w:rPr>
@@ -6151,27 +5133,7 @@
           <w:sz w:val="22"/>
           <w:szCs w:val="22"/>
         </w:rPr>
-        <w:t>"</w:t>
-      </w:r>
-      <w:proofErr w:type="spellStart"/>
-      <w:r>
-        <w:rPr>
-          <w:rFonts w:ascii="Calibri" w:hAnsi="Calibri" w:cs="Calibri"/>
-          <w:color w:val="9CDCFE"/>
-          <w:sz w:val="22"/>
-          <w:szCs w:val="22"/>
-        </w:rPr>
-        <w:t>cors</w:t>
-      </w:r>
-      <w:proofErr w:type="spellEnd"/>
-      <w:r>
-        <w:rPr>
-          <w:rFonts w:ascii="Calibri" w:hAnsi="Calibri" w:cs="Calibri"/>
-          <w:color w:val="9CDCFE"/>
-          <w:sz w:val="22"/>
-          <w:szCs w:val="22"/>
-        </w:rPr>
-        <w:t>"</w:t>
+        <w:t>"cors"</w:t>
       </w:r>
       <w:r>
         <w:rPr>
@@ -6229,27 +5191,7 @@
           <w:sz w:val="22"/>
           <w:szCs w:val="22"/>
         </w:rPr>
-        <w:t>"</w:t>
-      </w:r>
-      <w:proofErr w:type="spellStart"/>
-      <w:r>
-        <w:rPr>
-          <w:rFonts w:ascii="Calibri" w:hAnsi="Calibri" w:cs="Calibri"/>
-          <w:color w:val="9CDCFE"/>
-          <w:sz w:val="22"/>
-          <w:szCs w:val="22"/>
-        </w:rPr>
-        <w:t>dotenv</w:t>
-      </w:r>
-      <w:proofErr w:type="spellEnd"/>
-      <w:r>
-        <w:rPr>
-          <w:rFonts w:ascii="Calibri" w:hAnsi="Calibri" w:cs="Calibri"/>
-          <w:color w:val="9CDCFE"/>
-          <w:sz w:val="22"/>
-          <w:szCs w:val="22"/>
-        </w:rPr>
-        <w:t>"</w:t>
+        <w:t>"dotenv"</w:t>
       </w:r>
       <w:r>
         <w:rPr>
@@ -6307,27 +5249,7 @@
           <w:sz w:val="22"/>
           <w:szCs w:val="22"/>
         </w:rPr>
-        <w:t>"</w:t>
-      </w:r>
-      <w:proofErr w:type="spellStart"/>
-      <w:r>
-        <w:rPr>
-          <w:rFonts w:ascii="Calibri" w:hAnsi="Calibri" w:cs="Calibri"/>
-          <w:color w:val="9CDCFE"/>
-          <w:sz w:val="22"/>
-          <w:szCs w:val="22"/>
-        </w:rPr>
-        <w:t>ejs</w:t>
-      </w:r>
-      <w:proofErr w:type="spellEnd"/>
-      <w:r>
-        <w:rPr>
-          <w:rFonts w:ascii="Calibri" w:hAnsi="Calibri" w:cs="Calibri"/>
-          <w:color w:val="9CDCFE"/>
-          <w:sz w:val="22"/>
-          <w:szCs w:val="22"/>
-        </w:rPr>
-        <w:t>"</w:t>
+        <w:t>"ejs"</w:t>
       </w:r>
       <w:r>
         <w:rPr>
@@ -6502,27 +5424,7 @@
           <w:sz w:val="22"/>
           <w:szCs w:val="22"/>
         </w:rPr>
-        <w:t>"</w:t>
-      </w:r>
-      <w:proofErr w:type="spellStart"/>
-      <w:r>
-        <w:rPr>
-          <w:rFonts w:ascii="Calibri" w:hAnsi="Calibri" w:cs="Calibri"/>
-          <w:color w:val="9CDCFE"/>
-          <w:sz w:val="22"/>
-          <w:szCs w:val="22"/>
-        </w:rPr>
-        <w:t>pg</w:t>
-      </w:r>
-      <w:proofErr w:type="spellEnd"/>
-      <w:r>
-        <w:rPr>
-          <w:rFonts w:ascii="Calibri" w:hAnsi="Calibri" w:cs="Calibri"/>
-          <w:color w:val="9CDCFE"/>
-          <w:sz w:val="22"/>
-          <w:szCs w:val="22"/>
-        </w:rPr>
-        <w:t>"</w:t>
+        <w:t>"pg"</w:t>
       </w:r>
       <w:r>
         <w:rPr>
@@ -6641,19 +5543,8 @@
           <w:szCs w:val="22"/>
           <w:lang w:val="en-US"/>
         </w:rPr>
-        <w:t xml:space="preserve"> t</w:t>
-      </w:r>
-      <w:proofErr w:type="gramStart"/>
-      <w:r>
-        <w:rPr>
-          <w:rFonts w:ascii="Calibri" w:hAnsi="Calibri" w:cs="Calibri"/>
-          <w:sz w:val="22"/>
-          <w:szCs w:val="22"/>
-          <w:lang w:val="en-US"/>
-        </w:rPr>
-        <w:t>3.micro</w:t>
-      </w:r>
-      <w:proofErr w:type="gramEnd"/>
+        <w:t xml:space="preserve"> t3.micro</w:t>
+      </w:r>
     </w:p>
     <w:p>
       <w:pPr>
@@ -6694,138 +5585,67 @@
           <w:szCs w:val="22"/>
           <w:lang w:val="en-US"/>
         </w:rPr>
-        <w:t>Auto Scaling – t</w:t>
-      </w:r>
-      <w:proofErr w:type="gramStart"/>
-      <w:r>
-        <w:rPr>
-          <w:rFonts w:ascii="Calibri" w:hAnsi="Calibri" w:cs="Calibri"/>
-          <w:sz w:val="22"/>
-          <w:szCs w:val="22"/>
-          <w:lang w:val="en-US"/>
-        </w:rPr>
-        <w:t>2.micro</w:t>
-      </w:r>
-      <w:proofErr w:type="gramEnd"/>
-      <w:r>
-        <w:rPr>
-          <w:rFonts w:ascii="Calibri" w:hAnsi="Calibri" w:cs="Calibri"/>
-          <w:sz w:val="22"/>
-          <w:szCs w:val="22"/>
-          <w:lang w:val="en-US"/>
-        </w:rPr>
-        <w:t>, t</w:t>
-      </w:r>
-      <w:proofErr w:type="gramStart"/>
-      <w:r>
-        <w:rPr>
-          <w:rFonts w:ascii="Calibri" w:hAnsi="Calibri" w:cs="Calibri"/>
-          <w:sz w:val="22"/>
-          <w:szCs w:val="22"/>
-          <w:lang w:val="en-US"/>
-        </w:rPr>
-        <w:t>3.micro</w:t>
-      </w:r>
-      <w:proofErr w:type="gramEnd"/>
-      <w:r>
-        <w:rPr>
-          <w:rFonts w:ascii="Calibri" w:hAnsi="Calibri" w:cs="Calibri"/>
-          <w:sz w:val="22"/>
-          <w:szCs w:val="22"/>
-          <w:lang w:val="en-US"/>
-        </w:rPr>
-        <w:t xml:space="preserve"> (autoscaling group then needs to be </w:t>
-      </w:r>
-      <w:proofErr w:type="gramStart"/>
-      <w:r>
-        <w:rPr>
-          <w:rFonts w:ascii="Calibri" w:hAnsi="Calibri" w:cs="Calibri"/>
-          <w:sz w:val="22"/>
-          <w:szCs w:val="22"/>
-          <w:lang w:val="en-US"/>
-        </w:rPr>
-        <w:t>in )</w:t>
-      </w:r>
-      <w:proofErr w:type="gramEnd"/>
-    </w:p>
-    <w:p>
-      <w:pPr>
-        <w:tabs>
-          <w:tab w:val="left" w:pos="1611"/>
-        </w:tabs>
-        <w:ind w:left="720"/>
-        <w:rPr>
-          <w:rFonts w:ascii="Calibri" w:hAnsi="Calibri" w:cs="Calibri"/>
-          <w:sz w:val="22"/>
-          <w:szCs w:val="22"/>
-          <w:lang w:val="en-US"/>
-        </w:rPr>
-      </w:pPr>
-    </w:p>
-    <w:p>
-      <w:pPr>
-        <w:tabs>
-          <w:tab w:val="left" w:pos="1611"/>
-        </w:tabs>
-        <w:ind w:left="720"/>
-        <w:rPr>
-          <w:rFonts w:ascii="Calibri" w:hAnsi="Calibri" w:cs="Calibri"/>
-          <w:sz w:val="22"/>
-          <w:szCs w:val="22"/>
-          <w:lang w:val="en-US"/>
-        </w:rPr>
-      </w:pPr>
-    </w:p>
-    <w:p>
-      <w:pPr>
-        <w:tabs>
-          <w:tab w:val="left" w:pos="1611"/>
-        </w:tabs>
-        <w:ind w:left="720"/>
-        <w:rPr>
-          <w:rFonts w:ascii="Calibri" w:hAnsi="Calibri" w:cs="Calibri"/>
-          <w:sz w:val="22"/>
-          <w:szCs w:val="22"/>
-          <w:lang w:val="en-US"/>
-        </w:rPr>
-      </w:pPr>
-      <w:r>
-        <w:rPr>
-          <w:rFonts w:ascii="Calibri" w:hAnsi="Calibri" w:cs="Calibri"/>
-          <w:sz w:val="22"/>
-          <w:szCs w:val="22"/>
-          <w:lang w:val="en-US"/>
-        </w:rPr>
-        <w:t xml:space="preserve">Deployment would be done and health status to be </w:t>
-      </w:r>
-      <w:proofErr w:type="gramStart"/>
-      <w:r>
-        <w:rPr>
-          <w:rFonts w:ascii="Calibri" w:hAnsi="Calibri" w:cs="Calibri"/>
-          <w:sz w:val="22"/>
-          <w:szCs w:val="22"/>
-          <w:lang w:val="en-US"/>
-        </w:rPr>
-        <w:t xml:space="preserve">OK </w:t>
-      </w:r>
-      <w:r>
-        <w:rPr>
-          <w:rFonts w:ascii="Calibri" w:hAnsi="Calibri" w:cs="Calibri"/>
-          <w:sz w:val="22"/>
-          <w:szCs w:val="22"/>
-          <w:lang w:val="en-US"/>
-        </w:rPr>
-        <w:t>.</w:t>
-      </w:r>
-      <w:proofErr w:type="gramEnd"/>
-      <w:r>
-        <w:rPr>
-          <w:rFonts w:ascii="Calibri" w:hAnsi="Calibri" w:cs="Calibri"/>
-          <w:sz w:val="22"/>
-          <w:szCs w:val="22"/>
-          <w:lang w:val="en-US"/>
-        </w:rPr>
-        <w:t xml:space="preserve"> </w:t>
+        <w:t>Auto Scaling – t2.micro, t3.micro (autoscaling group then needs to be in )</w:t>
+      </w:r>
+    </w:p>
+    <w:p>
+      <w:pPr>
+        <w:tabs>
+          <w:tab w:val="left" w:pos="1611"/>
+        </w:tabs>
+        <w:ind w:left="720"/>
+        <w:rPr>
+          <w:rFonts w:ascii="Calibri" w:hAnsi="Calibri" w:cs="Calibri"/>
+          <w:sz w:val="22"/>
+          <w:szCs w:val="22"/>
+          <w:lang w:val="en-US"/>
+        </w:rPr>
+      </w:pPr>
+    </w:p>
+    <w:p>
+      <w:pPr>
+        <w:tabs>
+          <w:tab w:val="left" w:pos="1611"/>
+        </w:tabs>
+        <w:ind w:left="720"/>
+        <w:rPr>
+          <w:rFonts w:ascii="Calibri" w:hAnsi="Calibri" w:cs="Calibri"/>
+          <w:sz w:val="22"/>
+          <w:szCs w:val="22"/>
+          <w:lang w:val="en-US"/>
+        </w:rPr>
+      </w:pPr>
+    </w:p>
+    <w:p>
+      <w:pPr>
+        <w:tabs>
+          <w:tab w:val="left" w:pos="1611"/>
+        </w:tabs>
+        <w:ind w:left="720"/>
+        <w:rPr>
+          <w:rFonts w:ascii="Calibri" w:hAnsi="Calibri" w:cs="Calibri"/>
+          <w:sz w:val="22"/>
+          <w:szCs w:val="22"/>
+          <w:lang w:val="en-US"/>
+        </w:rPr>
+      </w:pPr>
+      <w:r>
+        <w:rPr>
+          <w:rFonts w:ascii="Calibri" w:hAnsi="Calibri" w:cs="Calibri"/>
+          <w:sz w:val="22"/>
+          <w:szCs w:val="22"/>
+          <w:lang w:val="en-US"/>
+        </w:rPr>
+        <w:t xml:space="preserve">Deployment would be done and health status to be OK </w:t>
+      </w:r>
+      <w:r>
+        <w:rPr>
+          <w:rFonts w:ascii="Calibri" w:hAnsi="Calibri" w:cs="Calibri"/>
+          <w:sz w:val="22"/>
+          <w:szCs w:val="22"/>
+          <w:lang w:val="en-US"/>
+        </w:rPr>
+        <w:t xml:space="preserve">. </w:t>
       </w:r>
       <w:r>
         <w:rPr>
@@ -6845,7 +5665,6 @@
         </w:rPr>
         <w:t xml:space="preserve">EC2, </w:t>
       </w:r>
-      <w:proofErr w:type="spellStart"/>
       <w:r>
         <w:rPr>
           <w:rFonts w:ascii="Calibri" w:hAnsi="Calibri" w:cs="Calibri"/>
@@ -6862,37 +5681,7 @@
           <w:szCs w:val="22"/>
           <w:lang w:val="en-US"/>
         </w:rPr>
-        <w:t>er</w:t>
-      </w:r>
-      <w:proofErr w:type="spellEnd"/>
-      <w:r>
-        <w:rPr>
-          <w:rFonts w:ascii="Calibri" w:hAnsi="Calibri" w:cs="Calibri"/>
-          <w:sz w:val="22"/>
-          <w:szCs w:val="22"/>
-          <w:lang w:val="en-US"/>
-        </w:rPr>
-        <w:t xml:space="preserve">, </w:t>
-      </w:r>
-      <w:proofErr w:type="spellStart"/>
-      <w:r>
-        <w:rPr>
-          <w:rFonts w:ascii="Calibri" w:hAnsi="Calibri" w:cs="Calibri"/>
-          <w:sz w:val="22"/>
-          <w:szCs w:val="22"/>
-          <w:lang w:val="en-US"/>
-        </w:rPr>
-        <w:t>securitygroups</w:t>
-      </w:r>
-      <w:proofErr w:type="spellEnd"/>
-      <w:r>
-        <w:rPr>
-          <w:rFonts w:ascii="Calibri" w:hAnsi="Calibri" w:cs="Calibri"/>
-          <w:sz w:val="22"/>
-          <w:szCs w:val="22"/>
-          <w:lang w:val="en-US"/>
-        </w:rPr>
-        <w:t xml:space="preserve">, RDS instances. Do not try to create these manually. </w:t>
+        <w:t xml:space="preserve">er, securitygroups, RDS instances. Do not try to create these manually. </w:t>
       </w:r>
       <w:r>
         <w:rPr>
@@ -7013,33 +5802,7 @@
           <w:highlight w:val="yellow"/>
           <w:lang w:val="en-US"/>
         </w:rPr>
-        <w:t xml:space="preserve">AWS – </w:t>
-      </w:r>
-      <w:proofErr w:type="gramStart"/>
-      <w:r>
-        <w:rPr>
-          <w:rFonts w:ascii="Calibri" w:hAnsi="Calibri" w:cs="Calibri"/>
-          <w:b/>
-          <w:bCs/>
-          <w:sz w:val="22"/>
-          <w:szCs w:val="22"/>
-          <w:highlight w:val="yellow"/>
-          <w:lang w:val="en-US"/>
-        </w:rPr>
-        <w:t>SERVICE :ACM</w:t>
-      </w:r>
-      <w:proofErr w:type="gramEnd"/>
-      <w:r>
-        <w:rPr>
-          <w:rFonts w:ascii="Calibri" w:hAnsi="Calibri" w:cs="Calibri"/>
-          <w:b/>
-          <w:bCs/>
-          <w:sz w:val="22"/>
-          <w:szCs w:val="22"/>
-          <w:highlight w:val="yellow"/>
-          <w:lang w:val="en-US"/>
-        </w:rPr>
-        <w:t xml:space="preserve"> – AWS Certificate Manager</w:t>
+        <w:t>AWS – SERVICE :ACM – AWS Certificate Manager</w:t>
       </w:r>
     </w:p>
     <w:p>
@@ -7122,27 +5885,7 @@
           <w:szCs w:val="22"/>
           <w:lang w:val="en-US"/>
         </w:rPr>
-        <w:t xml:space="preserve">Approval </w:t>
-      </w:r>
-      <w:proofErr w:type="gramStart"/>
-      <w:r>
-        <w:rPr>
-          <w:rFonts w:ascii="Calibri" w:hAnsi="Calibri" w:cs="Calibri"/>
-          <w:sz w:val="22"/>
-          <w:szCs w:val="22"/>
-          <w:lang w:val="en-US"/>
-        </w:rPr>
-        <w:t>need</w:t>
-      </w:r>
-      <w:proofErr w:type="gramEnd"/>
-      <w:r>
-        <w:rPr>
-          <w:rFonts w:ascii="Calibri" w:hAnsi="Calibri" w:cs="Calibri"/>
-          <w:sz w:val="22"/>
-          <w:szCs w:val="22"/>
-          <w:lang w:val="en-US"/>
-        </w:rPr>
-        <w:t xml:space="preserve"> to be done from either </w:t>
+        <w:t xml:space="preserve">Approval need to be done from either </w:t>
       </w:r>
       <w:r>
         <w:rPr>
@@ -7162,27 +5905,7 @@
           <w:szCs w:val="22"/>
           <w:lang w:val="en-US"/>
         </w:rPr>
-        <w:t xml:space="preserve"> – It will send email to INBOX – domain bcaindia.com and for </w:t>
-      </w:r>
-      <w:proofErr w:type="spellStart"/>
-      <w:r>
-        <w:rPr>
-          <w:rFonts w:ascii="Calibri" w:hAnsi="Calibri" w:cs="Calibri"/>
-          <w:sz w:val="22"/>
-          <w:szCs w:val="22"/>
-          <w:lang w:val="en-US"/>
-        </w:rPr>
-        <w:t>specifc</w:t>
-      </w:r>
-      <w:proofErr w:type="spellEnd"/>
-      <w:r>
-        <w:rPr>
-          <w:rFonts w:ascii="Calibri" w:hAnsi="Calibri" w:cs="Calibri"/>
-          <w:sz w:val="22"/>
-          <w:szCs w:val="22"/>
-          <w:lang w:val="en-US"/>
-        </w:rPr>
-        <w:t xml:space="preserve"> user </w:t>
+        <w:t xml:space="preserve"> – It will send email to INBOX – domain bcaindia.com and for specifc user </w:t>
       </w:r>
       <w:hyperlink r:id="rId15" w:history="1">
         <w:r>
@@ -7234,27 +5957,7 @@
           <w:szCs w:val="22"/>
           <w:lang w:val="en-US"/>
         </w:rPr>
-        <w:t xml:space="preserve">Approval </w:t>
-      </w:r>
-      <w:proofErr w:type="gramStart"/>
-      <w:r>
-        <w:rPr>
-          <w:rFonts w:ascii="Calibri" w:hAnsi="Calibri" w:cs="Calibri"/>
-          <w:sz w:val="22"/>
-          <w:szCs w:val="22"/>
-          <w:lang w:val="en-US"/>
-        </w:rPr>
-        <w:t>need</w:t>
-      </w:r>
-      <w:proofErr w:type="gramEnd"/>
-      <w:r>
-        <w:rPr>
-          <w:rFonts w:ascii="Calibri" w:hAnsi="Calibri" w:cs="Calibri"/>
-          <w:sz w:val="22"/>
-          <w:szCs w:val="22"/>
-          <w:lang w:val="en-US"/>
-        </w:rPr>
-        <w:t xml:space="preserve"> to be done from either </w:t>
+        <w:t xml:space="preserve">Approval need to be done from either </w:t>
       </w:r>
       <w:r>
         <w:rPr>
@@ -7274,27 +5977,7 @@
           <w:szCs w:val="22"/>
           <w:lang w:val="en-US"/>
         </w:rPr>
-        <w:t xml:space="preserve"> – It will auto approve based on the CNAME record in </w:t>
-      </w:r>
-      <w:proofErr w:type="spellStart"/>
-      <w:r>
-        <w:rPr>
-          <w:rFonts w:ascii="Calibri" w:hAnsi="Calibri" w:cs="Calibri"/>
-          <w:sz w:val="22"/>
-          <w:szCs w:val="22"/>
-          <w:lang w:val="en-US"/>
-        </w:rPr>
-        <w:t>godaddy</w:t>
-      </w:r>
-      <w:proofErr w:type="spellEnd"/>
-      <w:r>
-        <w:rPr>
-          <w:rFonts w:ascii="Calibri" w:hAnsi="Calibri" w:cs="Calibri"/>
-          <w:sz w:val="22"/>
-          <w:szCs w:val="22"/>
-          <w:lang w:val="en-US"/>
-        </w:rPr>
-        <w:t>. Add name and value which will be provided in certificate</w:t>
+        <w:t xml:space="preserve"> – It will auto approve based on the CNAME record in godaddy. Add name and value which will be provided in certificate</w:t>
       </w:r>
     </w:p>
     <w:p>
@@ -7330,27 +6013,7 @@
           <w:szCs w:val="22"/>
           <w:lang w:val="en-US"/>
         </w:rPr>
-        <w:t xml:space="preserve">This Certificate need to be linked with load balancer </w:t>
-      </w:r>
-      <w:proofErr w:type="gramStart"/>
-      <w:r>
-        <w:rPr>
-          <w:rFonts w:ascii="Calibri" w:hAnsi="Calibri" w:cs="Calibri"/>
-          <w:sz w:val="22"/>
-          <w:szCs w:val="22"/>
-          <w:lang w:val="en-US"/>
-        </w:rPr>
-        <w:t>listeners  443</w:t>
-      </w:r>
-      <w:proofErr w:type="gramEnd"/>
-      <w:r>
-        <w:rPr>
-          <w:rFonts w:ascii="Calibri" w:hAnsi="Calibri" w:cs="Calibri"/>
-          <w:sz w:val="22"/>
-          <w:szCs w:val="22"/>
-          <w:lang w:val="en-US"/>
-        </w:rPr>
-        <w:t xml:space="preserve"> (https) only.</w:t>
+        <w:t>This Certificate need to be linked with load balancer listeners  443 (https) only.</w:t>
       </w:r>
     </w:p>
     <w:p>
@@ -7452,27 +6115,7 @@
           <w:szCs w:val="22"/>
           <w:lang w:val="en-US"/>
         </w:rPr>
-        <w:t xml:space="preserve">If </w:t>
-      </w:r>
-      <w:proofErr w:type="gramStart"/>
-      <w:r>
-        <w:rPr>
-          <w:rFonts w:ascii="Calibri" w:hAnsi="Calibri" w:cs="Calibri"/>
-          <w:sz w:val="22"/>
-          <w:szCs w:val="22"/>
-          <w:lang w:val="en-US"/>
-        </w:rPr>
-        <w:t>not</w:t>
-      </w:r>
-      <w:proofErr w:type="gramEnd"/>
-      <w:r>
-        <w:rPr>
-          <w:rFonts w:ascii="Calibri" w:hAnsi="Calibri" w:cs="Calibri"/>
-          <w:sz w:val="22"/>
-          <w:szCs w:val="22"/>
-          <w:lang w:val="en-US"/>
-        </w:rPr>
-        <w:t xml:space="preserve"> setup then will get the SSL certificate issue while opening the app with message –opening web app on your own risk.</w:t>
+        <w:t>If not setup then will get the SSL certificate issue while opening the app with message –opening web app on your own risk.</w:t>
       </w:r>
     </w:p>
     <w:p>
@@ -7551,7 +6194,6 @@
           <w:lang w:val="en-US"/>
         </w:rPr>
       </w:pPr>
-      <w:proofErr w:type="gramStart"/>
       <w:r>
         <w:rPr>
           <w:rFonts w:ascii="Calibri" w:hAnsi="Calibri" w:cs="Calibri"/>
@@ -7562,47 +6204,7 @@
           <w:highlight w:val="yellow"/>
           <w:lang w:val="en-US"/>
         </w:rPr>
-        <w:t>HOSTING :</w:t>
-      </w:r>
-      <w:proofErr w:type="gramEnd"/>
-      <w:r>
-        <w:rPr>
-          <w:rFonts w:ascii="Calibri" w:hAnsi="Calibri" w:cs="Calibri"/>
-          <w:b/>
-          <w:bCs/>
-          <w:sz w:val="22"/>
-          <w:szCs w:val="22"/>
-          <w:highlight w:val="yellow"/>
-          <w:lang w:val="en-US"/>
-        </w:rPr>
-        <w:t xml:space="preserve"> </w:t>
-      </w:r>
-      <w:proofErr w:type="spellStart"/>
-      <w:proofErr w:type="gramStart"/>
-      <w:r>
-        <w:rPr>
-          <w:rFonts w:ascii="Calibri" w:hAnsi="Calibri" w:cs="Calibri"/>
-          <w:b/>
-          <w:bCs/>
-          <w:sz w:val="22"/>
-          <w:szCs w:val="22"/>
-          <w:highlight w:val="yellow"/>
-          <w:lang w:val="en-US"/>
-        </w:rPr>
-        <w:t>Godaddy</w:t>
-      </w:r>
-      <w:proofErr w:type="spellEnd"/>
-      <w:r>
-        <w:rPr>
-          <w:rFonts w:ascii="Calibri" w:hAnsi="Calibri" w:cs="Calibri"/>
-          <w:b/>
-          <w:bCs/>
-          <w:sz w:val="22"/>
-          <w:szCs w:val="22"/>
-          <w:highlight w:val="yellow"/>
-          <w:lang w:val="en-US"/>
-        </w:rPr>
-        <w:t xml:space="preserve">  </w:t>
+        <w:t xml:space="preserve">HOSTING : Godaddy  </w:t>
       </w:r>
       <w:r>
         <w:rPr>
@@ -7614,20 +6216,7 @@
           <w:szCs w:val="22"/>
           <w:highlight w:val="yellow"/>
         </w:rPr>
-        <w:t>(</w:t>
-      </w:r>
-      <w:proofErr w:type="gramEnd"/>
-      <w:r>
-        <w:rPr>
-          <w:rFonts w:ascii="Calibri" w:hAnsi="Calibri" w:cs="Calibri"/>
-          <w:b/>
-          <w:bCs/>
-          <w:color w:val="111111"/>
-          <w:sz w:val="22"/>
-          <w:szCs w:val="22"/>
-          <w:highlight w:val="yellow"/>
-        </w:rPr>
-        <w:t>Customer #</w:t>
+        <w:t>(Customer #</w:t>
       </w:r>
       <w:r>
         <w:rPr>
@@ -7694,7 +6283,6 @@
         </w:rPr>
         <w:t xml:space="preserve">, </w:t>
       </w:r>
-      <w:proofErr w:type="spellStart"/>
       <w:r>
         <w:rPr>
           <w:rFonts w:ascii="Calibri" w:hAnsi="Calibri" w:cs="Calibri"/>
@@ -7703,31 +6291,8 @@
           <w:szCs w:val="22"/>
           <w:highlight w:val="yellow"/>
         </w:rPr>
-        <w:t>Pwd</w:t>
-      </w:r>
-      <w:proofErr w:type="spellEnd"/>
-      <w:r>
-        <w:rPr>
-          <w:rFonts w:ascii="Calibri" w:hAnsi="Calibri" w:cs="Calibri"/>
-          <w:color w:val="111111"/>
-          <w:sz w:val="22"/>
-          <w:szCs w:val="22"/>
-          <w:highlight w:val="yellow"/>
-        </w:rPr>
-        <w:t xml:space="preserve">: same S@xxxx26 </w:t>
-      </w:r>
-      <w:proofErr w:type="spellStart"/>
-      <w:r>
-        <w:rPr>
-          <w:rFonts w:ascii="Calibri" w:hAnsi="Calibri" w:cs="Calibri"/>
-          <w:color w:val="111111"/>
-          <w:sz w:val="22"/>
-          <w:szCs w:val="22"/>
-          <w:highlight w:val="yellow"/>
-        </w:rPr>
-        <w:t>godaddy</w:t>
-      </w:r>
-      <w:proofErr w:type="spellEnd"/>
+        <w:t>Pwd: same S@xxxx26 godaddy</w:t>
+      </w:r>
     </w:p>
     <w:p>
       <w:pPr>
@@ -7943,62 +6508,31 @@
           <w:szCs w:val="22"/>
           <w:lang w:val="en-US"/>
         </w:rPr>
-        <w:t xml:space="preserve">All records are auto </w:t>
-      </w:r>
-      <w:proofErr w:type="gramStart"/>
-      <w:r>
-        <w:rPr>
-          <w:rFonts w:ascii="Calibri" w:hAnsi="Calibri" w:cs="Calibri"/>
-          <w:sz w:val="22"/>
-          <w:szCs w:val="22"/>
-          <w:lang w:val="en-US"/>
-        </w:rPr>
-        <w:t>created ,</w:t>
-      </w:r>
-      <w:proofErr w:type="gramEnd"/>
-      <w:r>
-        <w:rPr>
-          <w:rFonts w:ascii="Calibri" w:hAnsi="Calibri" w:cs="Calibri"/>
-          <w:sz w:val="22"/>
-          <w:szCs w:val="22"/>
-          <w:lang w:val="en-US"/>
-        </w:rPr>
-        <w:t xml:space="preserve"> like A, NS, MX</w:t>
-      </w:r>
-    </w:p>
-    <w:p>
-      <w:pPr>
-        <w:tabs>
-          <w:tab w:val="left" w:pos="1611"/>
-        </w:tabs>
-        <w:ind w:left="720"/>
-        <w:rPr>
-          <w:rFonts w:ascii="Calibri" w:hAnsi="Calibri" w:cs="Calibri"/>
-          <w:sz w:val="22"/>
-          <w:szCs w:val="22"/>
-          <w:lang w:val="en-US"/>
-        </w:rPr>
-      </w:pPr>
-      <w:r>
-        <w:rPr>
-          <w:rFonts w:ascii="Calibri" w:hAnsi="Calibri" w:cs="Calibri"/>
-          <w:sz w:val="22"/>
-          <w:szCs w:val="22"/>
-          <w:lang w:val="en-US"/>
-        </w:rPr>
-        <w:t xml:space="preserve">Just add a record for CNAME – www – value to be DNS of </w:t>
-      </w:r>
-      <w:proofErr w:type="spellStart"/>
-      <w:r>
-        <w:rPr>
-          <w:rFonts w:ascii="Calibri" w:hAnsi="Calibri" w:cs="Calibri"/>
-          <w:sz w:val="22"/>
-          <w:szCs w:val="22"/>
-          <w:lang w:val="en-US"/>
-        </w:rPr>
-        <w:t>loadbalancer</w:t>
-      </w:r>
-      <w:proofErr w:type="spellEnd"/>
+        <w:t>All records are auto created , like A, NS, MX</w:t>
+      </w:r>
+    </w:p>
+    <w:p>
+      <w:pPr>
+        <w:tabs>
+          <w:tab w:val="left" w:pos="1611"/>
+        </w:tabs>
+        <w:ind w:left="720"/>
+        <w:rPr>
+          <w:rFonts w:ascii="Calibri" w:hAnsi="Calibri" w:cs="Calibri"/>
+          <w:sz w:val="22"/>
+          <w:szCs w:val="22"/>
+          <w:lang w:val="en-US"/>
+        </w:rPr>
+      </w:pPr>
+      <w:r>
+        <w:rPr>
+          <w:rFonts w:ascii="Calibri" w:hAnsi="Calibri" w:cs="Calibri"/>
+          <w:sz w:val="22"/>
+          <w:szCs w:val="22"/>
+          <w:lang w:val="en-US"/>
+        </w:rPr>
+        <w:t>Just add a record for CNAME – www – value to be DNS of loadbalancer</w:t>
+      </w:r>
     </w:p>
     <w:p>
       <w:pPr>
@@ -8021,29 +6555,7 @@
           <w:highlight w:val="yellow"/>
           <w:lang w:val="en-US"/>
         </w:rPr>
-        <w:t xml:space="preserve">(Note: change the </w:t>
-      </w:r>
-      <w:proofErr w:type="spellStart"/>
-      <w:r>
-        <w:rPr>
-          <w:rFonts w:ascii="Calibri" w:hAnsi="Calibri" w:cs="Calibri"/>
-          <w:sz w:val="22"/>
-          <w:szCs w:val="22"/>
-          <w:highlight w:val="yellow"/>
-          <w:lang w:val="en-US"/>
-        </w:rPr>
-        <w:t>loadbalancer</w:t>
-      </w:r>
-      <w:proofErr w:type="spellEnd"/>
-      <w:r>
-        <w:rPr>
-          <w:rFonts w:ascii="Calibri" w:hAnsi="Calibri" w:cs="Calibri"/>
-          <w:sz w:val="22"/>
-          <w:szCs w:val="22"/>
-          <w:highlight w:val="yellow"/>
-          <w:lang w:val="en-US"/>
-        </w:rPr>
-        <w:t xml:space="preserve"> to the prod one, earlier dev)</w:t>
+        <w:t>(Note: change the loadbalancer to the prod one, earlier dev)</w:t>
       </w:r>
     </w:p>
     <w:p>
@@ -8222,25 +6734,14 @@
           <w:lang w:val="en-US"/>
         </w:rPr>
       </w:pPr>
-      <w:proofErr w:type="gramStart"/>
-      <w:r>
-        <w:rPr>
-          <w:rFonts w:ascii="Calibri" w:hAnsi="Calibri" w:cs="Calibri"/>
-          <w:sz w:val="22"/>
-          <w:szCs w:val="22"/>
-          <w:lang w:val="en-US"/>
-        </w:rPr>
-        <w:t>Instead</w:t>
-      </w:r>
-      <w:proofErr w:type="gramEnd"/>
-      <w:r>
-        <w:rPr>
-          <w:rFonts w:ascii="Calibri" w:hAnsi="Calibri" w:cs="Calibri"/>
-          <w:sz w:val="22"/>
-          <w:szCs w:val="22"/>
-          <w:lang w:val="en-US"/>
-        </w:rPr>
-        <w:t xml:space="preserve"> only </w:t>
+      <w:r>
+        <w:rPr>
+          <w:rFonts w:ascii="Calibri" w:hAnsi="Calibri" w:cs="Calibri"/>
+          <w:sz w:val="22"/>
+          <w:szCs w:val="22"/>
+          <w:lang w:val="en-US"/>
+        </w:rPr>
+        <w:t xml:space="preserve">Instead only </w:t>
       </w:r>
       <w:hyperlink r:id="rId20" w:history="1">
         <w:r>
@@ -8369,14 +6870,12 @@
           <w:color w:val="000000"/>
         </w:rPr>
       </w:pPr>
-      <w:proofErr w:type="spellStart"/>
       <w:r>
         <w:rPr>
           <w:color w:val="000000"/>
         </w:rPr>
         <w:t>psql</w:t>
       </w:r>
-      <w:proofErr w:type="spellEnd"/>
       <w:r>
         <w:rPr>
           <w:rStyle w:val="apple-converted-space"/>
@@ -8401,14 +6900,12 @@
         </w:rPr>
         <w:t> </w:t>
       </w:r>
-      <w:proofErr w:type="spellStart"/>
       <w:r>
         <w:rPr>
           <w:color w:val="000000"/>
         </w:rPr>
         <w:t>postgres</w:t>
       </w:r>
-      <w:proofErr w:type="spellEnd"/>
       <w:r>
         <w:rPr>
           <w:rStyle w:val="apple-converted-space"/>
@@ -8433,14 +6930,12 @@
         </w:rPr>
         <w:t> </w:t>
       </w:r>
-      <w:proofErr w:type="spellStart"/>
       <w:r>
         <w:rPr>
           <w:color w:val="000000"/>
         </w:rPr>
         <w:t>order_tracking</w:t>
       </w:r>
-      <w:proofErr w:type="spellEnd"/>
       <w:r>
         <w:rPr>
           <w:rStyle w:val="apple-converted-space"/>
@@ -8465,14 +6960,12 @@
         </w:rPr>
         <w:t> </w:t>
       </w:r>
-      <w:proofErr w:type="spellStart"/>
       <w:r>
         <w:rPr>
           <w:color w:val="000000"/>
         </w:rPr>
         <w:t>dump.sql</w:t>
       </w:r>
-      <w:proofErr w:type="spellEnd"/>
     </w:p>
     <w:p>
       <w:pPr>
@@ -8576,35 +7069,7 @@
         <w:rPr>
           <w:color w:val="000000"/>
         </w:rPr>
-        <w:t xml:space="preserve">ALTER TABLE </w:t>
-      </w:r>
-      <w:proofErr w:type="spellStart"/>
-      <w:r>
-        <w:rPr>
-          <w:color w:val="000000"/>
-        </w:rPr>
-        <w:t>odts.order_dispatch</w:t>
-      </w:r>
-      <w:proofErr w:type="spellEnd"/>
-      <w:r>
-        <w:rPr>
-          <w:color w:val="000000"/>
-        </w:rPr>
-        <w:t xml:space="preserve"> DROP COLUMN </w:t>
-      </w:r>
-      <w:proofErr w:type="spellStart"/>
-      <w:r>
-        <w:rPr>
-          <w:color w:val="000000"/>
-        </w:rPr>
-        <w:t>driver_id</w:t>
-      </w:r>
-      <w:proofErr w:type="spellEnd"/>
-      <w:r>
-        <w:rPr>
-          <w:color w:val="000000"/>
-        </w:rPr>
-        <w:t>;</w:t>
+        <w:t>ALTER TABLE odts.order_dispatch DROP COLUMN driver_id;</w:t>
       </w:r>
     </w:p>
     <w:p>
@@ -8646,49 +7111,7 @@
         <w:rPr>
           <w:color w:val="000000"/>
         </w:rPr>
-        <w:t xml:space="preserve">ALTER TABLE </w:t>
-      </w:r>
-      <w:proofErr w:type="spellStart"/>
-      <w:r>
-        <w:rPr>
-          <w:color w:val="000000"/>
-        </w:rPr>
-        <w:t>odts.order_dispatch</w:t>
-      </w:r>
-      <w:proofErr w:type="spellEnd"/>
-      <w:r>
-        <w:rPr>
-          <w:color w:val="000000"/>
-        </w:rPr>
-        <w:t xml:space="preserve"> RENAME COLUMN </w:t>
-      </w:r>
-      <w:proofErr w:type="spellStart"/>
-      <w:r>
-        <w:rPr>
-          <w:color w:val="000000"/>
-        </w:rPr>
-        <w:t>built_number</w:t>
-      </w:r>
-      <w:proofErr w:type="spellEnd"/>
-      <w:r>
-        <w:rPr>
-          <w:color w:val="000000"/>
-        </w:rPr>
-        <w:t xml:space="preserve"> TO </w:t>
-      </w:r>
-      <w:proofErr w:type="spellStart"/>
-      <w:r>
-        <w:rPr>
-          <w:color w:val="000000"/>
-        </w:rPr>
-        <w:t>bilty_number</w:t>
-      </w:r>
-      <w:proofErr w:type="spellEnd"/>
-      <w:r>
-        <w:rPr>
-          <w:color w:val="000000"/>
-        </w:rPr>
-        <w:t>;</w:t>
+        <w:t>ALTER TABLE odts.order_dispatch RENAME COLUMN built_number TO bilty_number;</w:t>
       </w:r>
     </w:p>
     <w:p>
@@ -8730,123 +7153,39 @@
         <w:rPr>
           <w:color w:val="000000"/>
         </w:rPr>
-        <w:t xml:space="preserve">ALTER TABLE </w:t>
-      </w:r>
-      <w:proofErr w:type="spellStart"/>
-      <w:r>
-        <w:rPr>
-          <w:color w:val="000000"/>
-        </w:rPr>
-        <w:t>odts.order_dispatch</w:t>
-      </w:r>
-      <w:proofErr w:type="spellEnd"/>
-      <w:r>
-        <w:rPr>
-          <w:color w:val="000000"/>
-        </w:rPr>
-        <w:t xml:space="preserve"> ADD COLUMN </w:t>
-      </w:r>
-      <w:proofErr w:type="spellStart"/>
-      <w:r>
-        <w:rPr>
-          <w:color w:val="000000"/>
-        </w:rPr>
-        <w:t>driver_name</w:t>
-      </w:r>
-      <w:proofErr w:type="spellEnd"/>
-      <w:r>
-        <w:rPr>
-          <w:color w:val="000000"/>
-        </w:rPr>
-        <w:t xml:space="preserve">  VARCHAR(100);</w:t>
-      </w:r>
-    </w:p>
-    <w:p>
-      <w:pPr>
-        <w:tabs>
-          <w:tab w:val="left" w:pos="1611"/>
-        </w:tabs>
-        <w:rPr>
-          <w:color w:val="000000"/>
-        </w:rPr>
-      </w:pPr>
-      <w:r>
-        <w:rPr>
-          <w:color w:val="000000"/>
-        </w:rPr>
-        <w:t xml:space="preserve">ALTER TABLE </w:t>
-      </w:r>
-      <w:proofErr w:type="spellStart"/>
-      <w:r>
-        <w:rPr>
-          <w:color w:val="000000"/>
-        </w:rPr>
-        <w:t>odts.order_dispatch</w:t>
-      </w:r>
-      <w:proofErr w:type="spellEnd"/>
-      <w:r>
-        <w:rPr>
-          <w:color w:val="000000"/>
-        </w:rPr>
-        <w:t xml:space="preserve"> ADD COLUMN </w:t>
-      </w:r>
-      <w:proofErr w:type="spellStart"/>
-      <w:r>
-        <w:rPr>
-          <w:color w:val="000000"/>
-        </w:rPr>
-        <w:t>driver_phone</w:t>
-      </w:r>
-      <w:proofErr w:type="spellEnd"/>
-      <w:r>
-        <w:rPr>
-          <w:color w:val="000000"/>
-        </w:rPr>
-        <w:t xml:space="preserve"> VARCHAR(15);</w:t>
-      </w:r>
-    </w:p>
-    <w:p>
-      <w:pPr>
-        <w:tabs>
-          <w:tab w:val="left" w:pos="1611"/>
-        </w:tabs>
-        <w:rPr>
-          <w:color w:val="000000"/>
-        </w:rPr>
-      </w:pPr>
-      <w:r>
-        <w:rPr>
-          <w:color w:val="000000"/>
-        </w:rPr>
-        <w:t xml:space="preserve">ALTER TABLE </w:t>
-      </w:r>
-      <w:proofErr w:type="spellStart"/>
-      <w:r>
-        <w:rPr>
-          <w:color w:val="000000"/>
-        </w:rPr>
-        <w:t>odts.order_dispatch</w:t>
-      </w:r>
-      <w:proofErr w:type="spellEnd"/>
-      <w:r>
-        <w:rPr>
-          <w:color w:val="000000"/>
-        </w:rPr>
-        <w:t xml:space="preserve"> ADD COLUMN </w:t>
-      </w:r>
-      <w:proofErr w:type="spellStart"/>
-      <w:r>
-        <w:rPr>
-          <w:color w:val="000000"/>
-        </w:rPr>
-        <w:t>actual_loading_location_code</w:t>
-      </w:r>
-      <w:proofErr w:type="spellEnd"/>
-      <w:r>
-        <w:rPr>
-          <w:color w:val="000000"/>
-        </w:rPr>
-        <w:t xml:space="preserve"> VARCHAR(30);</w:t>
+        <w:t>ALTER TABLE odts.order_dispatch ADD COLUMN driver_name  VARCHAR(100);</w:t>
+      </w:r>
+    </w:p>
+    <w:p>
+      <w:pPr>
+        <w:tabs>
+          <w:tab w:val="left" w:pos="1611"/>
+        </w:tabs>
+        <w:rPr>
+          <w:color w:val="000000"/>
+        </w:rPr>
+      </w:pPr>
+      <w:r>
+        <w:rPr>
+          <w:color w:val="000000"/>
+        </w:rPr>
+        <w:t>ALTER TABLE odts.order_dispatch ADD COLUMN driver_phone VARCHAR(15);</w:t>
+      </w:r>
+    </w:p>
+    <w:p>
+      <w:pPr>
+        <w:tabs>
+          <w:tab w:val="left" w:pos="1611"/>
+        </w:tabs>
+        <w:rPr>
+          <w:color w:val="000000"/>
+        </w:rPr>
+      </w:pPr>
+      <w:r>
+        <w:rPr>
+          <w:color w:val="000000"/>
+        </w:rPr>
+        <w:t>ALTER TABLE odts.order_dispatch ADD COLUMN actual_loading_location_code VARCHAR(30);</w:t>
       </w:r>
     </w:p>
     <w:p>
@@ -8924,229 +7263,103 @@
         <w:rPr>
           <w:color w:val="000000"/>
         </w:rPr>
-        <w:t xml:space="preserve">CREATE TABLE </w:t>
-      </w:r>
-      <w:proofErr w:type="spellStart"/>
-      <w:r>
-        <w:rPr>
-          <w:color w:val="000000"/>
-        </w:rPr>
-        <w:t>odts.dealer_order_items</w:t>
-      </w:r>
-      <w:proofErr w:type="spellEnd"/>
-      <w:r>
-        <w:rPr>
-          <w:color w:val="000000"/>
-        </w:rPr>
-        <w:t xml:space="preserve"> (</w:t>
-      </w:r>
-    </w:p>
-    <w:p>
-      <w:pPr>
-        <w:tabs>
-          <w:tab w:val="left" w:pos="1611"/>
-        </w:tabs>
-        <w:rPr>
-          <w:color w:val="000000"/>
-        </w:rPr>
-      </w:pPr>
-      <w:r>
-        <w:rPr>
-          <w:color w:val="000000"/>
-        </w:rPr>
-        <w:t xml:space="preserve">  </w:t>
-      </w:r>
-      <w:proofErr w:type="spellStart"/>
-      <w:r>
-        <w:rPr>
-          <w:color w:val="000000"/>
-        </w:rPr>
-        <w:t>item_id</w:t>
-      </w:r>
-      <w:proofErr w:type="spellEnd"/>
-      <w:r>
-        <w:rPr>
-          <w:color w:val="000000"/>
-        </w:rPr>
-        <w:t xml:space="preserve">        SERIAL PRIMARY KEY,</w:t>
-      </w:r>
-    </w:p>
-    <w:p>
-      <w:pPr>
-        <w:tabs>
-          <w:tab w:val="left" w:pos="1611"/>
-        </w:tabs>
-        <w:rPr>
-          <w:color w:val="000000"/>
-        </w:rPr>
-      </w:pPr>
-      <w:r>
-        <w:rPr>
-          <w:color w:val="000000"/>
-        </w:rPr>
-        <w:t xml:space="preserve">  </w:t>
-      </w:r>
-      <w:proofErr w:type="spellStart"/>
-      <w:r>
-        <w:rPr>
-          <w:color w:val="000000"/>
-        </w:rPr>
-        <w:t>order_id</w:t>
-      </w:r>
-      <w:proofErr w:type="spellEnd"/>
-      <w:r>
-        <w:rPr>
-          <w:color w:val="000000"/>
-        </w:rPr>
-        <w:t xml:space="preserve">       INTEGER NOT NULL REFERENCES </w:t>
-      </w:r>
-      <w:proofErr w:type="spellStart"/>
-      <w:r>
-        <w:rPr>
-          <w:color w:val="000000"/>
-        </w:rPr>
-        <w:t>odts.dealer_orders</w:t>
-      </w:r>
-      <w:proofErr w:type="spellEnd"/>
-      <w:r>
-        <w:rPr>
-          <w:color w:val="000000"/>
-        </w:rPr>
-        <w:t>(</w:t>
-      </w:r>
-      <w:proofErr w:type="spellStart"/>
-      <w:r>
-        <w:rPr>
-          <w:color w:val="000000"/>
-        </w:rPr>
-        <w:t>order_id</w:t>
-      </w:r>
-      <w:proofErr w:type="spellEnd"/>
-      <w:r>
-        <w:rPr>
-          <w:color w:val="000000"/>
-        </w:rPr>
-        <w:t>) ON DELETE CASCADE,</w:t>
-      </w:r>
-    </w:p>
-    <w:p>
-      <w:pPr>
-        <w:tabs>
-          <w:tab w:val="left" w:pos="1611"/>
-        </w:tabs>
-        <w:rPr>
-          <w:color w:val="000000"/>
-        </w:rPr>
-      </w:pPr>
-      <w:r>
-        <w:rPr>
-          <w:color w:val="000000"/>
-        </w:rPr>
-        <w:t xml:space="preserve">  </w:t>
-      </w:r>
-      <w:proofErr w:type="spellStart"/>
-      <w:r>
-        <w:rPr>
-          <w:color w:val="000000"/>
-        </w:rPr>
-        <w:t>product_id</w:t>
-      </w:r>
-      <w:proofErr w:type="spellEnd"/>
-      <w:r>
-        <w:rPr>
-          <w:color w:val="000000"/>
-        </w:rPr>
-        <w:t xml:space="preserve">     INTEGER NOT NULL,</w:t>
-      </w:r>
-    </w:p>
-    <w:p>
-      <w:pPr>
-        <w:tabs>
-          <w:tab w:val="left" w:pos="1611"/>
-        </w:tabs>
-        <w:rPr>
-          <w:color w:val="000000"/>
-        </w:rPr>
-      </w:pPr>
-      <w:r>
-        <w:rPr>
-          <w:color w:val="000000"/>
-        </w:rPr>
-        <w:t xml:space="preserve">  </w:t>
-      </w:r>
-      <w:proofErr w:type="spellStart"/>
-      <w:r>
-        <w:rPr>
-          <w:color w:val="000000"/>
-        </w:rPr>
-        <w:t>order_bags</w:t>
-      </w:r>
-      <w:proofErr w:type="spellEnd"/>
-      <w:r>
-        <w:rPr>
-          <w:color w:val="000000"/>
-        </w:rPr>
-        <w:t xml:space="preserve">     INTEGER,</w:t>
-      </w:r>
-    </w:p>
-    <w:p>
-      <w:pPr>
-        <w:tabs>
-          <w:tab w:val="left" w:pos="1611"/>
-        </w:tabs>
-        <w:rPr>
-          <w:color w:val="000000"/>
-        </w:rPr>
-      </w:pPr>
-      <w:r>
-        <w:rPr>
-          <w:color w:val="000000"/>
-        </w:rPr>
-        <w:t xml:space="preserve">  </w:t>
-      </w:r>
-      <w:proofErr w:type="spellStart"/>
-      <w:r>
-        <w:rPr>
-          <w:color w:val="000000"/>
-        </w:rPr>
-        <w:t>order_quantity</w:t>
-      </w:r>
-      <w:proofErr w:type="spellEnd"/>
-      <w:r>
-        <w:rPr>
-          <w:color w:val="000000"/>
-        </w:rPr>
-        <w:t xml:space="preserve"> NUMERIC(10,3) NOT NULL,</w:t>
-      </w:r>
-    </w:p>
-    <w:p>
-      <w:pPr>
-        <w:tabs>
-          <w:tab w:val="left" w:pos="1611"/>
-        </w:tabs>
-        <w:rPr>
-          <w:color w:val="000000"/>
-        </w:rPr>
-      </w:pPr>
-      <w:r>
-        <w:rPr>
-          <w:color w:val="000000"/>
-        </w:rPr>
-        <w:t xml:space="preserve">  </w:t>
-      </w:r>
-      <w:proofErr w:type="spellStart"/>
-      <w:r>
-        <w:rPr>
-          <w:color w:val="000000"/>
-        </w:rPr>
-        <w:t>created_at</w:t>
-      </w:r>
-      <w:proofErr w:type="spellEnd"/>
-      <w:r>
-        <w:rPr>
-          <w:color w:val="000000"/>
-        </w:rPr>
-        <w:t xml:space="preserve">     TIMESTAMP NOT NULL DEFAULT CURRENT_TIMESTAMP</w:t>
+        <w:t>CREATE TABLE odts.dealer_order_items (</w:t>
+      </w:r>
+    </w:p>
+    <w:p>
+      <w:pPr>
+        <w:tabs>
+          <w:tab w:val="left" w:pos="1611"/>
+        </w:tabs>
+        <w:rPr>
+          <w:color w:val="000000"/>
+        </w:rPr>
+      </w:pPr>
+      <w:r>
+        <w:rPr>
+          <w:color w:val="000000"/>
+        </w:rPr>
+        <w:t xml:space="preserve">  item_id        SERIAL PRIMARY KEY,</w:t>
+      </w:r>
+    </w:p>
+    <w:p>
+      <w:pPr>
+        <w:tabs>
+          <w:tab w:val="left" w:pos="1611"/>
+        </w:tabs>
+        <w:rPr>
+          <w:color w:val="000000"/>
+        </w:rPr>
+      </w:pPr>
+      <w:r>
+        <w:rPr>
+          <w:color w:val="000000"/>
+        </w:rPr>
+        <w:t xml:space="preserve">  order_id       INTEGER NOT NULL REFERENCES odts.dealer_orders(order_id) ON DELETE CASCADE,</w:t>
+      </w:r>
+    </w:p>
+    <w:p>
+      <w:pPr>
+        <w:tabs>
+          <w:tab w:val="left" w:pos="1611"/>
+        </w:tabs>
+        <w:rPr>
+          <w:color w:val="000000"/>
+        </w:rPr>
+      </w:pPr>
+      <w:r>
+        <w:rPr>
+          <w:color w:val="000000"/>
+        </w:rPr>
+        <w:t xml:space="preserve">  product_id     INTEGER NOT NULL,</w:t>
+      </w:r>
+    </w:p>
+    <w:p>
+      <w:pPr>
+        <w:tabs>
+          <w:tab w:val="left" w:pos="1611"/>
+        </w:tabs>
+        <w:rPr>
+          <w:color w:val="000000"/>
+        </w:rPr>
+      </w:pPr>
+      <w:r>
+        <w:rPr>
+          <w:color w:val="000000"/>
+        </w:rPr>
+        <w:t xml:space="preserve">  order_bags     INTEGER,</w:t>
+      </w:r>
+    </w:p>
+    <w:p>
+      <w:pPr>
+        <w:tabs>
+          <w:tab w:val="left" w:pos="1611"/>
+        </w:tabs>
+        <w:rPr>
+          <w:color w:val="000000"/>
+        </w:rPr>
+      </w:pPr>
+      <w:r>
+        <w:rPr>
+          <w:color w:val="000000"/>
+        </w:rPr>
+        <w:t xml:space="preserve">  order_quantity NUMERIC(10,3) NOT NULL,</w:t>
+      </w:r>
+    </w:p>
+    <w:p>
+      <w:pPr>
+        <w:tabs>
+          <w:tab w:val="left" w:pos="1611"/>
+        </w:tabs>
+        <w:rPr>
+          <w:color w:val="000000"/>
+        </w:rPr>
+      </w:pPr>
+      <w:r>
+        <w:rPr>
+          <w:color w:val="000000"/>
+        </w:rPr>
+        <w:t xml:space="preserve">  created_at     TIMESTAMP NOT NULL DEFAULT CURRENT_TIMESTAMP</w:t>
       </w:r>
     </w:p>
     <w:p>
@@ -9204,267 +7417,97 @@
         <w:rPr>
           <w:color w:val="000000"/>
         </w:rPr>
-        <w:t xml:space="preserve">INSERT INTO </w:t>
-      </w:r>
-      <w:proofErr w:type="spellStart"/>
-      <w:r>
-        <w:rPr>
-          <w:color w:val="000000"/>
-        </w:rPr>
-        <w:t>odts.dealer_order_items</w:t>
-      </w:r>
-      <w:proofErr w:type="spellEnd"/>
-      <w:r>
-        <w:rPr>
-          <w:color w:val="000000"/>
-        </w:rPr>
-        <w:t xml:space="preserve"> (</w:t>
-      </w:r>
-      <w:proofErr w:type="spellStart"/>
-      <w:r>
-        <w:rPr>
-          <w:color w:val="000000"/>
-        </w:rPr>
-        <w:t>order_id</w:t>
-      </w:r>
-      <w:proofErr w:type="spellEnd"/>
-      <w:r>
-        <w:rPr>
-          <w:color w:val="000000"/>
-        </w:rPr>
-        <w:t xml:space="preserve">, </w:t>
-      </w:r>
-      <w:proofErr w:type="spellStart"/>
-      <w:r>
-        <w:rPr>
-          <w:color w:val="000000"/>
-        </w:rPr>
-        <w:t>product_id</w:t>
-      </w:r>
-      <w:proofErr w:type="spellEnd"/>
-      <w:r>
-        <w:rPr>
-          <w:color w:val="000000"/>
-        </w:rPr>
-        <w:t xml:space="preserve">, </w:t>
-      </w:r>
-      <w:proofErr w:type="spellStart"/>
-      <w:r>
-        <w:rPr>
-          <w:color w:val="000000"/>
-        </w:rPr>
-        <w:t>order_quantity</w:t>
-      </w:r>
-      <w:proofErr w:type="spellEnd"/>
-      <w:r>
-        <w:rPr>
-          <w:color w:val="000000"/>
-        </w:rPr>
-        <w:t>)</w:t>
-      </w:r>
-    </w:p>
-    <w:p>
-      <w:pPr>
-        <w:tabs>
-          <w:tab w:val="left" w:pos="1611"/>
-        </w:tabs>
-        <w:rPr>
-          <w:color w:val="000000"/>
-        </w:rPr>
-      </w:pPr>
-      <w:r>
-        <w:rPr>
-          <w:color w:val="000000"/>
-        </w:rPr>
-        <w:t xml:space="preserve">SELECT </w:t>
-      </w:r>
-      <w:proofErr w:type="spellStart"/>
-      <w:r>
-        <w:rPr>
-          <w:color w:val="000000"/>
-        </w:rPr>
-        <w:t>order_id</w:t>
-      </w:r>
-      <w:proofErr w:type="spellEnd"/>
-      <w:r>
-        <w:rPr>
-          <w:color w:val="000000"/>
-        </w:rPr>
-        <w:t xml:space="preserve">, </w:t>
-      </w:r>
-      <w:proofErr w:type="spellStart"/>
-      <w:r>
-        <w:rPr>
-          <w:color w:val="000000"/>
-        </w:rPr>
-        <w:t>product_id</w:t>
-      </w:r>
-      <w:proofErr w:type="spellEnd"/>
-      <w:r>
-        <w:rPr>
-          <w:color w:val="000000"/>
-        </w:rPr>
-        <w:t xml:space="preserve">, </w:t>
-      </w:r>
-      <w:proofErr w:type="spellStart"/>
-      <w:r>
-        <w:rPr>
-          <w:color w:val="000000"/>
-        </w:rPr>
-        <w:t>order_quantity</w:t>
-      </w:r>
-      <w:proofErr w:type="spellEnd"/>
-    </w:p>
-    <w:p>
-      <w:pPr>
-        <w:tabs>
-          <w:tab w:val="left" w:pos="1611"/>
-        </w:tabs>
-        <w:rPr>
-          <w:color w:val="000000"/>
-        </w:rPr>
-      </w:pPr>
-      <w:r>
-        <w:rPr>
-          <w:color w:val="000000"/>
-        </w:rPr>
-        <w:t xml:space="preserve">FROM </w:t>
-      </w:r>
-      <w:proofErr w:type="spellStart"/>
-      <w:r>
-        <w:rPr>
-          <w:color w:val="000000"/>
-        </w:rPr>
-        <w:t>odts.dealer_orders</w:t>
-      </w:r>
-      <w:proofErr w:type="spellEnd"/>
-    </w:p>
-    <w:p>
-      <w:pPr>
-        <w:tabs>
-          <w:tab w:val="left" w:pos="1611"/>
-        </w:tabs>
-        <w:rPr>
-          <w:color w:val="000000"/>
-        </w:rPr>
-      </w:pPr>
-      <w:r>
-        <w:rPr>
-          <w:color w:val="000000"/>
-        </w:rPr>
-        <w:t xml:space="preserve">WHERE </w:t>
-      </w:r>
-      <w:proofErr w:type="spellStart"/>
-      <w:r>
-        <w:rPr>
-          <w:color w:val="000000"/>
-        </w:rPr>
-        <w:t>product_id</w:t>
-      </w:r>
-      <w:proofErr w:type="spellEnd"/>
-      <w:r>
-        <w:rPr>
-          <w:color w:val="000000"/>
-        </w:rPr>
-        <w:t xml:space="preserve"> IS NOT NULL;</w:t>
-      </w:r>
-    </w:p>
-    <w:p>
-      <w:pPr>
-        <w:tabs>
-          <w:tab w:val="left" w:pos="1611"/>
-        </w:tabs>
-        <w:rPr>
-          <w:color w:val="000000"/>
-        </w:rPr>
-      </w:pPr>
-    </w:p>
-    <w:p>
-      <w:pPr>
-        <w:tabs>
-          <w:tab w:val="left" w:pos="1611"/>
-        </w:tabs>
-        <w:rPr>
-          <w:color w:val="000000"/>
-        </w:rPr>
-      </w:pPr>
-      <w:r>
-        <w:rPr>
-          <w:color w:val="000000"/>
-        </w:rPr>
-        <w:t xml:space="preserve">GRANT ALL PRIVILEGES ON TABLE </w:t>
-      </w:r>
-      <w:proofErr w:type="spellStart"/>
-      <w:r>
-        <w:rPr>
-          <w:color w:val="000000"/>
-        </w:rPr>
-        <w:t>odts.dealer_order_items</w:t>
-      </w:r>
-      <w:proofErr w:type="spellEnd"/>
-      <w:r>
-        <w:rPr>
-          <w:color w:val="000000"/>
-        </w:rPr>
-        <w:t xml:space="preserve"> TO </w:t>
-      </w:r>
-      <w:proofErr w:type="spellStart"/>
-      <w:r>
-        <w:rPr>
-          <w:color w:val="000000"/>
-        </w:rPr>
-        <w:t>odts_admin</w:t>
-      </w:r>
-      <w:proofErr w:type="spellEnd"/>
-      <w:r>
-        <w:rPr>
-          <w:color w:val="000000"/>
-        </w:rPr>
-        <w:t>;</w:t>
-      </w:r>
-    </w:p>
-    <w:p>
-      <w:pPr>
-        <w:tabs>
-          <w:tab w:val="left" w:pos="1611"/>
-        </w:tabs>
-        <w:rPr>
-          <w:color w:val="000000"/>
-        </w:rPr>
-      </w:pPr>
-      <w:r>
-        <w:rPr>
-          <w:color w:val="000000"/>
-        </w:rPr>
-        <w:t xml:space="preserve">GRANT ALL PRIVILEGES ON SEQUENCE </w:t>
-      </w:r>
-      <w:proofErr w:type="spellStart"/>
-      <w:r>
-        <w:rPr>
-          <w:color w:val="000000"/>
-        </w:rPr>
-        <w:t>odts.dealer_order_items_item_id_seq</w:t>
-      </w:r>
-      <w:proofErr w:type="spellEnd"/>
-      <w:r>
-        <w:rPr>
-          <w:color w:val="000000"/>
-        </w:rPr>
-        <w:t xml:space="preserve"> TO </w:t>
-      </w:r>
-      <w:proofErr w:type="spellStart"/>
-      <w:r>
-        <w:rPr>
-          <w:color w:val="000000"/>
-        </w:rPr>
-        <w:t>odts_admin</w:t>
-      </w:r>
-      <w:proofErr w:type="spellEnd"/>
-      <w:r>
-        <w:rPr>
-          <w:color w:val="000000"/>
-        </w:rPr>
-        <w:t>;</w:t>
+        <w:t>INSERT INTO odts.dealer_order_items (order_id, product_id, order_quantity)</w:t>
+      </w:r>
+    </w:p>
+    <w:p>
+      <w:pPr>
+        <w:tabs>
+          <w:tab w:val="left" w:pos="1611"/>
+        </w:tabs>
+        <w:rPr>
+          <w:color w:val="000000"/>
+        </w:rPr>
+      </w:pPr>
+      <w:r>
+        <w:rPr>
+          <w:color w:val="000000"/>
+        </w:rPr>
+        <w:t>SELECT order_id, product_id, order_quantity</w:t>
+      </w:r>
+    </w:p>
+    <w:p>
+      <w:pPr>
+        <w:tabs>
+          <w:tab w:val="left" w:pos="1611"/>
+        </w:tabs>
+        <w:rPr>
+          <w:color w:val="000000"/>
+        </w:rPr>
+      </w:pPr>
+      <w:r>
+        <w:rPr>
+          <w:color w:val="000000"/>
+        </w:rPr>
+        <w:t>FROM odts.dealer_orders</w:t>
+      </w:r>
+    </w:p>
+    <w:p>
+      <w:pPr>
+        <w:tabs>
+          <w:tab w:val="left" w:pos="1611"/>
+        </w:tabs>
+        <w:rPr>
+          <w:color w:val="000000"/>
+        </w:rPr>
+      </w:pPr>
+      <w:r>
+        <w:rPr>
+          <w:color w:val="000000"/>
+        </w:rPr>
+        <w:t>WHERE product_id IS NOT NULL;</w:t>
+      </w:r>
+    </w:p>
+    <w:p>
+      <w:pPr>
+        <w:tabs>
+          <w:tab w:val="left" w:pos="1611"/>
+        </w:tabs>
+        <w:rPr>
+          <w:color w:val="000000"/>
+        </w:rPr>
+      </w:pPr>
+    </w:p>
+    <w:p>
+      <w:pPr>
+        <w:tabs>
+          <w:tab w:val="left" w:pos="1611"/>
+        </w:tabs>
+        <w:rPr>
+          <w:color w:val="000000"/>
+        </w:rPr>
+      </w:pPr>
+      <w:r>
+        <w:rPr>
+          <w:color w:val="000000"/>
+        </w:rPr>
+        <w:t>GRANT ALL PRIVILEGES ON TABLE odts.dealer_order_items TO odts_admin;</w:t>
+      </w:r>
+    </w:p>
+    <w:p>
+      <w:pPr>
+        <w:tabs>
+          <w:tab w:val="left" w:pos="1611"/>
+        </w:tabs>
+        <w:rPr>
+          <w:color w:val="000000"/>
+        </w:rPr>
+      </w:pPr>
+      <w:r>
+        <w:rPr>
+          <w:color w:val="000000"/>
+        </w:rPr>
+        <w:t>GRANT ALL PRIVILEGES ON SEQUENCE odts.dealer_order_items_item_id_seq TO odts_admin;</w:t>
       </w:r>
     </w:p>
     <w:p>
@@ -9518,101 +7561,23 @@
         <w:rPr>
           <w:color w:val="000000"/>
         </w:rPr>
-        <w:t xml:space="preserve">-- Insert admin phone in </w:t>
-      </w:r>
-      <w:proofErr w:type="spellStart"/>
-      <w:r>
-        <w:rPr>
-          <w:color w:val="000000"/>
-        </w:rPr>
-        <w:t>code_reference</w:t>
-      </w:r>
-      <w:proofErr w:type="spellEnd"/>
-    </w:p>
-    <w:p>
-      <w:pPr>
-        <w:tabs>
-          <w:tab w:val="left" w:pos="1611"/>
-        </w:tabs>
-        <w:rPr>
-          <w:color w:val="000000"/>
-        </w:rPr>
-      </w:pPr>
-      <w:r>
-        <w:rPr>
-          <w:color w:val="000000"/>
-        </w:rPr>
-        <w:t xml:space="preserve">INSERT INTO </w:t>
-      </w:r>
-      <w:proofErr w:type="spellStart"/>
-      <w:r>
-        <w:rPr>
-          <w:color w:val="000000"/>
-        </w:rPr>
-        <w:t>odts.code_reference</w:t>
-      </w:r>
-      <w:proofErr w:type="spellEnd"/>
-      <w:r>
-        <w:rPr>
-          <w:color w:val="000000"/>
-        </w:rPr>
-        <w:t xml:space="preserve"> (</w:t>
-      </w:r>
-      <w:proofErr w:type="spellStart"/>
-      <w:r>
-        <w:rPr>
-          <w:color w:val="000000"/>
-        </w:rPr>
-        <w:t>code_type</w:t>
-      </w:r>
-      <w:proofErr w:type="spellEnd"/>
-      <w:r>
-        <w:rPr>
-          <w:color w:val="000000"/>
-        </w:rPr>
-        <w:t xml:space="preserve">, code, </w:t>
-      </w:r>
-      <w:proofErr w:type="spellStart"/>
-      <w:r>
-        <w:rPr>
-          <w:color w:val="000000"/>
-        </w:rPr>
-        <w:t>code_label</w:t>
-      </w:r>
-      <w:proofErr w:type="spellEnd"/>
-      <w:r>
-        <w:rPr>
-          <w:color w:val="000000"/>
-        </w:rPr>
-        <w:t xml:space="preserve">, </w:t>
-      </w:r>
-      <w:proofErr w:type="spellStart"/>
-      <w:r>
-        <w:rPr>
-          <w:color w:val="000000"/>
-        </w:rPr>
-        <w:t>code_desc</w:t>
-      </w:r>
-      <w:proofErr w:type="spellEnd"/>
-      <w:r>
-        <w:rPr>
-          <w:color w:val="000000"/>
-        </w:rPr>
-        <w:t xml:space="preserve">, </w:t>
-      </w:r>
-      <w:proofErr w:type="spellStart"/>
-      <w:r>
-        <w:rPr>
-          <w:color w:val="000000"/>
-        </w:rPr>
-        <w:t>code_sort_order</w:t>
-      </w:r>
-      <w:proofErr w:type="spellEnd"/>
-      <w:r>
-        <w:rPr>
-          <w:color w:val="000000"/>
-        </w:rPr>
-        <w:t xml:space="preserve">) </w:t>
+        <w:t>-- Insert admin phone in code_reference</w:t>
+      </w:r>
+    </w:p>
+    <w:p>
+      <w:pPr>
+        <w:tabs>
+          <w:tab w:val="left" w:pos="1611"/>
+        </w:tabs>
+        <w:rPr>
+          <w:color w:val="000000"/>
+        </w:rPr>
+      </w:pPr>
+      <w:r>
+        <w:rPr>
+          <w:color w:val="000000"/>
+        </w:rPr>
+        <w:t xml:space="preserve">INSERT INTO odts.code_reference (code_type, code, code_label, code_desc, code_sort_order) </w:t>
       </w:r>
     </w:p>
     <w:p>
@@ -9644,35 +7609,7 @@
         <w:rPr>
           <w:color w:val="000000"/>
         </w:rPr>
-        <w:t>('</w:t>
-      </w:r>
-      <w:proofErr w:type="spellStart"/>
-      <w:r>
-        <w:rPr>
-          <w:color w:val="000000"/>
-        </w:rPr>
-        <w:t>system_config</w:t>
-      </w:r>
-      <w:proofErr w:type="spellEnd"/>
-      <w:r>
-        <w:rPr>
-          <w:color w:val="000000"/>
-        </w:rPr>
-        <w:t>', '</w:t>
-      </w:r>
-      <w:proofErr w:type="spellStart"/>
-      <w:r>
-        <w:rPr>
-          <w:color w:val="000000"/>
-        </w:rPr>
-        <w:t>admin_phone</w:t>
-      </w:r>
-      <w:proofErr w:type="spellEnd"/>
-      <w:r>
-        <w:rPr>
-          <w:color w:val="000000"/>
-        </w:rPr>
-        <w:t>', 'Admin Phone Number', '+91</w:t>
+        <w:t>('system_config', 'admin_phone', 'Admin Phone Number', '+91</w:t>
       </w:r>
       <w:r>
         <w:rPr>
@@ -9720,167 +7657,55 @@
         <w:rPr>
           <w:color w:val="000000"/>
         </w:rPr>
-        <w:t xml:space="preserve">ALTER TABLE </w:t>
-      </w:r>
-      <w:proofErr w:type="spellStart"/>
-      <w:r>
-        <w:rPr>
-          <w:color w:val="000000"/>
-        </w:rPr>
-        <w:t>odts.dealer_orders</w:t>
-      </w:r>
-      <w:proofErr w:type="spellEnd"/>
-      <w:r>
-        <w:rPr>
-          <w:color w:val="000000"/>
-        </w:rPr>
-        <w:t xml:space="preserve"> ADD COLUMN </w:t>
-      </w:r>
-      <w:proofErr w:type="spellStart"/>
-      <w:r>
-        <w:rPr>
-          <w:color w:val="000000"/>
-        </w:rPr>
-        <w:t>on_hold_reason</w:t>
-      </w:r>
-      <w:proofErr w:type="spellEnd"/>
-      <w:r>
-        <w:rPr>
-          <w:color w:val="000000"/>
-        </w:rPr>
-        <w:t xml:space="preserve"> TEXT;</w:t>
-      </w:r>
-    </w:p>
-    <w:p>
-      <w:pPr>
-        <w:tabs>
-          <w:tab w:val="left" w:pos="1611"/>
-        </w:tabs>
-        <w:rPr>
-          <w:color w:val="000000"/>
-        </w:rPr>
-      </w:pPr>
-      <w:r>
-        <w:rPr>
-          <w:color w:val="000000"/>
-        </w:rPr>
-        <w:t xml:space="preserve">ALTER TABLE </w:t>
-      </w:r>
-      <w:proofErr w:type="spellStart"/>
-      <w:r>
-        <w:rPr>
-          <w:color w:val="000000"/>
-        </w:rPr>
-        <w:t>odts.dealer_orders</w:t>
-      </w:r>
-      <w:proofErr w:type="spellEnd"/>
-      <w:r>
-        <w:rPr>
-          <w:color w:val="000000"/>
-        </w:rPr>
-        <w:t xml:space="preserve"> ADD COLUMN </w:t>
-      </w:r>
-      <w:proofErr w:type="spellStart"/>
-      <w:r>
-        <w:rPr>
-          <w:color w:val="000000"/>
-        </w:rPr>
-        <w:t>on_hold_by</w:t>
-      </w:r>
-      <w:proofErr w:type="spellEnd"/>
-      <w:r>
-        <w:rPr>
-          <w:color w:val="000000"/>
-        </w:rPr>
-        <w:t xml:space="preserve"> INT;</w:t>
-      </w:r>
-    </w:p>
-    <w:p>
-      <w:pPr>
-        <w:tabs>
-          <w:tab w:val="left" w:pos="1611"/>
-        </w:tabs>
-        <w:rPr>
-          <w:color w:val="000000"/>
-        </w:rPr>
-      </w:pPr>
-      <w:r>
-        <w:rPr>
-          <w:color w:val="000000"/>
-        </w:rPr>
-        <w:t xml:space="preserve">ALTER TABLE </w:t>
-      </w:r>
-      <w:proofErr w:type="spellStart"/>
-      <w:r>
-        <w:rPr>
-          <w:color w:val="000000"/>
-        </w:rPr>
-        <w:t>odts.dealer_orders</w:t>
-      </w:r>
-      <w:proofErr w:type="spellEnd"/>
-      <w:r>
-        <w:rPr>
-          <w:color w:val="000000"/>
-        </w:rPr>
-        <w:t xml:space="preserve"> ADD COLUMN </w:t>
-      </w:r>
-      <w:proofErr w:type="spellStart"/>
-      <w:r>
-        <w:rPr>
-          <w:color w:val="000000"/>
-        </w:rPr>
-        <w:t>on_hold_by_role</w:t>
-      </w:r>
-      <w:proofErr w:type="spellEnd"/>
-      <w:r>
-        <w:rPr>
-          <w:color w:val="000000"/>
-        </w:rPr>
-        <w:t xml:space="preserve"> VARCHAR(50);</w:t>
-      </w:r>
-    </w:p>
-    <w:p>
-      <w:pPr>
-        <w:tabs>
-          <w:tab w:val="left" w:pos="1611"/>
-        </w:tabs>
-        <w:rPr>
-          <w:color w:val="000000"/>
-        </w:rPr>
-      </w:pPr>
-      <w:r>
-        <w:rPr>
-          <w:color w:val="000000"/>
-        </w:rPr>
-        <w:t xml:space="preserve">ALTER TABLE </w:t>
-      </w:r>
-      <w:proofErr w:type="spellStart"/>
-      <w:r>
-        <w:rPr>
-          <w:color w:val="000000"/>
-        </w:rPr>
-        <w:t>odts.dealer_orders</w:t>
-      </w:r>
-      <w:proofErr w:type="spellEnd"/>
-      <w:r>
-        <w:rPr>
-          <w:color w:val="000000"/>
-        </w:rPr>
-        <w:t xml:space="preserve"> ADD COLUMN </w:t>
-      </w:r>
-      <w:proofErr w:type="spellStart"/>
-      <w:r>
-        <w:rPr>
-          <w:color w:val="000000"/>
-        </w:rPr>
-        <w:t>order_executed_at</w:t>
-      </w:r>
-      <w:proofErr w:type="spellEnd"/>
-      <w:r>
-        <w:rPr>
-          <w:color w:val="000000"/>
-        </w:rPr>
-        <w:t xml:space="preserve"> TIMESTAMP;</w:t>
+        <w:t>ALTER TABLE odts.dealer_orders ADD COLUMN on_hold_reason TEXT;</w:t>
+      </w:r>
+    </w:p>
+    <w:p>
+      <w:pPr>
+        <w:tabs>
+          <w:tab w:val="left" w:pos="1611"/>
+        </w:tabs>
+        <w:rPr>
+          <w:color w:val="000000"/>
+        </w:rPr>
+      </w:pPr>
+      <w:r>
+        <w:rPr>
+          <w:color w:val="000000"/>
+        </w:rPr>
+        <w:t>ALTER TABLE odts.dealer_orders ADD COLUMN on_hold_by INT;</w:t>
+      </w:r>
+    </w:p>
+    <w:p>
+      <w:pPr>
+        <w:tabs>
+          <w:tab w:val="left" w:pos="1611"/>
+        </w:tabs>
+        <w:rPr>
+          <w:color w:val="000000"/>
+        </w:rPr>
+      </w:pPr>
+      <w:r>
+        <w:rPr>
+          <w:color w:val="000000"/>
+        </w:rPr>
+        <w:t>ALTER TABLE odts.dealer_orders ADD COLUMN on_hold_by_role VARCHAR(50);</w:t>
+      </w:r>
+    </w:p>
+    <w:p>
+      <w:pPr>
+        <w:tabs>
+          <w:tab w:val="left" w:pos="1611"/>
+        </w:tabs>
+        <w:rPr>
+          <w:color w:val="000000"/>
+        </w:rPr>
+      </w:pPr>
+      <w:r>
+        <w:rPr>
+          <w:color w:val="000000"/>
+        </w:rPr>
+        <w:t>ALTER TABLE odts.dealer_orders ADD COLUMN order_executed_at TIMESTAMP;</w:t>
       </w:r>
       <w:bookmarkEnd w:id="0"/>
     </w:p>
@@ -9913,28 +7738,6 @@
           <w:color w:val="000000"/>
         </w:rPr>
       </w:pPr>
-    </w:p>
-    <w:p>
-      <w:pPr>
-        <w:tabs>
-          <w:tab w:val="left" w:pos="1611"/>
-        </w:tabs>
-        <w:rPr>
-          <w:color w:val="000000"/>
-        </w:rPr>
-      </w:pPr>
-      <w:r>
-        <w:rPr>
-          <w:color w:val="000000"/>
-        </w:rPr>
-        <w:t xml:space="preserve">Session secret - </w:t>
-      </w:r>
-      <w:r>
-        <w:rPr>
-          <w:color w:val="000000"/>
-        </w:rPr>
-        <w:t>a1f2e3d4c5b6a7f8e9d0c1b2a3f4e5d6c7b8a9f0e1d2c3b4a5f6e7d8c9b0a1</w:t>
-      </w:r>
     </w:p>
     <w:p>
       <w:pPr>
@@ -10187,10 +7990,13 @@
           <w:szCs w:val="18"/>
           <w:shd w:val="clear" w:color="auto" w:fill="262626"/>
         </w:rPr>
-        <w:t xml:space="preserve">        "</w:t>
-      </w:r>
-      <w:proofErr w:type="spellStart"/>
-      <w:r>
+        <w:t xml:space="preserve">        "ssm:GetParameter",</w:t>
+      </w:r>
+    </w:p>
+    <w:p>
+      <w:pPr>
+        <w:pStyle w:val="HTMLPreformatted"/>
+        <w:shd w:val="clear" w:color="auto" w:fill="191A1B"/>
         <w:rPr>
           <w:rStyle w:val="HTMLCode"/>
           <w:rFonts w:eastAsiaTheme="majorEastAsia"/>
@@ -10199,9 +8005,7 @@
           <w:szCs w:val="18"/>
           <w:shd w:val="clear" w:color="auto" w:fill="262626"/>
         </w:rPr>
-        <w:t>ssm:GetParameter</w:t>
-      </w:r>
-      <w:proofErr w:type="spellEnd"/>
+      </w:pPr>
       <w:r>
         <w:rPr>
           <w:rStyle w:val="HTMLCode"/>
@@ -10211,7 +8015,7 @@
           <w:szCs w:val="18"/>
           <w:shd w:val="clear" w:color="auto" w:fill="262626"/>
         </w:rPr>
-        <w:t>",</w:t>
+        <w:t xml:space="preserve">        "ssm:GetParameters",</w:t>
       </w:r>
     </w:p>
     <w:p>
@@ -10236,10 +8040,13 @@
           <w:szCs w:val="18"/>
           <w:shd w:val="clear" w:color="auto" w:fill="262626"/>
         </w:rPr>
-        <w:t xml:space="preserve">        "</w:t>
-      </w:r>
-      <w:proofErr w:type="spellStart"/>
-      <w:r>
+        <w:t xml:space="preserve">        "ssm:GetParametersByPath"</w:t>
+      </w:r>
+    </w:p>
+    <w:p>
+      <w:pPr>
+        <w:pStyle w:val="HTMLPreformatted"/>
+        <w:shd w:val="clear" w:color="auto" w:fill="191A1B"/>
         <w:rPr>
           <w:rStyle w:val="HTMLCode"/>
           <w:rFonts w:eastAsiaTheme="majorEastAsia"/>
@@ -10248,9 +8055,7 @@
           <w:szCs w:val="18"/>
           <w:shd w:val="clear" w:color="auto" w:fill="262626"/>
         </w:rPr>
-        <w:t>ssm:GetParameters</w:t>
-      </w:r>
-      <w:proofErr w:type="spellEnd"/>
+      </w:pPr>
       <w:r>
         <w:rPr>
           <w:rStyle w:val="HTMLCode"/>
@@ -10260,7 +8065,7 @@
           <w:szCs w:val="18"/>
           <w:shd w:val="clear" w:color="auto" w:fill="262626"/>
         </w:rPr>
-        <w:t>",</w:t>
+        <w:t xml:space="preserve">      ],</w:t>
       </w:r>
     </w:p>
     <w:p>
@@ -10285,10 +8090,13 @@
           <w:szCs w:val="18"/>
           <w:shd w:val="clear" w:color="auto" w:fill="262626"/>
         </w:rPr>
-        <w:t xml:space="preserve">        "</w:t>
-      </w:r>
-      <w:proofErr w:type="spellStart"/>
-      <w:r>
+        <w:t xml:space="preserve">      "Resource": "arn:aws:ssm:region:account:parameter/odts/prod/*"</w:t>
+      </w:r>
+    </w:p>
+    <w:p>
+      <w:pPr>
+        <w:pStyle w:val="HTMLPreformatted"/>
+        <w:shd w:val="clear" w:color="auto" w:fill="191A1B"/>
         <w:rPr>
           <w:rStyle w:val="HTMLCode"/>
           <w:rFonts w:eastAsiaTheme="majorEastAsia"/>
@@ -10297,9 +8105,7 @@
           <w:szCs w:val="18"/>
           <w:shd w:val="clear" w:color="auto" w:fill="262626"/>
         </w:rPr>
-        <w:t>ssm:GetParametersByPath</w:t>
-      </w:r>
-      <w:proofErr w:type="spellEnd"/>
+      </w:pPr>
       <w:r>
         <w:rPr>
           <w:rStyle w:val="HTMLCode"/>
@@ -10309,7 +8115,7 @@
           <w:szCs w:val="18"/>
           <w:shd w:val="clear" w:color="auto" w:fill="262626"/>
         </w:rPr>
-        <w:t>"</w:t>
+        <w:t xml:space="preserve">    },</w:t>
       </w:r>
     </w:p>
     <w:p>
@@ -10334,7 +8140,7 @@
           <w:szCs w:val="18"/>
           <w:shd w:val="clear" w:color="auto" w:fill="262626"/>
         </w:rPr>
-        <w:t xml:space="preserve">      ],</w:t>
+        <w:t xml:space="preserve">    {</w:t>
       </w:r>
     </w:p>
     <w:p>
@@ -10359,10 +8165,13 @@
           <w:szCs w:val="18"/>
           <w:shd w:val="clear" w:color="auto" w:fill="262626"/>
         </w:rPr>
-        <w:t xml:space="preserve">      "Resource": "</w:t>
-      </w:r>
-      <w:proofErr w:type="spellStart"/>
-      <w:r>
+        <w:t xml:space="preserve">      "Effect": "Allow",</w:t>
+      </w:r>
+    </w:p>
+    <w:p>
+      <w:pPr>
+        <w:pStyle w:val="HTMLPreformatted"/>
+        <w:shd w:val="clear" w:color="auto" w:fill="191A1B"/>
         <w:rPr>
           <w:rStyle w:val="HTMLCode"/>
           <w:rFonts w:eastAsiaTheme="majorEastAsia"/>
@@ -10371,9 +8180,7 @@
           <w:szCs w:val="18"/>
           <w:shd w:val="clear" w:color="auto" w:fill="262626"/>
         </w:rPr>
-        <w:t>arn:aws:ssm:region:account:parameter</w:t>
-      </w:r>
-      <w:proofErr w:type="spellEnd"/>
+      </w:pPr>
       <w:r>
         <w:rPr>
           <w:rStyle w:val="HTMLCode"/>
@@ -10383,10 +8190,13 @@
           <w:szCs w:val="18"/>
           <w:shd w:val="clear" w:color="auto" w:fill="262626"/>
         </w:rPr>
-        <w:t>/</w:t>
-      </w:r>
-      <w:proofErr w:type="spellStart"/>
-      <w:r>
+        <w:t xml:space="preserve">      "Action": "kms:Decrypt",</w:t>
+      </w:r>
+    </w:p>
+    <w:p>
+      <w:pPr>
+        <w:pStyle w:val="HTMLPreformatted"/>
+        <w:shd w:val="clear" w:color="auto" w:fill="191A1B"/>
         <w:rPr>
           <w:rStyle w:val="HTMLCode"/>
           <w:rFonts w:eastAsiaTheme="majorEastAsia"/>
@@ -10395,9 +8205,7 @@
           <w:szCs w:val="18"/>
           <w:shd w:val="clear" w:color="auto" w:fill="262626"/>
         </w:rPr>
-        <w:t>odts</w:t>
-      </w:r>
-      <w:proofErr w:type="spellEnd"/>
+      </w:pPr>
       <w:r>
         <w:rPr>
           <w:rStyle w:val="HTMLCode"/>
@@ -10407,7 +8215,7 @@
           <w:szCs w:val="18"/>
           <w:shd w:val="clear" w:color="auto" w:fill="262626"/>
         </w:rPr>
-        <w:t>/prod/*"</w:t>
+        <w:t xml:space="preserve">      "Resource": "arn:aws:kms:region:account:key/*",</w:t>
       </w:r>
     </w:p>
     <w:p>
@@ -10432,7 +8240,7 @@
           <w:szCs w:val="18"/>
           <w:shd w:val="clear" w:color="auto" w:fill="262626"/>
         </w:rPr>
-        <w:t xml:space="preserve">    },</w:t>
+        <w:t xml:space="preserve">      "Condition": {</w:t>
       </w:r>
     </w:p>
     <w:p>
@@ -10457,7 +8265,7 @@
           <w:szCs w:val="18"/>
           <w:shd w:val="clear" w:color="auto" w:fill="262626"/>
         </w:rPr>
-        <w:t xml:space="preserve">    {</w:t>
+        <w:t xml:space="preserve">        "StringEquals": {</w:t>
       </w:r>
     </w:p>
     <w:p>
@@ -10482,7 +8290,7 @@
           <w:szCs w:val="18"/>
           <w:shd w:val="clear" w:color="auto" w:fill="262626"/>
         </w:rPr>
-        <w:t xml:space="preserve">      "Effect": "Allow",</w:t>
+        <w:t xml:space="preserve">          "kms:ViaService": "ssm.region.amazonaws.com"</w:t>
       </w:r>
     </w:p>
     <w:p>
@@ -10507,10 +8315,13 @@
           <w:szCs w:val="18"/>
           <w:shd w:val="clear" w:color="auto" w:fill="262626"/>
         </w:rPr>
-        <w:t xml:space="preserve">      "Action": "</w:t>
-      </w:r>
-      <w:proofErr w:type="spellStart"/>
-      <w:r>
+        <w:t xml:space="preserve">        }</w:t>
+      </w:r>
+    </w:p>
+    <w:p>
+      <w:pPr>
+        <w:pStyle w:val="HTMLPreformatted"/>
+        <w:shd w:val="clear" w:color="auto" w:fill="191A1B"/>
         <w:rPr>
           <w:rStyle w:val="HTMLCode"/>
           <w:rFonts w:eastAsiaTheme="majorEastAsia"/>
@@ -10519,9 +8330,7 @@
           <w:szCs w:val="18"/>
           <w:shd w:val="clear" w:color="auto" w:fill="262626"/>
         </w:rPr>
-        <w:t>kms:Decrypt</w:t>
-      </w:r>
-      <w:proofErr w:type="spellEnd"/>
+      </w:pPr>
       <w:r>
         <w:rPr>
           <w:rStyle w:val="HTMLCode"/>
@@ -10531,7 +8340,7 @@
           <w:szCs w:val="18"/>
           <w:shd w:val="clear" w:color="auto" w:fill="262626"/>
         </w:rPr>
-        <w:t>",</w:t>
+        <w:t xml:space="preserve">      }</w:t>
       </w:r>
     </w:p>
     <w:p>
@@ -10556,10 +8365,13 @@
           <w:szCs w:val="18"/>
           <w:shd w:val="clear" w:color="auto" w:fill="262626"/>
         </w:rPr>
-        <w:t xml:space="preserve">      "Resource": "</w:t>
-      </w:r>
-      <w:proofErr w:type="spellStart"/>
-      <w:r>
+        <w:t xml:space="preserve">    }</w:t>
+      </w:r>
+    </w:p>
+    <w:p>
+      <w:pPr>
+        <w:pStyle w:val="HTMLPreformatted"/>
+        <w:shd w:val="clear" w:color="auto" w:fill="191A1B"/>
         <w:rPr>
           <w:rStyle w:val="HTMLCode"/>
           <w:rFonts w:eastAsiaTheme="majorEastAsia"/>
@@ -10568,9 +8380,7 @@
           <w:szCs w:val="18"/>
           <w:shd w:val="clear" w:color="auto" w:fill="262626"/>
         </w:rPr>
-        <w:t>arn:aws:kms:region:account:key</w:t>
-      </w:r>
-      <w:proofErr w:type="spellEnd"/>
+      </w:pPr>
       <w:r>
         <w:rPr>
           <w:rStyle w:val="HTMLCode"/>
@@ -10580,7 +8390,7 @@
           <w:szCs w:val="18"/>
           <w:shd w:val="clear" w:color="auto" w:fill="262626"/>
         </w:rPr>
-        <w:t>/*",</w:t>
+        <w:t xml:space="preserve">  ]</w:t>
       </w:r>
     </w:p>
     <w:p>
@@ -10605,13 +8415,31 @@
           <w:szCs w:val="18"/>
           <w:shd w:val="clear" w:color="auto" w:fill="262626"/>
         </w:rPr>
-        <w:t xml:space="preserve">      "Condition": {</w:t>
-      </w:r>
-    </w:p>
-    <w:p>
-      <w:pPr>
-        <w:pStyle w:val="HTMLPreformatted"/>
+        <w:t>}</w:t>
+      </w:r>
+    </w:p>
+    <w:p>
+      <w:pPr>
+        <w:pStyle w:val="NormalWeb"/>
         <w:shd w:val="clear" w:color="auto" w:fill="191A1B"/>
+        <w:spacing w:before="24" w:beforeAutospacing="0" w:after="48" w:afterAutospacing="0"/>
+        <w:rPr>
+          <w:rFonts w:ascii="Segoe UI" w:hAnsi="Segoe UI" w:cs="Segoe UI"/>
+          <w:color w:val="BFBFBF"/>
+          <w:sz w:val="20"/>
+          <w:szCs w:val="20"/>
+        </w:rPr>
+      </w:pPr>
+      <w:r>
+        <w:rPr>
+          <w:rFonts w:ascii="Segoe UI" w:hAnsi="Segoe UI" w:cs="Segoe UI"/>
+          <w:color w:val="BFBFBF"/>
+          <w:sz w:val="20"/>
+          <w:szCs w:val="20"/>
+        </w:rPr>
+        <w:t xml:space="preserve">Or in EB </w:t>
+      </w:r>
+      <w:r>
         <w:rPr>
           <w:rStyle w:val="HTMLCode"/>
           <w:rFonts w:eastAsiaTheme="majorEastAsia"/>
@@ -10620,8 +8448,22 @@
           <w:szCs w:val="18"/>
           <w:shd w:val="clear" w:color="auto" w:fill="262626"/>
         </w:rPr>
-      </w:pPr>
-      <w:r>
+        <w:t>.ebextensions/iam-policy.config</w:t>
+      </w:r>
+      <w:r>
+        <w:rPr>
+          <w:rFonts w:ascii="Segoe UI" w:hAnsi="Segoe UI" w:cs="Segoe UI"/>
+          <w:color w:val="BFBFBF"/>
+          <w:sz w:val="20"/>
+          <w:szCs w:val="20"/>
+        </w:rPr>
+        <w:t>:</w:t>
+      </w:r>
+    </w:p>
+    <w:p>
+      <w:pPr>
+        <w:pStyle w:val="HTMLPreformatted"/>
+        <w:shd w:val="clear" w:color="auto" w:fill="191A1B"/>
         <w:rPr>
           <w:rStyle w:val="HTMLCode"/>
           <w:rFonts w:eastAsiaTheme="majorEastAsia"/>
@@ -10630,9 +8472,7 @@
           <w:szCs w:val="18"/>
           <w:shd w:val="clear" w:color="auto" w:fill="262626"/>
         </w:rPr>
-        <w:t xml:space="preserve">        "</w:t>
-      </w:r>
-      <w:proofErr w:type="spellStart"/>
+      </w:pPr>
       <w:r>
         <w:rPr>
           <w:rStyle w:val="HTMLCode"/>
@@ -10642,10 +8482,13 @@
           <w:szCs w:val="18"/>
           <w:shd w:val="clear" w:color="auto" w:fill="262626"/>
         </w:rPr>
-        <w:t>StringEquals</w:t>
-      </w:r>
-      <w:proofErr w:type="spellEnd"/>
-      <w:r>
+        <w:t>option_settings:</w:t>
+      </w:r>
+    </w:p>
+    <w:p>
+      <w:pPr>
+        <w:pStyle w:val="HTMLPreformatted"/>
+        <w:shd w:val="clear" w:color="auto" w:fill="191A1B"/>
         <w:rPr>
           <w:rStyle w:val="HTMLCode"/>
           <w:rFonts w:eastAsiaTheme="majorEastAsia"/>
@@ -10654,13 +8497,8 @@
           <w:szCs w:val="18"/>
           <w:shd w:val="clear" w:color="auto" w:fill="262626"/>
         </w:rPr>
-        <w:t>": {</w:t>
-      </w:r>
-    </w:p>
-    <w:p>
-      <w:pPr>
-        <w:pStyle w:val="HTMLPreformatted"/>
-        <w:shd w:val="clear" w:color="auto" w:fill="191A1B"/>
+      </w:pPr>
+      <w:r>
         <w:rPr>
           <w:rStyle w:val="HTMLCode"/>
           <w:rFonts w:eastAsiaTheme="majorEastAsia"/>
@@ -10669,8 +8507,13 @@
           <w:szCs w:val="18"/>
           <w:shd w:val="clear" w:color="auto" w:fill="262626"/>
         </w:rPr>
-      </w:pPr>
-      <w:r>
+        <w:t xml:space="preserve">  aws:autoscaling:launchconfiguration:</w:t>
+      </w:r>
+    </w:p>
+    <w:p>
+      <w:pPr>
+        <w:pStyle w:val="HTMLPreformatted"/>
+        <w:shd w:val="clear" w:color="auto" w:fill="191A1B"/>
         <w:rPr>
           <w:rStyle w:val="HTMLCode"/>
           <w:rFonts w:eastAsiaTheme="majorEastAsia"/>
@@ -10679,9 +8522,7 @@
           <w:szCs w:val="18"/>
           <w:shd w:val="clear" w:color="auto" w:fill="262626"/>
         </w:rPr>
-        <w:t xml:space="preserve">          "</w:t>
-      </w:r>
-      <w:proofErr w:type="spellStart"/>
+      </w:pPr>
       <w:r>
         <w:rPr>
           <w:rStyle w:val="HTMLCode"/>
@@ -10691,10 +8532,70 @@
           <w:szCs w:val="18"/>
           <w:shd w:val="clear" w:color="auto" w:fill="262626"/>
         </w:rPr>
-        <w:t>kms:ViaService</w:t>
-      </w:r>
-      <w:proofErr w:type="spellEnd"/>
-      <w:r>
+        <w:t xml:space="preserve">    IamInstanceProfile: aws-elasticbeanstalk-ec2-role</w:t>
+      </w:r>
+    </w:p>
+    <w:p>
+      <w:pPr>
+        <w:rPr>
+          <w:rFonts w:ascii="Segoe UI" w:hAnsi="Segoe UI" w:cs="Segoe UI"/>
+          <w:sz w:val="20"/>
+          <w:szCs w:val="20"/>
+        </w:rPr>
+      </w:pPr>
+      <w:r>
+        <w:rPr>
+          <w:noProof/>
+          <w14:ligatures w14:val="standardContextual"/>
+        </w:rPr>
+        <w:pict w14:anchorId="744D86FA">
+          <v:rect id="_x0000_i1027" alt="" style="width:451.3pt;height:.05pt;mso-width-percent:0;mso-height-percent:0;mso-width-percent:0;mso-height-percent:0" o:hralign="center" o:hrstd="t" o:hr="t" fillcolor="#a0a0a0" stroked="f"/>
+        </w:pict>
+      </w:r>
+    </w:p>
+    <w:p>
+      <w:pPr>
+        <w:rPr>
+          <w:rFonts w:ascii="Segoe UI" w:hAnsi="Segoe UI" w:cs="Segoe UI"/>
+          <w:sz w:val="20"/>
+          <w:szCs w:val="20"/>
+        </w:rPr>
+      </w:pPr>
+      <w:r>
+        <w:pict w14:anchorId="4D8C666A">
+          <v:rect id="Horizontal Line 6" o:spid="_x0000_s1027" alt="" style="width:451.3pt;height:.1pt;visibility:visible;mso-wrap-style:square;mso-width-percent:0;mso-height-percent:0;mso-left-percent:-10001;mso-top-percent:-10001;mso-position-horizontal:absolute;mso-position-horizontal-relative:char;mso-position-vertical:absolute;mso-position-vertical-relative:line;mso-width-percent:0;mso-height-percent:0;mso-left-percent:-10001;mso-top-percent:-10001;v-text-anchor:top" filled="f">
+            <o:lock v:ext="edit" rotation="t" aspectratio="t" verticies="t" text="t" shapetype="t"/>
+            <w10:anchorlock/>
+          </v:rect>
+        </w:pict>
+      </w:r>
+    </w:p>
+    <w:p>
+      <w:pPr>
+        <w:pStyle w:val="Heading3"/>
+        <w:shd w:val="clear" w:color="auto" w:fill="191A1B"/>
+        <w:rPr>
+          <w:rFonts w:ascii="Segoe UI" w:hAnsi="Segoe UI" w:cs="Segoe UI"/>
+          <w:color w:val="BFBFBF"/>
+          <w:sz w:val="27"/>
+          <w:szCs w:val="27"/>
+        </w:rPr>
+      </w:pPr>
+      <w:r>
+        <w:rPr>
+          <w:rStyle w:val="Strong"/>
+          <w:rFonts w:ascii="Segoe UI" w:hAnsi="Segoe UI" w:cs="Segoe UI"/>
+          <w:b w:val="0"/>
+          <w:bCs w:val="0"/>
+          <w:color w:val="BFBFBF"/>
+        </w:rPr>
+        <w:t>8. Zip Command (No .env included)</w:t>
+      </w:r>
+    </w:p>
+    <w:p>
+      <w:pPr>
+        <w:pStyle w:val="HTMLPreformatted"/>
+        <w:shd w:val="clear" w:color="auto" w:fill="191A1B"/>
         <w:rPr>
           <w:rStyle w:val="HTMLCode"/>
           <w:rFonts w:eastAsiaTheme="majorEastAsia"/>
@@ -10703,13 +8604,8 @@
           <w:szCs w:val="18"/>
           <w:shd w:val="clear" w:color="auto" w:fill="262626"/>
         </w:rPr>
-        <w:t>": "ssm.region.amazonaws.com"</w:t>
-      </w:r>
-    </w:p>
-    <w:p>
-      <w:pPr>
-        <w:pStyle w:val="HTMLPreformatted"/>
-        <w:shd w:val="clear" w:color="auto" w:fill="191A1B"/>
+      </w:pPr>
+      <w:r>
         <w:rPr>
           <w:rStyle w:val="HTMLCode"/>
           <w:rFonts w:eastAsiaTheme="majorEastAsia"/>
@@ -10718,8 +8614,13 @@
           <w:szCs w:val="18"/>
           <w:shd w:val="clear" w:color="auto" w:fill="262626"/>
         </w:rPr>
-      </w:pPr>
-      <w:r>
+        <w:t>zip -r app.zip . \</w:t>
+      </w:r>
+    </w:p>
+    <w:p>
+      <w:pPr>
+        <w:pStyle w:val="HTMLPreformatted"/>
+        <w:shd w:val="clear" w:color="auto" w:fill="191A1B"/>
         <w:rPr>
           <w:rStyle w:val="HTMLCode"/>
           <w:rFonts w:eastAsiaTheme="majorEastAsia"/>
@@ -10728,13 +8629,8 @@
           <w:szCs w:val="18"/>
           <w:shd w:val="clear" w:color="auto" w:fill="262626"/>
         </w:rPr>
-        <w:t xml:space="preserve">        }</w:t>
-      </w:r>
-    </w:p>
-    <w:p>
-      <w:pPr>
-        <w:pStyle w:val="HTMLPreformatted"/>
-        <w:shd w:val="clear" w:color="auto" w:fill="191A1B"/>
+      </w:pPr>
+      <w:r>
         <w:rPr>
           <w:rStyle w:val="HTMLCode"/>
           <w:rFonts w:eastAsiaTheme="majorEastAsia"/>
@@ -10743,8 +8639,13 @@
           <w:szCs w:val="18"/>
           <w:shd w:val="clear" w:color="auto" w:fill="262626"/>
         </w:rPr>
-      </w:pPr>
-      <w:r>
+        <w:t xml:space="preserve">  -x ".env" \</w:t>
+      </w:r>
+    </w:p>
+    <w:p>
+      <w:pPr>
+        <w:pStyle w:val="HTMLPreformatted"/>
+        <w:shd w:val="clear" w:color="auto" w:fill="191A1B"/>
         <w:rPr>
           <w:rStyle w:val="HTMLCode"/>
           <w:rFonts w:eastAsiaTheme="majorEastAsia"/>
@@ -10753,13 +8654,8 @@
           <w:szCs w:val="18"/>
           <w:shd w:val="clear" w:color="auto" w:fill="262626"/>
         </w:rPr>
-        <w:t xml:space="preserve">      }</w:t>
-      </w:r>
-    </w:p>
-    <w:p>
-      <w:pPr>
-        <w:pStyle w:val="HTMLPreformatted"/>
-        <w:shd w:val="clear" w:color="auto" w:fill="191A1B"/>
+      </w:pPr>
+      <w:r>
         <w:rPr>
           <w:rStyle w:val="HTMLCode"/>
           <w:rFonts w:eastAsiaTheme="majorEastAsia"/>
@@ -10768,8 +8664,13 @@
           <w:szCs w:val="18"/>
           <w:shd w:val="clear" w:color="auto" w:fill="262626"/>
         </w:rPr>
-      </w:pPr>
-      <w:r>
+        <w:t xml:space="preserve">  ".env.local" \</w:t>
+      </w:r>
+    </w:p>
+    <w:p>
+      <w:pPr>
+        <w:pStyle w:val="HTMLPreformatted"/>
+        <w:shd w:val="clear" w:color="auto" w:fill="191A1B"/>
         <w:rPr>
           <w:rStyle w:val="HTMLCode"/>
           <w:rFonts w:eastAsiaTheme="majorEastAsia"/>
@@ -10778,13 +8679,8 @@
           <w:szCs w:val="18"/>
           <w:shd w:val="clear" w:color="auto" w:fill="262626"/>
         </w:rPr>
-        <w:t xml:space="preserve">    }</w:t>
-      </w:r>
-    </w:p>
-    <w:p>
-      <w:pPr>
-        <w:pStyle w:val="HTMLPreformatted"/>
-        <w:shd w:val="clear" w:color="auto" w:fill="191A1B"/>
+      </w:pPr>
+      <w:r>
         <w:rPr>
           <w:rStyle w:val="HTMLCode"/>
           <w:rFonts w:eastAsiaTheme="majorEastAsia"/>
@@ -10793,8 +8689,13 @@
           <w:szCs w:val="18"/>
           <w:shd w:val="clear" w:color="auto" w:fill="262626"/>
         </w:rPr>
-      </w:pPr>
-      <w:r>
+        <w:t xml:space="preserve">  ".git/*" \</w:t>
+      </w:r>
+    </w:p>
+    <w:p>
+      <w:pPr>
+        <w:pStyle w:val="HTMLPreformatted"/>
+        <w:shd w:val="clear" w:color="auto" w:fill="191A1B"/>
         <w:rPr>
           <w:rStyle w:val="HTMLCode"/>
           <w:rFonts w:eastAsiaTheme="majorEastAsia"/>
@@ -10803,13 +8704,8 @@
           <w:szCs w:val="18"/>
           <w:shd w:val="clear" w:color="auto" w:fill="262626"/>
         </w:rPr>
-        <w:t xml:space="preserve">  ]</w:t>
-      </w:r>
-    </w:p>
-    <w:p>
-      <w:pPr>
-        <w:pStyle w:val="HTMLPreformatted"/>
-        <w:shd w:val="clear" w:color="auto" w:fill="191A1B"/>
+      </w:pPr>
+      <w:r>
         <w:rPr>
           <w:rStyle w:val="HTMLCode"/>
           <w:rFonts w:eastAsiaTheme="majorEastAsia"/>
@@ -10818,8 +8714,13 @@
           <w:szCs w:val="18"/>
           <w:shd w:val="clear" w:color="auto" w:fill="262626"/>
         </w:rPr>
-      </w:pPr>
-      <w:r>
+        <w:t xml:space="preserve">  "node_modules/*" \</w:t>
+      </w:r>
+    </w:p>
+    <w:p>
+      <w:pPr>
+        <w:pStyle w:val="HTMLPreformatted"/>
+        <w:shd w:val="clear" w:color="auto" w:fill="191A1B"/>
         <w:rPr>
           <w:rStyle w:val="HTMLCode"/>
           <w:rFonts w:eastAsiaTheme="majorEastAsia"/>
@@ -10828,30 +8729,7 @@
           <w:szCs w:val="18"/>
           <w:shd w:val="clear" w:color="auto" w:fill="262626"/>
         </w:rPr>
-        <w:t>}</w:t>
-      </w:r>
-    </w:p>
-    <w:p>
-      <w:pPr>
-        <w:pStyle w:val="NormalWeb"/>
-        <w:shd w:val="clear" w:color="auto" w:fill="191A1B"/>
-        <w:spacing w:before="24" w:beforeAutospacing="0" w:after="48" w:afterAutospacing="0"/>
-        <w:rPr>
-          <w:rFonts w:ascii="Segoe UI" w:hAnsi="Segoe UI" w:cs="Segoe UI"/>
-          <w:color w:val="BFBFBF"/>
-          <w:sz w:val="20"/>
-          <w:szCs w:val="20"/>
-        </w:rPr>
-      </w:pPr>
-      <w:r>
-        <w:rPr>
-          <w:rFonts w:ascii="Segoe UI" w:hAnsi="Segoe UI" w:cs="Segoe UI"/>
-          <w:color w:val="BFBFBF"/>
-          <w:sz w:val="20"/>
-          <w:szCs w:val="20"/>
-        </w:rPr>
-        <w:t xml:space="preserve">Or in EB </w:t>
-      </w:r>
+      </w:pPr>
       <w:r>
         <w:rPr>
           <w:rStyle w:val="HTMLCode"/>
@@ -10861,10 +8739,13 @@
           <w:szCs w:val="18"/>
           <w:shd w:val="clear" w:color="auto" w:fill="262626"/>
         </w:rPr>
-        <w:t>.</w:t>
-      </w:r>
-      <w:proofErr w:type="spellStart"/>
-      <w:r>
+        <w:t xml:space="preserve">  ".gitignore" \</w:t>
+      </w:r>
+    </w:p>
+    <w:p>
+      <w:pPr>
+        <w:pStyle w:val="HTMLPreformatted"/>
+        <w:shd w:val="clear" w:color="auto" w:fill="191A1B"/>
         <w:rPr>
           <w:rStyle w:val="HTMLCode"/>
           <w:rFonts w:eastAsiaTheme="majorEastAsia"/>
@@ -10873,9 +8754,7 @@
           <w:szCs w:val="18"/>
           <w:shd w:val="clear" w:color="auto" w:fill="262626"/>
         </w:rPr>
-        <w:t>ebextensions</w:t>
-      </w:r>
-      <w:proofErr w:type="spellEnd"/>
+      </w:pPr>
       <w:r>
         <w:rPr>
           <w:rStyle w:val="HTMLCode"/>
@@ -10885,10 +8764,13 @@
           <w:szCs w:val="18"/>
           <w:shd w:val="clear" w:color="auto" w:fill="262626"/>
         </w:rPr>
-        <w:t>/</w:t>
-      </w:r>
-      <w:proofErr w:type="spellStart"/>
-      <w:r>
+        <w:t xml:space="preserve">  ".DS_Store" \</w:t>
+      </w:r>
+    </w:p>
+    <w:p>
+      <w:pPr>
+        <w:pStyle w:val="HTMLPreformatted"/>
+        <w:shd w:val="clear" w:color="auto" w:fill="191A1B"/>
         <w:rPr>
           <w:rStyle w:val="HTMLCode"/>
           <w:rFonts w:eastAsiaTheme="majorEastAsia"/>
@@ -10897,23 +8779,8 @@
           <w:szCs w:val="18"/>
           <w:shd w:val="clear" w:color="auto" w:fill="262626"/>
         </w:rPr>
-        <w:t>iam-policy.config</w:t>
-      </w:r>
-      <w:proofErr w:type="spellEnd"/>
-      <w:r>
-        <w:rPr>
-          <w:rFonts w:ascii="Segoe UI" w:hAnsi="Segoe UI" w:cs="Segoe UI"/>
-          <w:color w:val="BFBFBF"/>
-          <w:sz w:val="20"/>
-          <w:szCs w:val="20"/>
-        </w:rPr>
-        <w:t>:</w:t>
-      </w:r>
-    </w:p>
-    <w:p>
-      <w:pPr>
-        <w:pStyle w:val="HTMLPreformatted"/>
-        <w:shd w:val="clear" w:color="auto" w:fill="191A1B"/>
+      </w:pPr>
+      <w:r>
         <w:rPr>
           <w:rStyle w:val="HTMLCode"/>
           <w:rFonts w:eastAsiaTheme="majorEastAsia"/>
@@ -10922,8 +8789,83 @@
           <w:szCs w:val="18"/>
           <w:shd w:val="clear" w:color="auto" w:fill="262626"/>
         </w:rPr>
-      </w:pPr>
-      <w:proofErr w:type="spellStart"/>
+        <w:t xml:space="preserve">  "*.md"</w:t>
+      </w:r>
+    </w:p>
+    <w:p>
+      <w:pPr>
+        <w:rPr>
+          <w:rFonts w:ascii="Segoe UI" w:hAnsi="Segoe UI" w:cs="Segoe UI"/>
+          <w:sz w:val="20"/>
+          <w:szCs w:val="20"/>
+        </w:rPr>
+      </w:pPr>
+      <w:r>
+        <w:pict w14:anchorId="0938786A">
+          <v:rect id="Horizontal Line 7" o:spid="_x0000_s1026" alt="" style="width:451.3pt;height:.1pt;visibility:visible;mso-wrap-style:square;mso-width-percent:0;mso-height-percent:0;mso-left-percent:-10001;mso-top-percent:-10001;mso-position-horizontal:absolute;mso-position-horizontal-relative:char;mso-position-vertical:absolute;mso-position-vertical-relative:line;mso-width-percent:0;mso-height-percent:0;mso-left-percent:-10001;mso-top-percent:-10001;v-text-anchor:top" filled="f">
+            <o:lock v:ext="edit" rotation="t" aspectratio="t" verticies="t" text="t" shapetype="t"/>
+            <w10:anchorlock/>
+          </v:rect>
+        </w:pict>
+      </w:r>
+    </w:p>
+    <w:p>
+      <w:pPr>
+        <w:tabs>
+          <w:tab w:val="left" w:pos="1611"/>
+        </w:tabs>
+        <w:rPr>
+          <w:color w:val="000000"/>
+        </w:rPr>
+      </w:pPr>
+    </w:p>
+    <w:p>
+      <w:pPr>
+        <w:pStyle w:val="NormalWeb"/>
+        <w:shd w:val="clear" w:color="auto" w:fill="191A1B"/>
+        <w:spacing w:before="24" w:beforeAutospacing="0" w:after="48" w:afterAutospacing="0"/>
+        <w:rPr>
+          <w:rFonts w:ascii="Segoe UI" w:hAnsi="Segoe UI" w:cs="Segoe UI"/>
+          <w:color w:val="BFBFBF"/>
+          <w:sz w:val="20"/>
+          <w:szCs w:val="20"/>
+        </w:rPr>
+      </w:pPr>
+      <w:r>
+        <w:rPr>
+          <w:rStyle w:val="Strong"/>
+          <w:rFonts w:ascii="Segoe UI" w:eastAsiaTheme="majorEastAsia" w:hAnsi="Segoe UI" w:cs="Segoe UI"/>
+          <w:color w:val="BFBFBF"/>
+          <w:sz w:val="20"/>
+          <w:szCs w:val="20"/>
+        </w:rPr>
+        <w:t>1. Local Development (on your machine)</w:t>
+      </w:r>
+    </w:p>
+    <w:p>
+      <w:pPr>
+        <w:numPr>
+          <w:ilvl w:val="0"/>
+          <w:numId w:val="14"/>
+        </w:numPr>
+        <w:shd w:val="clear" w:color="auto" w:fill="191A1B"/>
+        <w:spacing w:before="100" w:beforeAutospacing="1" w:after="100" w:afterAutospacing="1"/>
+        <w:rPr>
+          <w:rFonts w:ascii="Segoe UI" w:hAnsi="Segoe UI" w:cs="Segoe UI"/>
+          <w:color w:val="BFBFBF"/>
+          <w:sz w:val="20"/>
+          <w:szCs w:val="20"/>
+        </w:rPr>
+      </w:pPr>
+      <w:r>
+        <w:rPr>
+          <w:rFonts w:ascii="Segoe UI" w:hAnsi="Segoe UI" w:cs="Segoe UI"/>
+          <w:color w:val="BFBFBF"/>
+          <w:sz w:val="20"/>
+          <w:szCs w:val="20"/>
+        </w:rPr>
+        <w:t>Keep using </w:t>
+      </w:r>
       <w:r>
         <w:rPr>
           <w:rStyle w:val="HTMLCode"/>
@@ -10933,9 +8875,67 @@
           <w:szCs w:val="18"/>
           <w:shd w:val="clear" w:color="auto" w:fill="262626"/>
         </w:rPr>
-        <w:t>option_settings</w:t>
-      </w:r>
-      <w:proofErr w:type="spellEnd"/>
+        <w:t>.env</w:t>
+      </w:r>
+      <w:r>
+        <w:rPr>
+          <w:rFonts w:ascii="Segoe UI" w:hAnsi="Segoe UI" w:cs="Segoe UI"/>
+          <w:color w:val="BFBFBF"/>
+          <w:sz w:val="20"/>
+          <w:szCs w:val="20"/>
+        </w:rPr>
+        <w:t> file with DB credentials</w:t>
+      </w:r>
+    </w:p>
+    <w:p>
+      <w:pPr>
+        <w:numPr>
+          <w:ilvl w:val="0"/>
+          <w:numId w:val="14"/>
+        </w:numPr>
+        <w:shd w:val="clear" w:color="auto" w:fill="191A1B"/>
+        <w:spacing w:before="100" w:beforeAutospacing="1" w:after="100" w:afterAutospacing="1"/>
+        <w:rPr>
+          <w:rFonts w:ascii="Segoe UI" w:hAnsi="Segoe UI" w:cs="Segoe UI"/>
+          <w:color w:val="BFBFBF"/>
+          <w:sz w:val="20"/>
+          <w:szCs w:val="20"/>
+        </w:rPr>
+      </w:pPr>
+      <w:r>
+        <w:rPr>
+          <w:rFonts w:ascii="Segoe UI" w:hAnsi="Segoe UI" w:cs="Segoe UI"/>
+          <w:color w:val="BFBFBF"/>
+          <w:sz w:val="20"/>
+          <w:szCs w:val="20"/>
+        </w:rPr>
+        <w:t>No Parameter Store needed</w:t>
+      </w:r>
+    </w:p>
+    <w:p>
+      <w:pPr>
+        <w:numPr>
+          <w:ilvl w:val="0"/>
+          <w:numId w:val="14"/>
+        </w:numPr>
+        <w:shd w:val="clear" w:color="auto" w:fill="191A1B"/>
+        <w:spacing w:before="100" w:beforeAutospacing="1" w:after="100" w:afterAutospacing="1"/>
+        <w:rPr>
+          <w:rFonts w:ascii="Segoe UI" w:hAnsi="Segoe UI" w:cs="Segoe UI"/>
+          <w:color w:val="BFBFBF"/>
+          <w:sz w:val="20"/>
+          <w:szCs w:val="20"/>
+        </w:rPr>
+      </w:pPr>
+      <w:r>
+        <w:rPr>
+          <w:rFonts w:ascii="Segoe UI" w:hAnsi="Segoe UI" w:cs="Segoe UI"/>
+          <w:color w:val="BFBFBF"/>
+          <w:sz w:val="20"/>
+          <w:szCs w:val="20"/>
+        </w:rPr>
+        <w:t>How to trigger: Set </w:t>
+      </w:r>
       <w:r>
         <w:rPr>
           <w:rStyle w:val="HTMLCode"/>
@@ -10945,13 +8945,66 @@
           <w:szCs w:val="18"/>
           <w:shd w:val="clear" w:color="auto" w:fill="262626"/>
         </w:rPr>
-        <w:t>:</w:t>
-      </w:r>
-    </w:p>
-    <w:p>
-      <w:pPr>
-        <w:pStyle w:val="HTMLPreformatted"/>
+        <w:t>LOCAL_DEV=true</w:t>
+      </w:r>
+      <w:r>
+        <w:rPr>
+          <w:rFonts w:ascii="Segoe UI" w:hAnsi="Segoe UI" w:cs="Segoe UI"/>
+          <w:color w:val="BFBFBF"/>
+          <w:sz w:val="20"/>
+          <w:szCs w:val="20"/>
+        </w:rPr>
+        <w:t> in your local shell/IDE</w:t>
+      </w:r>
+    </w:p>
+    <w:p>
+      <w:pPr>
+        <w:pStyle w:val="NormalWeb"/>
         <w:shd w:val="clear" w:color="auto" w:fill="191A1B"/>
+        <w:spacing w:before="24" w:beforeAutospacing="0" w:after="48" w:afterAutospacing="0"/>
+        <w:rPr>
+          <w:rFonts w:ascii="Segoe UI" w:hAnsi="Segoe UI" w:cs="Segoe UI"/>
+          <w:color w:val="BFBFBF"/>
+          <w:sz w:val="20"/>
+          <w:szCs w:val="20"/>
+        </w:rPr>
+      </w:pPr>
+      <w:r>
+        <w:rPr>
+          <w:rStyle w:val="Strong"/>
+          <w:rFonts w:ascii="Segoe UI" w:eastAsiaTheme="majorEastAsia" w:hAnsi="Segoe UI" w:cs="Segoe UI"/>
+          <w:color w:val="BFBFBF"/>
+          <w:sz w:val="20"/>
+          <w:szCs w:val="20"/>
+        </w:rPr>
+        <w:t>2. EB with NODE_ENV=development</w:t>
+      </w:r>
+    </w:p>
+    <w:p>
+      <w:pPr>
+        <w:numPr>
+          <w:ilvl w:val="0"/>
+          <w:numId w:val="15"/>
+        </w:numPr>
+        <w:shd w:val="clear" w:color="auto" w:fill="191A1B"/>
+        <w:spacing w:before="100" w:beforeAutospacing="1" w:after="100" w:afterAutospacing="1"/>
+        <w:rPr>
+          <w:rFonts w:ascii="Segoe UI" w:hAnsi="Segoe UI" w:cs="Segoe UI"/>
+          <w:color w:val="BFBFBF"/>
+          <w:sz w:val="20"/>
+          <w:szCs w:val="20"/>
+        </w:rPr>
+      </w:pPr>
+      <w:r>
+        <w:rPr>
+          <w:rFonts w:ascii="Segoe UI" w:hAnsi="Segoe UI" w:cs="Segoe UI"/>
+          <w:color w:val="BFBFBF"/>
+          <w:sz w:val="20"/>
+          <w:szCs w:val="20"/>
+        </w:rPr>
+        <w:t>Load from Parameter Store at </w:t>
+      </w:r>
+      <w:r>
         <w:rPr>
           <w:rStyle w:val="HTMLCode"/>
           <w:rFonts w:eastAsiaTheme="majorEastAsia"/>
@@ -10960,8 +9013,45 @@
           <w:szCs w:val="18"/>
           <w:shd w:val="clear" w:color="auto" w:fill="262626"/>
         </w:rPr>
-      </w:pPr>
-      <w:r>
+        <w:t>/odts/dev/*</w:t>
+      </w:r>
+    </w:p>
+    <w:p>
+      <w:pPr>
+        <w:numPr>
+          <w:ilvl w:val="0"/>
+          <w:numId w:val="15"/>
+        </w:numPr>
+        <w:shd w:val="clear" w:color="auto" w:fill="191A1B"/>
+        <w:spacing w:before="100" w:beforeAutospacing="1" w:after="100" w:afterAutospacing="1"/>
+        <w:rPr>
+          <w:rFonts w:ascii="Segoe UI" w:hAnsi="Segoe UI" w:cs="Segoe UI"/>
+          <w:color w:val="BFBFBF"/>
+          <w:sz w:val="20"/>
+          <w:szCs w:val="20"/>
+        </w:rPr>
+      </w:pPr>
+      <w:r>
+        <w:rPr>
+          <w:rFonts w:ascii="Segoe UI" w:hAnsi="Segoe UI" w:cs="Segoe UI"/>
+          <w:color w:val="BFBFBF"/>
+          <w:sz w:val="20"/>
+          <w:szCs w:val="20"/>
+        </w:rPr>
+        <w:t>Set in EB environment properties:</w:t>
+      </w:r>
+    </w:p>
+    <w:p>
+      <w:pPr>
+        <w:pStyle w:val="HTMLPreformatted"/>
+        <w:numPr>
+          <w:ilvl w:val="0"/>
+          <w:numId w:val="15"/>
+        </w:numPr>
+        <w:shd w:val="clear" w:color="auto" w:fill="191A1B"/>
+        <w:tabs>
+          <w:tab w:val="clear" w:pos="720"/>
+        </w:tabs>
         <w:rPr>
           <w:rStyle w:val="HTMLCode"/>
           <w:rFonts w:eastAsiaTheme="majorEastAsia"/>
@@ -10970,9 +9060,7 @@
           <w:szCs w:val="18"/>
           <w:shd w:val="clear" w:color="auto" w:fill="262626"/>
         </w:rPr>
-        <w:t xml:space="preserve">  </w:t>
-      </w:r>
-      <w:proofErr w:type="spellStart"/>
+      </w:pPr>
       <w:r>
         <w:rPr>
           <w:rStyle w:val="HTMLCode"/>
@@ -10982,10 +9070,20 @@
           <w:szCs w:val="18"/>
           <w:shd w:val="clear" w:color="auto" w:fill="262626"/>
         </w:rPr>
-        <w:t>aws:autoscaling:launchconfiguration</w:t>
-      </w:r>
-      <w:proofErr w:type="spellEnd"/>
-      <w:r>
+        <w:t>NODE_ENV=development</w:t>
+      </w:r>
+    </w:p>
+    <w:p>
+      <w:pPr>
+        <w:pStyle w:val="HTMLPreformatted"/>
+        <w:numPr>
+          <w:ilvl w:val="0"/>
+          <w:numId w:val="15"/>
+        </w:numPr>
+        <w:shd w:val="clear" w:color="auto" w:fill="191A1B"/>
+        <w:tabs>
+          <w:tab w:val="clear" w:pos="720"/>
+        </w:tabs>
         <w:rPr>
           <w:rStyle w:val="HTMLCode"/>
           <w:rFonts w:eastAsiaTheme="majorEastAsia"/>
@@ -10994,13 +9092,8 @@
           <w:szCs w:val="18"/>
           <w:shd w:val="clear" w:color="auto" w:fill="262626"/>
         </w:rPr>
-        <w:t>:</w:t>
-      </w:r>
-    </w:p>
-    <w:p>
-      <w:pPr>
-        <w:pStyle w:val="HTMLPreformatted"/>
-        <w:shd w:val="clear" w:color="auto" w:fill="191A1B"/>
+      </w:pPr>
+      <w:r>
         <w:rPr>
           <w:rStyle w:val="HTMLCode"/>
           <w:rFonts w:eastAsiaTheme="majorEastAsia"/>
@@ -11009,8 +9102,20 @@
           <w:szCs w:val="18"/>
           <w:shd w:val="clear" w:color="auto" w:fill="262626"/>
         </w:rPr>
-      </w:pPr>
-      <w:r>
+        <w:t>PARAM_ENV=dev</w:t>
+      </w:r>
+    </w:p>
+    <w:p>
+      <w:pPr>
+        <w:pStyle w:val="HTMLPreformatted"/>
+        <w:numPr>
+          <w:ilvl w:val="0"/>
+          <w:numId w:val="15"/>
+        </w:numPr>
+        <w:shd w:val="clear" w:color="auto" w:fill="191A1B"/>
+        <w:tabs>
+          <w:tab w:val="clear" w:pos="720"/>
+        </w:tabs>
         <w:rPr>
           <w:rStyle w:val="HTMLCode"/>
           <w:rFonts w:eastAsiaTheme="majorEastAsia"/>
@@ -11019,9 +9124,7 @@
           <w:szCs w:val="18"/>
           <w:shd w:val="clear" w:color="auto" w:fill="262626"/>
         </w:rPr>
-        <w:t xml:space="preserve">    </w:t>
-      </w:r>
-      <w:proofErr w:type="spellStart"/>
+      </w:pPr>
       <w:r>
         <w:rPr>
           <w:rStyle w:val="HTMLCode"/>
@@ -11031,9 +9134,56 @@
           <w:szCs w:val="18"/>
           <w:shd w:val="clear" w:color="auto" w:fill="262626"/>
         </w:rPr>
-        <w:t>IamInstanceProfile</w:t>
-      </w:r>
-      <w:proofErr w:type="spellEnd"/>
+        <w:t>AWS_REGION=ap-south-1</w:t>
+      </w:r>
+    </w:p>
+    <w:p>
+      <w:pPr>
+        <w:pStyle w:val="NormalWeb"/>
+        <w:shd w:val="clear" w:color="auto" w:fill="191A1B"/>
+        <w:spacing w:before="24" w:beforeAutospacing="0" w:after="48" w:afterAutospacing="0"/>
+        <w:rPr>
+          <w:rFonts w:ascii="Segoe UI" w:hAnsi="Segoe UI" w:cs="Segoe UI"/>
+          <w:color w:val="BFBFBF"/>
+          <w:sz w:val="20"/>
+          <w:szCs w:val="20"/>
+        </w:rPr>
+      </w:pPr>
+      <w:r>
+        <w:rPr>
+          <w:rStyle w:val="Strong"/>
+          <w:rFonts w:ascii="Segoe UI" w:eastAsiaTheme="majorEastAsia" w:hAnsi="Segoe UI" w:cs="Segoe UI"/>
+          <w:color w:val="BFBFBF"/>
+          <w:sz w:val="20"/>
+          <w:szCs w:val="20"/>
+        </w:rPr>
+        <w:t>3. EB with NODE_ENV=production</w:t>
+      </w:r>
+    </w:p>
+    <w:p>
+      <w:pPr>
+        <w:numPr>
+          <w:ilvl w:val="0"/>
+          <w:numId w:val="16"/>
+        </w:numPr>
+        <w:shd w:val="clear" w:color="auto" w:fill="191A1B"/>
+        <w:spacing w:before="100" w:beforeAutospacing="1" w:after="100" w:afterAutospacing="1"/>
+        <w:rPr>
+          <w:rFonts w:ascii="Segoe UI" w:hAnsi="Segoe UI" w:cs="Segoe UI"/>
+          <w:color w:val="BFBFBF"/>
+          <w:sz w:val="20"/>
+          <w:szCs w:val="20"/>
+        </w:rPr>
+      </w:pPr>
+      <w:r>
+        <w:rPr>
+          <w:rFonts w:ascii="Segoe UI" w:hAnsi="Segoe UI" w:cs="Segoe UI"/>
+          <w:color w:val="BFBFBF"/>
+          <w:sz w:val="20"/>
+          <w:szCs w:val="20"/>
+        </w:rPr>
+        <w:t>Load from Parameter Store at </w:t>
+      </w:r>
       <w:r>
         <w:rPr>
           <w:rStyle w:val="HTMLCode"/>
@@ -11043,75 +9193,45 @@
           <w:szCs w:val="18"/>
           <w:shd w:val="clear" w:color="auto" w:fill="262626"/>
         </w:rPr>
-        <w:t>: aws-elasticbeanstalk-ec2-role</w:t>
-      </w:r>
-    </w:p>
-    <w:p>
-      <w:pPr>
+        <w:t>/odts/prod/*</w:t>
+      </w:r>
+    </w:p>
+    <w:p>
+      <w:pPr>
+        <w:numPr>
+          <w:ilvl w:val="0"/>
+          <w:numId w:val="16"/>
+        </w:numPr>
+        <w:shd w:val="clear" w:color="auto" w:fill="191A1B"/>
+        <w:spacing w:before="100" w:beforeAutospacing="1" w:after="100" w:afterAutospacing="1"/>
         <w:rPr>
           <w:rFonts w:ascii="Segoe UI" w:hAnsi="Segoe UI" w:cs="Segoe UI"/>
+          <w:color w:val="BFBFBF"/>
           <w:sz w:val="20"/>
           <w:szCs w:val="20"/>
         </w:rPr>
       </w:pPr>
       <w:r>
         <w:rPr>
-          <w:noProof/>
-          <w14:ligatures w14:val="standardContextual"/>
-        </w:rPr>
-        <w:pict w14:anchorId="23262FB2">
-          <v:rect id="_x0000_i1027" alt="" style="width:451.3pt;height:.05pt;mso-width-percent:0;mso-height-percent:0;mso-width-percent:0;mso-height-percent:0" o:hralign="center" o:hrstd="t" o:hr="t" fillcolor="#a0a0a0" stroked="f"/>
-        </w:pict>
-      </w:r>
-    </w:p>
-    <w:p>
-      <w:pPr>
-        <w:rPr>
           <w:rFonts w:ascii="Segoe UI" w:hAnsi="Segoe UI" w:cs="Segoe UI"/>
+          <w:color w:val="BFBFBF"/>
           <w:sz w:val="20"/>
           <w:szCs w:val="20"/>
         </w:rPr>
-      </w:pPr>
-      <w:r>
-        <w:rPr>
-          <w:noProof/>
-        </w:rPr>
-      </w:r>
-      <w:r>
-        <w:pict w14:anchorId="2D493ACB">
-          <v:rect id="Horizontal Line 6" o:spid="_x0000_s1027" style="width:451.3pt;height:.1pt;visibility:visible;mso-wrap-style:square;mso-left-percent:-10001;mso-top-percent:-10001;mso-position-horizontal:absolute;mso-position-horizontal-relative:char;mso-position-vertical:absolute;mso-position-vertical-relative:line;mso-left-percent:-10001;mso-top-percent:-10001;v-text-anchor:top" o:gfxdata="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" filled="f">
-            <o:lock v:ext="edit" rotation="t" aspectratio="t" verticies="t" text="t" shapetype="t"/>
-            <w10:anchorlock/>
-          </v:rect>
-        </w:pict>
-      </w:r>
-    </w:p>
-    <w:p>
-      <w:pPr>
-        <w:pStyle w:val="Heading3"/>
+        <w:t>Set in EB environment properties:</w:t>
+      </w:r>
+    </w:p>
+    <w:p>
+      <w:pPr>
+        <w:pStyle w:val="HTMLPreformatted"/>
+        <w:numPr>
+          <w:ilvl w:val="0"/>
+          <w:numId w:val="16"/>
+        </w:numPr>
         <w:shd w:val="clear" w:color="auto" w:fill="191A1B"/>
-        <w:rPr>
-          <w:rFonts w:ascii="Segoe UI" w:hAnsi="Segoe UI" w:cs="Segoe UI"/>
-          <w:color w:val="BFBFBF"/>
-          <w:sz w:val="27"/>
-          <w:szCs w:val="27"/>
-        </w:rPr>
-      </w:pPr>
-      <w:r>
-        <w:rPr>
-          <w:rStyle w:val="Strong"/>
-          <w:rFonts w:ascii="Segoe UI" w:hAnsi="Segoe UI" w:cs="Segoe UI"/>
-          <w:b w:val="0"/>
-          <w:bCs w:val="0"/>
-          <w:color w:val="BFBFBF"/>
-        </w:rPr>
-        <w:t>8. Zip Command (No .env included)</w:t>
-      </w:r>
-    </w:p>
-    <w:p>
-      <w:pPr>
-        <w:pStyle w:val="HTMLPreformatted"/>
-        <w:shd w:val="clear" w:color="auto" w:fill="191A1B"/>
+        <w:tabs>
+          <w:tab w:val="clear" w:pos="720"/>
+        </w:tabs>
         <w:rPr>
           <w:rStyle w:val="HTMLCode"/>
           <w:rFonts w:eastAsiaTheme="majorEastAsia"/>
@@ -11130,13 +9250,21 @@
           <w:szCs w:val="18"/>
           <w:shd w:val="clear" w:color="auto" w:fill="262626"/>
         </w:rPr>
-        <w:t>zip -r app.zip . \</w:t>
+        <w:lastRenderedPageBreak/>
+        <w:t>NODE_ENV=production</w:t>
       </w:r>
     </w:p>
     <w:p>
       <w:pPr>
         <w:pStyle w:val="HTMLPreformatted"/>
+        <w:numPr>
+          <w:ilvl w:val="0"/>
+          <w:numId w:val="16"/>
+        </w:numPr>
         <w:shd w:val="clear" w:color="auto" w:fill="191A1B"/>
+        <w:tabs>
+          <w:tab w:val="clear" w:pos="720"/>
+        </w:tabs>
         <w:rPr>
           <w:rStyle w:val="HTMLCode"/>
           <w:rFonts w:eastAsiaTheme="majorEastAsia"/>
@@ -11155,13 +9283,19 @@
           <w:szCs w:val="18"/>
           <w:shd w:val="clear" w:color="auto" w:fill="262626"/>
         </w:rPr>
-        <w:t xml:space="preserve">  -x ".env" \</w:t>
+        <w:t>PARAM_ENV=prod</w:t>
       </w:r>
     </w:p>
     <w:p>
       <w:pPr>
         <w:pStyle w:val="HTMLPreformatted"/>
         <w:shd w:val="clear" w:color="auto" w:fill="191A1B"/>
+        <w:ind w:left="720"/>
+        <w:rPr>
+          <w:color w:val="BFBFBF"/>
+        </w:rPr>
+      </w:pPr>
+      <w:r>
         <w:rPr>
           <w:rStyle w:val="HTMLCode"/>
           <w:rFonts w:eastAsiaTheme="majorEastAsia"/>
@@ -11170,805 +9304,6 @@
           <w:szCs w:val="18"/>
           <w:shd w:val="clear" w:color="auto" w:fill="262626"/>
         </w:rPr>
-      </w:pPr>
-      <w:r>
-        <w:rPr>
-          <w:rStyle w:val="HTMLCode"/>
-          <w:rFonts w:eastAsiaTheme="majorEastAsia"/>
-          <w:color w:val="8C8C8C"/>
-          <w:sz w:val="18"/>
-          <w:szCs w:val="18"/>
-          <w:shd w:val="clear" w:color="auto" w:fill="262626"/>
-        </w:rPr>
-        <w:t xml:space="preserve">  ".</w:t>
-      </w:r>
-      <w:proofErr w:type="spellStart"/>
-      <w:r>
-        <w:rPr>
-          <w:rStyle w:val="HTMLCode"/>
-          <w:rFonts w:eastAsiaTheme="majorEastAsia"/>
-          <w:color w:val="8C8C8C"/>
-          <w:sz w:val="18"/>
-          <w:szCs w:val="18"/>
-          <w:shd w:val="clear" w:color="auto" w:fill="262626"/>
-        </w:rPr>
-        <w:t>env.local</w:t>
-      </w:r>
-      <w:proofErr w:type="spellEnd"/>
-      <w:r>
-        <w:rPr>
-          <w:rStyle w:val="HTMLCode"/>
-          <w:rFonts w:eastAsiaTheme="majorEastAsia"/>
-          <w:color w:val="8C8C8C"/>
-          <w:sz w:val="18"/>
-          <w:szCs w:val="18"/>
-          <w:shd w:val="clear" w:color="auto" w:fill="262626"/>
-        </w:rPr>
-        <w:t>" \</w:t>
-      </w:r>
-    </w:p>
-    <w:p>
-      <w:pPr>
-        <w:pStyle w:val="HTMLPreformatted"/>
-        <w:shd w:val="clear" w:color="auto" w:fill="191A1B"/>
-        <w:rPr>
-          <w:rStyle w:val="HTMLCode"/>
-          <w:rFonts w:eastAsiaTheme="majorEastAsia"/>
-          <w:color w:val="8C8C8C"/>
-          <w:sz w:val="18"/>
-          <w:szCs w:val="18"/>
-          <w:shd w:val="clear" w:color="auto" w:fill="262626"/>
-        </w:rPr>
-      </w:pPr>
-      <w:r>
-        <w:rPr>
-          <w:rStyle w:val="HTMLCode"/>
-          <w:rFonts w:eastAsiaTheme="majorEastAsia"/>
-          <w:color w:val="8C8C8C"/>
-          <w:sz w:val="18"/>
-          <w:szCs w:val="18"/>
-          <w:shd w:val="clear" w:color="auto" w:fill="262626"/>
-        </w:rPr>
-        <w:t xml:space="preserve">  ".git/*" \</w:t>
-      </w:r>
-    </w:p>
-    <w:p>
-      <w:pPr>
-        <w:pStyle w:val="HTMLPreformatted"/>
-        <w:shd w:val="clear" w:color="auto" w:fill="191A1B"/>
-        <w:rPr>
-          <w:rStyle w:val="HTMLCode"/>
-          <w:rFonts w:eastAsiaTheme="majorEastAsia"/>
-          <w:color w:val="8C8C8C"/>
-          <w:sz w:val="18"/>
-          <w:szCs w:val="18"/>
-          <w:shd w:val="clear" w:color="auto" w:fill="262626"/>
-        </w:rPr>
-      </w:pPr>
-      <w:r>
-        <w:rPr>
-          <w:rStyle w:val="HTMLCode"/>
-          <w:rFonts w:eastAsiaTheme="majorEastAsia"/>
-          <w:color w:val="8C8C8C"/>
-          <w:sz w:val="18"/>
-          <w:szCs w:val="18"/>
-          <w:shd w:val="clear" w:color="auto" w:fill="262626"/>
-        </w:rPr>
-        <w:t xml:space="preserve">  "</w:t>
-      </w:r>
-      <w:proofErr w:type="spellStart"/>
-      <w:r>
-        <w:rPr>
-          <w:rStyle w:val="HTMLCode"/>
-          <w:rFonts w:eastAsiaTheme="majorEastAsia"/>
-          <w:color w:val="8C8C8C"/>
-          <w:sz w:val="18"/>
-          <w:szCs w:val="18"/>
-          <w:shd w:val="clear" w:color="auto" w:fill="262626"/>
-        </w:rPr>
-        <w:t>node_modules</w:t>
-      </w:r>
-      <w:proofErr w:type="spellEnd"/>
-      <w:r>
-        <w:rPr>
-          <w:rStyle w:val="HTMLCode"/>
-          <w:rFonts w:eastAsiaTheme="majorEastAsia"/>
-          <w:color w:val="8C8C8C"/>
-          <w:sz w:val="18"/>
-          <w:szCs w:val="18"/>
-          <w:shd w:val="clear" w:color="auto" w:fill="262626"/>
-        </w:rPr>
-        <w:t>/*" \</w:t>
-      </w:r>
-    </w:p>
-    <w:p>
-      <w:pPr>
-        <w:pStyle w:val="HTMLPreformatted"/>
-        <w:shd w:val="clear" w:color="auto" w:fill="191A1B"/>
-        <w:rPr>
-          <w:rStyle w:val="HTMLCode"/>
-          <w:rFonts w:eastAsiaTheme="majorEastAsia"/>
-          <w:color w:val="8C8C8C"/>
-          <w:sz w:val="18"/>
-          <w:szCs w:val="18"/>
-          <w:shd w:val="clear" w:color="auto" w:fill="262626"/>
-        </w:rPr>
-      </w:pPr>
-      <w:r>
-        <w:rPr>
-          <w:rStyle w:val="HTMLCode"/>
-          <w:rFonts w:eastAsiaTheme="majorEastAsia"/>
-          <w:color w:val="8C8C8C"/>
-          <w:sz w:val="18"/>
-          <w:szCs w:val="18"/>
-          <w:shd w:val="clear" w:color="auto" w:fill="262626"/>
-        </w:rPr>
-        <w:t xml:space="preserve">  ".</w:t>
-      </w:r>
-      <w:proofErr w:type="spellStart"/>
-      <w:r>
-        <w:rPr>
-          <w:rStyle w:val="HTMLCode"/>
-          <w:rFonts w:eastAsiaTheme="majorEastAsia"/>
-          <w:color w:val="8C8C8C"/>
-          <w:sz w:val="18"/>
-          <w:szCs w:val="18"/>
-          <w:shd w:val="clear" w:color="auto" w:fill="262626"/>
-        </w:rPr>
-        <w:t>gitignore</w:t>
-      </w:r>
-      <w:proofErr w:type="spellEnd"/>
-      <w:r>
-        <w:rPr>
-          <w:rStyle w:val="HTMLCode"/>
-          <w:rFonts w:eastAsiaTheme="majorEastAsia"/>
-          <w:color w:val="8C8C8C"/>
-          <w:sz w:val="18"/>
-          <w:szCs w:val="18"/>
-          <w:shd w:val="clear" w:color="auto" w:fill="262626"/>
-        </w:rPr>
-        <w:t>" \</w:t>
-      </w:r>
-    </w:p>
-    <w:p>
-      <w:pPr>
-        <w:pStyle w:val="HTMLPreformatted"/>
-        <w:shd w:val="clear" w:color="auto" w:fill="191A1B"/>
-        <w:rPr>
-          <w:rStyle w:val="HTMLCode"/>
-          <w:rFonts w:eastAsiaTheme="majorEastAsia"/>
-          <w:color w:val="8C8C8C"/>
-          <w:sz w:val="18"/>
-          <w:szCs w:val="18"/>
-          <w:shd w:val="clear" w:color="auto" w:fill="262626"/>
-        </w:rPr>
-      </w:pPr>
-      <w:r>
-        <w:rPr>
-          <w:rStyle w:val="HTMLCode"/>
-          <w:rFonts w:eastAsiaTheme="majorEastAsia"/>
-          <w:color w:val="8C8C8C"/>
-          <w:sz w:val="18"/>
-          <w:szCs w:val="18"/>
-          <w:shd w:val="clear" w:color="auto" w:fill="262626"/>
-        </w:rPr>
-        <w:t xml:space="preserve">  ".</w:t>
-      </w:r>
-      <w:proofErr w:type="spellStart"/>
-      <w:r>
-        <w:rPr>
-          <w:rStyle w:val="HTMLCode"/>
-          <w:rFonts w:eastAsiaTheme="majorEastAsia"/>
-          <w:color w:val="8C8C8C"/>
-          <w:sz w:val="18"/>
-          <w:szCs w:val="18"/>
-          <w:shd w:val="clear" w:color="auto" w:fill="262626"/>
-        </w:rPr>
-        <w:t>DS_Store</w:t>
-      </w:r>
-      <w:proofErr w:type="spellEnd"/>
-      <w:r>
-        <w:rPr>
-          <w:rStyle w:val="HTMLCode"/>
-          <w:rFonts w:eastAsiaTheme="majorEastAsia"/>
-          <w:color w:val="8C8C8C"/>
-          <w:sz w:val="18"/>
-          <w:szCs w:val="18"/>
-          <w:shd w:val="clear" w:color="auto" w:fill="262626"/>
-        </w:rPr>
-        <w:t>" \</w:t>
-      </w:r>
-    </w:p>
-    <w:p>
-      <w:pPr>
-        <w:pStyle w:val="HTMLPreformatted"/>
-        <w:shd w:val="clear" w:color="auto" w:fill="191A1B"/>
-        <w:rPr>
-          <w:rStyle w:val="HTMLCode"/>
-          <w:rFonts w:eastAsiaTheme="majorEastAsia"/>
-          <w:color w:val="8C8C8C"/>
-          <w:sz w:val="18"/>
-          <w:szCs w:val="18"/>
-          <w:shd w:val="clear" w:color="auto" w:fill="262626"/>
-        </w:rPr>
-      </w:pPr>
-      <w:r>
-        <w:rPr>
-          <w:rStyle w:val="HTMLCode"/>
-          <w:rFonts w:eastAsiaTheme="majorEastAsia"/>
-          <w:color w:val="8C8C8C"/>
-          <w:sz w:val="18"/>
-          <w:szCs w:val="18"/>
-          <w:shd w:val="clear" w:color="auto" w:fill="262626"/>
-        </w:rPr>
-        <w:t xml:space="preserve">  "*.md"</w:t>
-      </w:r>
-    </w:p>
-    <w:p>
-      <w:pPr>
-        <w:rPr>
-          <w:rFonts w:ascii="Segoe UI" w:hAnsi="Segoe UI" w:cs="Segoe UI"/>
-          <w:sz w:val="20"/>
-          <w:szCs w:val="20"/>
-        </w:rPr>
-      </w:pPr>
-      <w:r>
-        <w:rPr>
-          <w:noProof/>
-        </w:rPr>
-      </w:r>
-      <w:r>
-        <w:pict w14:anchorId="6161006A">
-          <v:rect id="Horizontal Line 7" o:spid="_x0000_s1026" style="width:451.3pt;height:.1pt;visibility:visible;mso-wrap-style:square;mso-left-percent:-10001;mso-top-percent:-10001;mso-position-horizontal:absolute;mso-position-horizontal-relative:char;mso-position-vertical:absolute;mso-position-vertical-relative:line;mso-left-percent:-10001;mso-top-percent:-10001;v-text-anchor:top" o:gfxdata="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" filled="f">
-            <o:lock v:ext="edit" rotation="t" aspectratio="t" verticies="t" text="t" shapetype="t"/>
-            <w10:anchorlock/>
-          </v:rect>
-        </w:pict>
-      </w:r>
-    </w:p>
-    <w:p>
-      <w:pPr>
-        <w:tabs>
-          <w:tab w:val="left" w:pos="1611"/>
-        </w:tabs>
-        <w:rPr>
-          <w:color w:val="000000"/>
-        </w:rPr>
-      </w:pPr>
-    </w:p>
-    <w:p>
-      <w:pPr>
-        <w:pStyle w:val="NormalWeb"/>
-        <w:shd w:val="clear" w:color="auto" w:fill="191A1B"/>
-        <w:spacing w:before="24" w:beforeAutospacing="0" w:after="48" w:afterAutospacing="0"/>
-        <w:rPr>
-          <w:rFonts w:ascii="Segoe UI" w:hAnsi="Segoe UI" w:cs="Segoe UI"/>
-          <w:color w:val="BFBFBF"/>
-          <w:sz w:val="20"/>
-          <w:szCs w:val="20"/>
-        </w:rPr>
-      </w:pPr>
-      <w:r>
-        <w:rPr>
-          <w:rStyle w:val="Strong"/>
-          <w:rFonts w:ascii="Segoe UI" w:eastAsiaTheme="majorEastAsia" w:hAnsi="Segoe UI" w:cs="Segoe UI"/>
-          <w:color w:val="BFBFBF"/>
-          <w:sz w:val="20"/>
-          <w:szCs w:val="20"/>
-        </w:rPr>
-        <w:t>1. Local Development (on your machine)</w:t>
-      </w:r>
-    </w:p>
-    <w:p>
-      <w:pPr>
-        <w:numPr>
-          <w:ilvl w:val="0"/>
-          <w:numId w:val="14"/>
-        </w:numPr>
-        <w:shd w:val="clear" w:color="auto" w:fill="191A1B"/>
-        <w:spacing w:before="100" w:beforeAutospacing="1" w:after="100" w:afterAutospacing="1"/>
-        <w:rPr>
-          <w:rFonts w:ascii="Segoe UI" w:hAnsi="Segoe UI" w:cs="Segoe UI"/>
-          <w:color w:val="BFBFBF"/>
-          <w:sz w:val="20"/>
-          <w:szCs w:val="20"/>
-        </w:rPr>
-      </w:pPr>
-      <w:r>
-        <w:rPr>
-          <w:rFonts w:ascii="Segoe UI" w:hAnsi="Segoe UI" w:cs="Segoe UI"/>
-          <w:color w:val="BFBFBF"/>
-          <w:sz w:val="20"/>
-          <w:szCs w:val="20"/>
-        </w:rPr>
-        <w:t>Keep using </w:t>
-      </w:r>
-      <w:r>
-        <w:rPr>
-          <w:rStyle w:val="HTMLCode"/>
-          <w:rFonts w:eastAsiaTheme="majorEastAsia"/>
-          <w:color w:val="8C8C8C"/>
-          <w:sz w:val="18"/>
-          <w:szCs w:val="18"/>
-          <w:shd w:val="clear" w:color="auto" w:fill="262626"/>
-        </w:rPr>
-        <w:t>.env</w:t>
-      </w:r>
-      <w:r>
-        <w:rPr>
-          <w:rFonts w:ascii="Segoe UI" w:hAnsi="Segoe UI" w:cs="Segoe UI"/>
-          <w:color w:val="BFBFBF"/>
-          <w:sz w:val="20"/>
-          <w:szCs w:val="20"/>
-        </w:rPr>
-        <w:t> file with DB credentials</w:t>
-      </w:r>
-    </w:p>
-    <w:p>
-      <w:pPr>
-        <w:numPr>
-          <w:ilvl w:val="0"/>
-          <w:numId w:val="14"/>
-        </w:numPr>
-        <w:shd w:val="clear" w:color="auto" w:fill="191A1B"/>
-        <w:spacing w:before="100" w:beforeAutospacing="1" w:after="100" w:afterAutospacing="1"/>
-        <w:rPr>
-          <w:rFonts w:ascii="Segoe UI" w:hAnsi="Segoe UI" w:cs="Segoe UI"/>
-          <w:color w:val="BFBFBF"/>
-          <w:sz w:val="20"/>
-          <w:szCs w:val="20"/>
-        </w:rPr>
-      </w:pPr>
-      <w:r>
-        <w:rPr>
-          <w:rFonts w:ascii="Segoe UI" w:hAnsi="Segoe UI" w:cs="Segoe UI"/>
-          <w:color w:val="BFBFBF"/>
-          <w:sz w:val="20"/>
-          <w:szCs w:val="20"/>
-        </w:rPr>
-        <w:t>No Parameter Store needed</w:t>
-      </w:r>
-    </w:p>
-    <w:p>
-      <w:pPr>
-        <w:numPr>
-          <w:ilvl w:val="0"/>
-          <w:numId w:val="14"/>
-        </w:numPr>
-        <w:shd w:val="clear" w:color="auto" w:fill="191A1B"/>
-        <w:spacing w:before="100" w:beforeAutospacing="1" w:after="100" w:afterAutospacing="1"/>
-        <w:rPr>
-          <w:rFonts w:ascii="Segoe UI" w:hAnsi="Segoe UI" w:cs="Segoe UI"/>
-          <w:color w:val="BFBFBF"/>
-          <w:sz w:val="20"/>
-          <w:szCs w:val="20"/>
-        </w:rPr>
-      </w:pPr>
-      <w:r>
-        <w:rPr>
-          <w:rFonts w:ascii="Segoe UI" w:hAnsi="Segoe UI" w:cs="Segoe UI"/>
-          <w:color w:val="BFBFBF"/>
-          <w:sz w:val="20"/>
-          <w:szCs w:val="20"/>
-        </w:rPr>
-        <w:t>How to trigger: Set </w:t>
-      </w:r>
-      <w:r>
-        <w:rPr>
-          <w:rStyle w:val="HTMLCode"/>
-          <w:rFonts w:eastAsiaTheme="majorEastAsia"/>
-          <w:color w:val="8C8C8C"/>
-          <w:sz w:val="18"/>
-          <w:szCs w:val="18"/>
-          <w:shd w:val="clear" w:color="auto" w:fill="262626"/>
-        </w:rPr>
-        <w:t>LOCAL_DEV=true</w:t>
-      </w:r>
-      <w:r>
-        <w:rPr>
-          <w:rFonts w:ascii="Segoe UI" w:hAnsi="Segoe UI" w:cs="Segoe UI"/>
-          <w:color w:val="BFBFBF"/>
-          <w:sz w:val="20"/>
-          <w:szCs w:val="20"/>
-        </w:rPr>
-        <w:t> in your local shell/IDE</w:t>
-      </w:r>
-    </w:p>
-    <w:p>
-      <w:pPr>
-        <w:pStyle w:val="NormalWeb"/>
-        <w:shd w:val="clear" w:color="auto" w:fill="191A1B"/>
-        <w:spacing w:before="24" w:beforeAutospacing="0" w:after="48" w:afterAutospacing="0"/>
-        <w:rPr>
-          <w:rFonts w:ascii="Segoe UI" w:hAnsi="Segoe UI" w:cs="Segoe UI"/>
-          <w:color w:val="BFBFBF"/>
-          <w:sz w:val="20"/>
-          <w:szCs w:val="20"/>
-        </w:rPr>
-      </w:pPr>
-      <w:r>
-        <w:rPr>
-          <w:rStyle w:val="Strong"/>
-          <w:rFonts w:ascii="Segoe UI" w:eastAsiaTheme="majorEastAsia" w:hAnsi="Segoe UI" w:cs="Segoe UI"/>
-          <w:color w:val="BFBFBF"/>
-          <w:sz w:val="20"/>
-          <w:szCs w:val="20"/>
-        </w:rPr>
-        <w:t>2. EB with NODE_ENV=development</w:t>
-      </w:r>
-    </w:p>
-    <w:p>
-      <w:pPr>
-        <w:numPr>
-          <w:ilvl w:val="0"/>
-          <w:numId w:val="15"/>
-        </w:numPr>
-        <w:shd w:val="clear" w:color="auto" w:fill="191A1B"/>
-        <w:spacing w:before="100" w:beforeAutospacing="1" w:after="100" w:afterAutospacing="1"/>
-        <w:rPr>
-          <w:rFonts w:ascii="Segoe UI" w:hAnsi="Segoe UI" w:cs="Segoe UI"/>
-          <w:color w:val="BFBFBF"/>
-          <w:sz w:val="20"/>
-          <w:szCs w:val="20"/>
-        </w:rPr>
-      </w:pPr>
-      <w:r>
-        <w:rPr>
-          <w:rFonts w:ascii="Segoe UI" w:hAnsi="Segoe UI" w:cs="Segoe UI"/>
-          <w:color w:val="BFBFBF"/>
-          <w:sz w:val="20"/>
-          <w:szCs w:val="20"/>
-        </w:rPr>
-        <w:t>Load from Parameter Store at </w:t>
-      </w:r>
-      <w:r>
-        <w:rPr>
-          <w:rStyle w:val="HTMLCode"/>
-          <w:rFonts w:eastAsiaTheme="majorEastAsia"/>
-          <w:color w:val="8C8C8C"/>
-          <w:sz w:val="18"/>
-          <w:szCs w:val="18"/>
-          <w:shd w:val="clear" w:color="auto" w:fill="262626"/>
-        </w:rPr>
-        <w:t>/</w:t>
-      </w:r>
-      <w:proofErr w:type="spellStart"/>
-      <w:r>
-        <w:rPr>
-          <w:rStyle w:val="HTMLCode"/>
-          <w:rFonts w:eastAsiaTheme="majorEastAsia"/>
-          <w:color w:val="8C8C8C"/>
-          <w:sz w:val="18"/>
-          <w:szCs w:val="18"/>
-          <w:shd w:val="clear" w:color="auto" w:fill="262626"/>
-        </w:rPr>
-        <w:t>odts</w:t>
-      </w:r>
-      <w:proofErr w:type="spellEnd"/>
-      <w:r>
-        <w:rPr>
-          <w:rStyle w:val="HTMLCode"/>
-          <w:rFonts w:eastAsiaTheme="majorEastAsia"/>
-          <w:color w:val="8C8C8C"/>
-          <w:sz w:val="18"/>
-          <w:szCs w:val="18"/>
-          <w:shd w:val="clear" w:color="auto" w:fill="262626"/>
-        </w:rPr>
-        <w:t>/dev/*</w:t>
-      </w:r>
-    </w:p>
-    <w:p>
-      <w:pPr>
-        <w:numPr>
-          <w:ilvl w:val="0"/>
-          <w:numId w:val="15"/>
-        </w:numPr>
-        <w:shd w:val="clear" w:color="auto" w:fill="191A1B"/>
-        <w:spacing w:before="100" w:beforeAutospacing="1" w:after="100" w:afterAutospacing="1"/>
-        <w:rPr>
-          <w:rFonts w:ascii="Segoe UI" w:hAnsi="Segoe UI" w:cs="Segoe UI"/>
-          <w:color w:val="BFBFBF"/>
-          <w:sz w:val="20"/>
-          <w:szCs w:val="20"/>
-        </w:rPr>
-      </w:pPr>
-      <w:r>
-        <w:rPr>
-          <w:rFonts w:ascii="Segoe UI" w:hAnsi="Segoe UI" w:cs="Segoe UI"/>
-          <w:color w:val="BFBFBF"/>
-          <w:sz w:val="20"/>
-          <w:szCs w:val="20"/>
-        </w:rPr>
-        <w:t>Set in EB environment properties:</w:t>
-      </w:r>
-    </w:p>
-    <w:p>
-      <w:pPr>
-        <w:pStyle w:val="HTMLPreformatted"/>
-        <w:numPr>
-          <w:ilvl w:val="0"/>
-          <w:numId w:val="15"/>
-        </w:numPr>
-        <w:shd w:val="clear" w:color="auto" w:fill="191A1B"/>
-        <w:tabs>
-          <w:tab w:val="clear" w:pos="720"/>
-        </w:tabs>
-        <w:rPr>
-          <w:rStyle w:val="HTMLCode"/>
-          <w:rFonts w:eastAsiaTheme="majorEastAsia"/>
-          <w:color w:val="8C8C8C"/>
-          <w:sz w:val="18"/>
-          <w:szCs w:val="18"/>
-          <w:shd w:val="clear" w:color="auto" w:fill="262626"/>
-        </w:rPr>
-      </w:pPr>
-      <w:r>
-        <w:rPr>
-          <w:rStyle w:val="HTMLCode"/>
-          <w:rFonts w:eastAsiaTheme="majorEastAsia"/>
-          <w:color w:val="8C8C8C"/>
-          <w:sz w:val="18"/>
-          <w:szCs w:val="18"/>
-          <w:shd w:val="clear" w:color="auto" w:fill="262626"/>
-        </w:rPr>
-        <w:t>NODE_ENV=development</w:t>
-      </w:r>
-    </w:p>
-    <w:p>
-      <w:pPr>
-        <w:pStyle w:val="HTMLPreformatted"/>
-        <w:numPr>
-          <w:ilvl w:val="0"/>
-          <w:numId w:val="15"/>
-        </w:numPr>
-        <w:shd w:val="clear" w:color="auto" w:fill="191A1B"/>
-        <w:tabs>
-          <w:tab w:val="clear" w:pos="720"/>
-        </w:tabs>
-        <w:rPr>
-          <w:rStyle w:val="HTMLCode"/>
-          <w:rFonts w:eastAsiaTheme="majorEastAsia"/>
-          <w:color w:val="8C8C8C"/>
-          <w:sz w:val="18"/>
-          <w:szCs w:val="18"/>
-          <w:shd w:val="clear" w:color="auto" w:fill="262626"/>
-        </w:rPr>
-      </w:pPr>
-      <w:r>
-        <w:rPr>
-          <w:rStyle w:val="HTMLCode"/>
-          <w:rFonts w:eastAsiaTheme="majorEastAsia"/>
-          <w:color w:val="8C8C8C"/>
-          <w:sz w:val="18"/>
-          <w:szCs w:val="18"/>
-          <w:shd w:val="clear" w:color="auto" w:fill="262626"/>
-        </w:rPr>
-        <w:t>PARAM_ENV=dev</w:t>
-      </w:r>
-    </w:p>
-    <w:p>
-      <w:pPr>
-        <w:pStyle w:val="HTMLPreformatted"/>
-        <w:numPr>
-          <w:ilvl w:val="0"/>
-          <w:numId w:val="15"/>
-        </w:numPr>
-        <w:shd w:val="clear" w:color="auto" w:fill="191A1B"/>
-        <w:tabs>
-          <w:tab w:val="clear" w:pos="720"/>
-        </w:tabs>
-        <w:rPr>
-          <w:rStyle w:val="HTMLCode"/>
-          <w:rFonts w:eastAsiaTheme="majorEastAsia"/>
-          <w:color w:val="8C8C8C"/>
-          <w:sz w:val="18"/>
-          <w:szCs w:val="18"/>
-          <w:shd w:val="clear" w:color="auto" w:fill="262626"/>
-        </w:rPr>
-      </w:pPr>
-      <w:r>
-        <w:rPr>
-          <w:rStyle w:val="HTMLCode"/>
-          <w:rFonts w:eastAsiaTheme="majorEastAsia"/>
-          <w:color w:val="8C8C8C"/>
-          <w:sz w:val="18"/>
-          <w:szCs w:val="18"/>
-          <w:shd w:val="clear" w:color="auto" w:fill="262626"/>
-        </w:rPr>
-        <w:t>AWS_REGION=ap-south-1</w:t>
-      </w:r>
-    </w:p>
-    <w:p>
-      <w:pPr>
-        <w:pStyle w:val="NormalWeb"/>
-        <w:shd w:val="clear" w:color="auto" w:fill="191A1B"/>
-        <w:spacing w:before="24" w:beforeAutospacing="0" w:after="48" w:afterAutospacing="0"/>
-        <w:rPr>
-          <w:rFonts w:ascii="Segoe UI" w:hAnsi="Segoe UI" w:cs="Segoe UI"/>
-          <w:color w:val="BFBFBF"/>
-          <w:sz w:val="20"/>
-          <w:szCs w:val="20"/>
-        </w:rPr>
-      </w:pPr>
-      <w:r>
-        <w:rPr>
-          <w:rStyle w:val="Strong"/>
-          <w:rFonts w:ascii="Segoe UI" w:eastAsiaTheme="majorEastAsia" w:hAnsi="Segoe UI" w:cs="Segoe UI"/>
-          <w:color w:val="BFBFBF"/>
-          <w:sz w:val="20"/>
-          <w:szCs w:val="20"/>
-        </w:rPr>
-        <w:t>3. EB with NODE_ENV=production</w:t>
-      </w:r>
-    </w:p>
-    <w:p>
-      <w:pPr>
-        <w:numPr>
-          <w:ilvl w:val="0"/>
-          <w:numId w:val="16"/>
-        </w:numPr>
-        <w:shd w:val="clear" w:color="auto" w:fill="191A1B"/>
-        <w:spacing w:before="100" w:beforeAutospacing="1" w:after="100" w:afterAutospacing="1"/>
-        <w:rPr>
-          <w:rFonts w:ascii="Segoe UI" w:hAnsi="Segoe UI" w:cs="Segoe UI"/>
-          <w:color w:val="BFBFBF"/>
-          <w:sz w:val="20"/>
-          <w:szCs w:val="20"/>
-        </w:rPr>
-      </w:pPr>
-      <w:r>
-        <w:rPr>
-          <w:rFonts w:ascii="Segoe UI" w:hAnsi="Segoe UI" w:cs="Segoe UI"/>
-          <w:color w:val="BFBFBF"/>
-          <w:sz w:val="20"/>
-          <w:szCs w:val="20"/>
-        </w:rPr>
-        <w:t>Load from Parameter Store at </w:t>
-      </w:r>
-      <w:r>
-        <w:rPr>
-          <w:rStyle w:val="HTMLCode"/>
-          <w:rFonts w:eastAsiaTheme="majorEastAsia"/>
-          <w:color w:val="8C8C8C"/>
-          <w:sz w:val="18"/>
-          <w:szCs w:val="18"/>
-          <w:shd w:val="clear" w:color="auto" w:fill="262626"/>
-        </w:rPr>
-        <w:t>/</w:t>
-      </w:r>
-      <w:proofErr w:type="spellStart"/>
-      <w:r>
-        <w:rPr>
-          <w:rStyle w:val="HTMLCode"/>
-          <w:rFonts w:eastAsiaTheme="majorEastAsia"/>
-          <w:color w:val="8C8C8C"/>
-          <w:sz w:val="18"/>
-          <w:szCs w:val="18"/>
-          <w:shd w:val="clear" w:color="auto" w:fill="262626"/>
-        </w:rPr>
-        <w:t>odts</w:t>
-      </w:r>
-      <w:proofErr w:type="spellEnd"/>
-      <w:r>
-        <w:rPr>
-          <w:rStyle w:val="HTMLCode"/>
-          <w:rFonts w:eastAsiaTheme="majorEastAsia"/>
-          <w:color w:val="8C8C8C"/>
-          <w:sz w:val="18"/>
-          <w:szCs w:val="18"/>
-          <w:shd w:val="clear" w:color="auto" w:fill="262626"/>
-        </w:rPr>
-        <w:t>/prod/*</w:t>
-      </w:r>
-    </w:p>
-    <w:p>
-      <w:pPr>
-        <w:numPr>
-          <w:ilvl w:val="0"/>
-          <w:numId w:val="16"/>
-        </w:numPr>
-        <w:shd w:val="clear" w:color="auto" w:fill="191A1B"/>
-        <w:spacing w:before="100" w:beforeAutospacing="1" w:after="100" w:afterAutospacing="1"/>
-        <w:rPr>
-          <w:rFonts w:ascii="Segoe UI" w:hAnsi="Segoe UI" w:cs="Segoe UI"/>
-          <w:color w:val="BFBFBF"/>
-          <w:sz w:val="20"/>
-          <w:szCs w:val="20"/>
-        </w:rPr>
-      </w:pPr>
-      <w:r>
-        <w:rPr>
-          <w:rFonts w:ascii="Segoe UI" w:hAnsi="Segoe UI" w:cs="Segoe UI"/>
-          <w:color w:val="BFBFBF"/>
-          <w:sz w:val="20"/>
-          <w:szCs w:val="20"/>
-        </w:rPr>
-        <w:t>Set in EB environment properties:</w:t>
-      </w:r>
-    </w:p>
-    <w:p>
-      <w:pPr>
-        <w:pStyle w:val="HTMLPreformatted"/>
-        <w:numPr>
-          <w:ilvl w:val="0"/>
-          <w:numId w:val="16"/>
-        </w:numPr>
-        <w:shd w:val="clear" w:color="auto" w:fill="191A1B"/>
-        <w:tabs>
-          <w:tab w:val="clear" w:pos="720"/>
-        </w:tabs>
-        <w:rPr>
-          <w:rStyle w:val="HTMLCode"/>
-          <w:rFonts w:eastAsiaTheme="majorEastAsia"/>
-          <w:color w:val="8C8C8C"/>
-          <w:sz w:val="18"/>
-          <w:szCs w:val="18"/>
-          <w:shd w:val="clear" w:color="auto" w:fill="262626"/>
-        </w:rPr>
-      </w:pPr>
-      <w:r>
-        <w:rPr>
-          <w:rStyle w:val="HTMLCode"/>
-          <w:rFonts w:eastAsiaTheme="majorEastAsia"/>
-          <w:color w:val="8C8C8C"/>
-          <w:sz w:val="18"/>
-          <w:szCs w:val="18"/>
-          <w:shd w:val="clear" w:color="auto" w:fill="262626"/>
-        </w:rPr>
-        <w:lastRenderedPageBreak/>
-        <w:t>NODE_ENV=production</w:t>
-      </w:r>
-    </w:p>
-    <w:p>
-      <w:pPr>
-        <w:pStyle w:val="HTMLPreformatted"/>
-        <w:numPr>
-          <w:ilvl w:val="0"/>
-          <w:numId w:val="16"/>
-        </w:numPr>
-        <w:shd w:val="clear" w:color="auto" w:fill="191A1B"/>
-        <w:tabs>
-          <w:tab w:val="clear" w:pos="720"/>
-        </w:tabs>
-        <w:rPr>
-          <w:rStyle w:val="HTMLCode"/>
-          <w:rFonts w:eastAsiaTheme="majorEastAsia"/>
-          <w:color w:val="8C8C8C"/>
-          <w:sz w:val="18"/>
-          <w:szCs w:val="18"/>
-          <w:shd w:val="clear" w:color="auto" w:fill="262626"/>
-        </w:rPr>
-      </w:pPr>
-      <w:r>
-        <w:rPr>
-          <w:rStyle w:val="HTMLCode"/>
-          <w:rFonts w:eastAsiaTheme="majorEastAsia"/>
-          <w:color w:val="8C8C8C"/>
-          <w:sz w:val="18"/>
-          <w:szCs w:val="18"/>
-          <w:shd w:val="clear" w:color="auto" w:fill="262626"/>
-        </w:rPr>
-        <w:t>PARAM_ENV=prod</w:t>
-      </w:r>
-    </w:p>
-    <w:p>
-      <w:pPr>
-        <w:pStyle w:val="HTMLPreformatted"/>
-        <w:shd w:val="clear" w:color="auto" w:fill="191A1B"/>
-        <w:ind w:left="720"/>
-        <w:rPr>
-          <w:color w:val="BFBFBF"/>
-        </w:rPr>
-      </w:pPr>
-      <w:r>
-        <w:rPr>
-          <w:rStyle w:val="HTMLCode"/>
-          <w:rFonts w:eastAsiaTheme="majorEastAsia"/>
-          <w:color w:val="8C8C8C"/>
-          <w:sz w:val="18"/>
-          <w:szCs w:val="18"/>
-          <w:shd w:val="clear" w:color="auto" w:fill="262626"/>
-        </w:rPr>
         <w:t>AWS_REGION=ap-south-1</w:t>
       </w:r>
     </w:p>
@@ -11995,7 +9330,6 @@
         </w:rPr>
         <w:t xml:space="preserve">run locally: </w:t>
       </w:r>
-      <w:proofErr w:type="spellStart"/>
       <w:r>
         <w:rPr>
           <w:rStyle w:val="HTMLCode"/>
@@ -12005,19 +9339,7 @@
           <w:szCs w:val="22"/>
           <w:shd w:val="clear" w:color="auto" w:fill="262626"/>
         </w:rPr>
-        <w:t>npm</w:t>
-      </w:r>
-      <w:proofErr w:type="spellEnd"/>
-      <w:r>
-        <w:rPr>
-          <w:rStyle w:val="HTMLCode"/>
-          <w:rFonts w:eastAsiaTheme="majorEastAsia"/>
-          <w:color w:val="8C8C8C"/>
-          <w:sz w:val="22"/>
-          <w:szCs w:val="22"/>
-          <w:shd w:val="clear" w:color="auto" w:fill="262626"/>
-        </w:rPr>
-        <w:t xml:space="preserve"> run dev</w:t>
+        <w:t>npm run dev</w:t>
       </w:r>
       <w:r>
         <w:rPr>
